--- a/PPI_Cuarto_Semestre_RPA_LAD6819_FINAL.docx
+++ b/PPI_Cuarto_Semestre_RPA_LAD6819_FINAL.docx
@@ -921,6 +921,7 @@
           <w:p>
             <w:pPr>
               <w:pStyle w:val="TableContents"/>
+              <w:spacing w:line="276" w:lineRule="auto" w:before="40" w:after="40"/>
               <w:jc w:val="center"/>
               <w:rPr>
                 <w:rFonts w:ascii="Times New Roman" w:hAnsi="Times New Roman" w:cs="Times New Roman"/>
@@ -930,9 +931,10 @@
             </w:pPr>
             <w:r>
               <w:rPr>
-                <w:rFonts w:ascii="Times New Roman" w:hAnsi="Times New Roman" w:cs="Times New Roman"/>
-                <w:b/>
-                <w:bCs/>
+                <w:rFonts w:ascii="Arial" w:hAnsi="Arial" w:cs="Times New Roman"/>
+                <w:b/>
+                <w:bCs/>
+                <w:sz w:val="19"/>
               </w:rPr>
               <w:t>Fecha</w:t>
             </w:r>
@@ -958,6 +960,7 @@
           <w:p>
             <w:pPr>
               <w:pStyle w:val="TableContents"/>
+              <w:spacing w:line="276" w:lineRule="auto" w:before="40" w:after="40"/>
               <w:jc w:val="center"/>
               <w:rPr>
                 <w:rFonts w:ascii="Times New Roman" w:hAnsi="Times New Roman" w:cs="Times New Roman"/>
@@ -967,9 +970,10 @@
             </w:pPr>
             <w:r>
               <w:rPr>
-                <w:rFonts w:ascii="Times New Roman" w:hAnsi="Times New Roman" w:cs="Times New Roman"/>
-                <w:b/>
-                <w:bCs/>
+                <w:rFonts w:ascii="Arial" w:hAnsi="Arial" w:cs="Times New Roman"/>
+                <w:b/>
+                <w:bCs/>
+                <w:sz w:val="19"/>
               </w:rPr>
               <w:t>Versión</w:t>
             </w:r>
@@ -995,6 +999,7 @@
           <w:p>
             <w:pPr>
               <w:pStyle w:val="TableContents"/>
+              <w:spacing w:line="276" w:lineRule="auto" w:before="40" w:after="40"/>
               <w:jc w:val="center"/>
               <w:rPr>
                 <w:rFonts w:ascii="Times New Roman" w:hAnsi="Times New Roman" w:cs="Times New Roman"/>
@@ -1004,17 +1009,19 @@
             </w:pPr>
             <w:r>
               <w:rPr>
-                <w:rFonts w:ascii="Times New Roman" w:hAnsi="Times New Roman" w:cs="Times New Roman"/>
-                <w:b/>
-                <w:bCs/>
+                <w:rFonts w:ascii="Arial" w:hAnsi="Arial" w:cs="Times New Roman"/>
+                <w:b/>
+                <w:bCs/>
+                <w:sz w:val="19"/>
               </w:rPr>
               <w:t xml:space="preserve">Descripción de la </w:t>
             </w:r>
             <w:r>
               <w:rPr>
-                <w:rFonts w:ascii="Times New Roman" w:hAnsi="Times New Roman" w:cs="Times New Roman"/>
-                <w:b/>
-                <w:bCs/>
+                <w:rFonts w:ascii="Arial" w:hAnsi="Arial" w:cs="Times New Roman"/>
+                <w:b/>
+                <w:bCs/>
+                <w:sz w:val="19"/>
               </w:rPr>
               <w:t>actualización</w:t>
             </w:r>
@@ -1041,6 +1048,7 @@
           <w:p>
             <w:pPr>
               <w:pStyle w:val="TableContents"/>
+              <w:spacing w:line="276" w:lineRule="auto" w:before="40" w:after="40"/>
               <w:jc w:val="center"/>
               <w:rPr>
                 <w:rFonts w:ascii="Times New Roman" w:hAnsi="Times New Roman" w:cs="Times New Roman"/>
@@ -1050,9 +1058,10 @@
             </w:pPr>
             <w:r>
               <w:rPr>
-                <w:rFonts w:ascii="Times New Roman" w:hAnsi="Times New Roman" w:cs="Times New Roman"/>
-                <w:b/>
-                <w:bCs/>
+                <w:rFonts w:ascii="Arial" w:hAnsi="Arial" w:cs="Times New Roman"/>
+                <w:b/>
+                <w:bCs/>
+                <w:sz w:val="19"/>
               </w:rPr>
               <w:t>Autor</w:t>
             </w:r>
@@ -1076,7 +1085,14 @@
             <w:vAlign w:val="center"/>
           </w:tcPr>
           <w:p>
-            <w:r>
+            <w:pPr>
+              <w:spacing w:line="276" w:lineRule="auto" w:before="40" w:after="40"/>
+            </w:pPr>
+            <w:r>
+              <w:rPr>
+                <w:rFonts w:ascii="Arial" w:hAnsi="Arial"/>
+                <w:sz w:val="19"/>
+              </w:rPr>
               <w:t>05/09/2026</w:t>
             </w:r>
           </w:p>
@@ -1097,7 +1113,14 @@
             <w:vAlign w:val="center"/>
           </w:tcPr>
           <w:p>
-            <w:r>
+            <w:pPr>
+              <w:spacing w:line="276" w:lineRule="auto" w:before="40" w:after="40"/>
+            </w:pPr>
+            <w:r>
+              <w:rPr>
+                <w:rFonts w:ascii="Arial" w:hAnsi="Arial"/>
+                <w:sz w:val="19"/>
+              </w:rPr>
               <w:t>1.0</w:t>
             </w:r>
           </w:p>
@@ -1118,7 +1141,14 @@
             <w:vAlign w:val="center"/>
           </w:tcPr>
           <w:p>
-            <w:r>
+            <w:pPr>
+              <w:spacing w:line="276" w:lineRule="auto" w:before="40" w:after="40"/>
+            </w:pPr>
+            <w:r>
+              <w:rPr>
+                <w:rFonts w:ascii="Arial" w:hAnsi="Arial"/>
+                <w:sz w:val="19"/>
+              </w:rPr>
               <w:t>Versión inicial: Levantamiento de necesidades organizacionales y especificación de requisitos del sistema.</w:t>
             </w:r>
           </w:p>
@@ -1140,7 +1170,14 @@
             <w:vAlign w:val="center"/>
           </w:tcPr>
           <w:p>
-            <w:r>
+            <w:pPr>
+              <w:spacing w:line="276" w:lineRule="auto" w:before="40" w:after="40"/>
+            </w:pPr>
+            <w:r>
+              <w:rPr>
+                <w:rFonts w:ascii="Arial" w:hAnsi="Arial"/>
+                <w:sz w:val="19"/>
+              </w:rPr>
               <w:t>Wilmer Vega</w:t>
             </w:r>
           </w:p>
@@ -1163,7 +1200,14 @@
             <w:vAlign w:val="center"/>
           </w:tcPr>
           <w:p>
-            <w:r>
+            <w:pPr>
+              <w:spacing w:line="276" w:lineRule="auto" w:before="40" w:after="40"/>
+            </w:pPr>
+            <w:r>
+              <w:rPr>
+                <w:rFonts w:ascii="Arial" w:hAnsi="Arial"/>
+                <w:sz w:val="19"/>
+              </w:rPr>
               <w:t>01/10/2026</w:t>
             </w:r>
           </w:p>
@@ -1184,7 +1228,14 @@
             <w:vAlign w:val="center"/>
           </w:tcPr>
           <w:p>
-            <w:r>
+            <w:pPr>
+              <w:spacing w:line="276" w:lineRule="auto" w:before="40" w:after="40"/>
+            </w:pPr>
+            <w:r>
+              <w:rPr>
+                <w:rFonts w:ascii="Arial" w:hAnsi="Arial"/>
+                <w:sz w:val="19"/>
+              </w:rPr>
               <w:t>1.5</w:t>
             </w:r>
           </w:p>
@@ -1205,7 +1256,14 @@
             <w:vAlign w:val="center"/>
           </w:tcPr>
           <w:p>
-            <w:r>
+            <w:pPr>
+              <w:spacing w:line="276" w:lineRule="auto" w:before="40" w:after="40"/>
+            </w:pPr>
+            <w:r>
+              <w:rPr>
+                <w:rFonts w:ascii="Arial" w:hAnsi="Arial"/>
+                <w:sz w:val="19"/>
+              </w:rPr>
               <w:t>Diseño de arquitectura de componentes, modelo de datos NoSQL y prototipo interactivo en React.</w:t>
             </w:r>
           </w:p>
@@ -1227,7 +1285,14 @@
             <w:vAlign w:val="center"/>
           </w:tcPr>
           <w:p>
-            <w:r>
+            <w:pPr>
+              <w:spacing w:line="276" w:lineRule="auto" w:before="40" w:after="40"/>
+            </w:pPr>
+            <w:r>
+              <w:rPr>
+                <w:rFonts w:ascii="Arial" w:hAnsi="Arial"/>
+                <w:sz w:val="19"/>
+              </w:rPr>
               <w:t>Danilo Ortiz</w:t>
             </w:r>
           </w:p>
@@ -1250,7 +1315,14 @@
             <w:vAlign w:val="center"/>
           </w:tcPr>
           <w:p>
-            <w:r>
+            <w:pPr>
+              <w:spacing w:line="276" w:lineRule="auto" w:before="40" w:after="40"/>
+            </w:pPr>
+            <w:r>
+              <w:rPr>
+                <w:rFonts w:ascii="Arial" w:hAnsi="Arial"/>
+                <w:sz w:val="19"/>
+              </w:rPr>
               <w:t>20/10/2026</w:t>
             </w:r>
           </w:p>
@@ -1271,7 +1343,14 @@
             <w:vAlign w:val="center"/>
           </w:tcPr>
           <w:p>
-            <w:r>
+            <w:pPr>
+              <w:spacing w:line="276" w:lineRule="auto" w:before="40" w:after="40"/>
+            </w:pPr>
+            <w:r>
+              <w:rPr>
+                <w:rFonts w:ascii="Arial" w:hAnsi="Arial"/>
+                <w:sz w:val="19"/>
+              </w:rPr>
               <w:t>2.0</w:t>
             </w:r>
           </w:p>
@@ -1292,7 +1371,14 @@
             <w:vAlign w:val="center"/>
           </w:tcPr>
           <w:p>
-            <w:r>
+            <w:pPr>
+              <w:spacing w:line="276" w:lineRule="auto" w:before="40" w:after="40"/>
+            </w:pPr>
+            <w:r>
+              <w:rPr>
+                <w:rFonts w:ascii="Arial" w:hAnsi="Arial"/>
+                <w:sz w:val="19"/>
+              </w:rPr>
               <w:t>Entrega Final: Migración a Fullstack Next.js 14 App Router (TypeScript, sin Python), RBAC (Admin, Supervisor, Analista), Carga Masiva SheetJS, Registro de Empresas con Reglas y Pagos Únicos.</w:t>
             </w:r>
           </w:p>
@@ -1314,7 +1400,14 @@
             <w:vAlign w:val="center"/>
           </w:tcPr>
           <w:p>
-            <w:r>
+            <w:pPr>
+              <w:spacing w:line="276" w:lineRule="auto" w:before="40" w:after="40"/>
+            </w:pPr>
+            <w:r>
+              <w:rPr>
+                <w:rFonts w:ascii="Arial" w:hAnsi="Arial"/>
+                <w:sz w:val="19"/>
+              </w:rPr>
               <w:t>Juan Santana</w:t>
             </w:r>
           </w:p>
@@ -3955,7 +4048,7 @@
           </w:tcPr>
           <w:p>
             <w:pPr>
-              <w:spacing w:before="120" w:after="120"/>
+              <w:spacing w:before="40" w:after="40" w:line="276" w:lineRule="auto"/>
               <w:jc w:val="center"/>
               <w:rPr>
                 <w:rFonts w:ascii="Arial" w:hAnsi="Arial" w:cs="Arial"/>
@@ -4012,7 +4105,7 @@
           </w:tcPr>
           <w:p>
             <w:pPr>
-              <w:spacing w:before="60" w:after="60"/>
+              <w:spacing w:before="40" w:after="40" w:line="276" w:lineRule="auto"/>
               <w:rPr>
                 <w:rFonts w:ascii="Arial" w:hAnsi="Arial" w:cs="Arial"/>
                 <w:b/>
@@ -4045,7 +4138,14 @@
             </w:tcBorders>
           </w:tcPr>
           <w:p>
-            <w:r>
+            <w:pPr>
+              <w:spacing w:line="276" w:lineRule="auto" w:before="40" w:after="40"/>
+            </w:pPr>
+            <w:r>
+              <w:rPr>
+                <w:rFonts w:ascii="Arial" w:hAnsi="Arial"/>
+                <w:sz w:val="19"/>
+              </w:rPr>
               <w:t>BLACKSMITH RESEARCH COLOMBIA S.A.S.</w:t>
             </w:r>
           </w:p>
@@ -4068,7 +4168,7 @@
           </w:tcPr>
           <w:p>
             <w:pPr>
-              <w:spacing w:before="60" w:after="60"/>
+              <w:spacing w:before="40" w:after="40" w:line="276" w:lineRule="auto"/>
               <w:rPr>
                 <w:rFonts w:ascii="Arial" w:hAnsi="Arial" w:cs="Arial"/>
                 <w:b/>
@@ -4111,7 +4211,14 @@
             </w:tcBorders>
           </w:tcPr>
           <w:p>
-            <w:r>
+            <w:pPr>
+              <w:spacing w:line="276" w:lineRule="auto" w:before="40" w:after="40"/>
+            </w:pPr>
+            <w:r>
+              <w:rPr>
+                <w:rFonts w:ascii="Arial" w:hAnsi="Arial"/>
+                <w:sz w:val="19"/>
+              </w:rPr>
               <w:t>Liquidación y Orquestación de Descuentos de Nómina</w:t>
             </w:r>
           </w:p>
@@ -4134,7 +4241,7 @@
           </w:tcPr>
           <w:p>
             <w:pPr>
-              <w:spacing w:before="60" w:after="60"/>
+              <w:spacing w:before="40" w:after="40" w:line="276" w:lineRule="auto"/>
               <w:rPr>
                 <w:rFonts w:ascii="Arial" w:hAnsi="Arial" w:cs="Arial"/>
                 <w:b/>
@@ -4167,7 +4274,14 @@
             </w:tcBorders>
           </w:tcPr>
           <w:p>
-            <w:r>
+            <w:pPr>
+              <w:spacing w:line="276" w:lineRule="auto" w:before="40" w:after="40"/>
+            </w:pPr>
+            <w:r>
+              <w:rPr>
+                <w:rFonts w:ascii="Arial" w:hAnsi="Arial"/>
+                <w:sz w:val="19"/>
+              </w:rPr>
               <w:t>Sistema Web RPA LAD-6819</w:t>
             </w:r>
           </w:p>
@@ -4197,6 +4311,7 @@
           </w:tcPr>
           <w:p>
             <w:pPr>
+              <w:spacing w:line="276" w:lineRule="auto" w:before="40" w:after="40"/>
               <w:jc w:val="center"/>
               <w:rPr>
                 <w:rFonts w:ascii="Arial" w:hAnsi="Arial" w:cs="Arial"/>
@@ -4235,6 +4350,7 @@
           </w:tcPr>
           <w:p>
             <w:pPr>
+              <w:spacing w:line="276" w:lineRule="auto" w:before="40" w:after="40"/>
               <w:jc w:val="center"/>
               <w:rPr>
                 <w:rFonts w:ascii="Arial" w:hAnsi="Arial" w:cs="Arial"/>
@@ -4270,6 +4386,7 @@
           </w:tcPr>
           <w:p>
             <w:pPr>
+              <w:spacing w:line="276" w:lineRule="auto" w:before="40" w:after="40"/>
               <w:jc w:val="center"/>
               <w:rPr>
                 <w:rFonts w:ascii="Arial" w:hAnsi="Arial" w:cs="Arial"/>
@@ -4316,6 +4433,7 @@
           </w:tcPr>
           <w:p>
             <w:pPr>
+              <w:spacing w:line="276" w:lineRule="auto" w:before="40" w:after="40"/>
               <w:jc w:val="center"/>
               <w:rPr>
                 <w:rFonts w:ascii="Arial" w:hAnsi="Arial" w:cs="Arial"/>
@@ -4351,6 +4469,7 @@
           </w:tcPr>
           <w:p>
             <w:pPr>
+              <w:spacing w:line="276" w:lineRule="auto" w:before="40" w:after="40"/>
               <w:jc w:val="center"/>
               <w:rPr>
                 <w:rFonts w:ascii="Arial" w:hAnsi="Arial" w:cs="Arial"/>
@@ -4442,6 +4561,7 @@
           </w:tcPr>
           <w:p>
             <w:pPr>
+              <w:spacing w:line="276" w:lineRule="auto" w:before="40" w:after="40"/>
               <w:jc w:val="center"/>
               <w:rPr>
                 <w:rFonts w:ascii="Arial" w:hAnsi="Arial" w:cs="Arial"/>
@@ -4480,6 +4600,7 @@
           </w:tcPr>
           <w:p>
             <w:pPr>
+              <w:spacing w:line="276" w:lineRule="auto" w:before="40" w:after="40"/>
               <w:jc w:val="center"/>
               <w:rPr>
                 <w:rFonts w:ascii="Arial" w:hAnsi="Arial" w:cs="Arial"/>
@@ -4519,6 +4640,7 @@
           </w:tcPr>
           <w:p>
             <w:pPr>
+              <w:spacing w:line="276" w:lineRule="auto" w:before="40" w:after="40"/>
               <w:jc w:val="center"/>
               <w:rPr>
                 <w:rFonts w:ascii="Arial" w:hAnsi="Arial" w:cs="Arial"/>
@@ -4606,7 +4728,14 @@
             <w:vAlign w:val="center"/>
           </w:tcPr>
           <w:p>
-            <w:r>
+            <w:pPr>
+              <w:spacing w:line="276" w:lineRule="auto" w:before="40" w:after="40"/>
+            </w:pPr>
+            <w:r>
+              <w:rPr>
+                <w:rFonts w:ascii="Arial" w:hAnsi="Arial"/>
+                <w:sz w:val="19"/>
+              </w:rPr>
               <w:t>N1</w:t>
             </w:r>
           </w:p>
@@ -4627,7 +4756,14 @@
             </w:tcMar>
           </w:tcPr>
           <w:p>
-            <w:r>
+            <w:pPr>
+              <w:spacing w:line="276" w:lineRule="auto" w:before="40" w:after="40"/>
+            </w:pPr>
+            <w:r>
+              <w:rPr>
+                <w:rFonts w:ascii="Arial" w:hAnsi="Arial"/>
+                <w:sz w:val="19"/>
+              </w:rPr>
               <w:t>Contar con una plataforma web interactiva y moderna (SPA) que consolide el frontend y el backend en un único ecosistema tecnológico (Next.js + TypeScript), eliminando servidores e intermediarios en Python.</w:t>
             </w:r>
           </w:p>
@@ -4648,7 +4784,14 @@
             <w:vAlign w:val="center"/>
           </w:tcPr>
           <w:p>
-            <w:r>
+            <w:pPr>
+              <w:spacing w:line="276" w:lineRule="auto" w:before="40" w:after="40"/>
+            </w:pPr>
+            <w:r>
+              <w:rPr>
+                <w:rFonts w:ascii="Arial" w:hAnsi="Arial"/>
+                <w:sz w:val="19"/>
+              </w:rPr>
               <w:t>Wilmer Vega</w:t>
             </w:r>
           </w:p>
@@ -4669,7 +4812,14 @@
             <w:vAlign w:val="center"/>
           </w:tcPr>
           <w:p>
-            <w:r>
+            <w:pPr>
+              <w:spacing w:line="276" w:lineRule="auto" w:before="40" w:after="40"/>
+            </w:pPr>
+            <w:r>
+              <w:rPr>
+                <w:rFonts w:ascii="Arial" w:hAnsi="Arial"/>
+                <w:sz w:val="19"/>
+              </w:rPr>
               <w:t>Líder de Proyecto</w:t>
             </w:r>
           </w:p>
@@ -4690,7 +4840,14 @@
             <w:vAlign w:val="center"/>
           </w:tcPr>
           <w:p>
-            <w:r>
+            <w:pPr>
+              <w:spacing w:line="276" w:lineRule="auto" w:before="40" w:after="40"/>
+            </w:pPr>
+            <w:r>
+              <w:rPr>
+                <w:rFonts w:ascii="Arial" w:hAnsi="Arial"/>
+                <w:sz w:val="19"/>
+              </w:rPr>
               <w:t>Estratégico</w:t>
             </w:r>
           </w:p>
@@ -4707,7 +4864,14 @@
             <w:vAlign w:val="center"/>
           </w:tcPr>
           <w:p>
-            <w:r>
+            <w:pPr>
+              <w:spacing w:line="276" w:lineRule="auto" w:before="40" w:after="40"/>
+            </w:pPr>
+            <w:r>
+              <w:rPr>
+                <w:rFonts w:ascii="Arial" w:hAnsi="Arial"/>
+                <w:sz w:val="19"/>
+              </w:rPr>
               <w:t>05/09/2026</w:t>
             </w:r>
           </w:p>
@@ -4724,7 +4888,14 @@
             <w:vAlign w:val="center"/>
           </w:tcPr>
           <w:p>
-            <w:r>
+            <w:pPr>
+              <w:spacing w:line="276" w:lineRule="auto" w:before="40" w:after="40"/>
+            </w:pPr>
+            <w:r>
+              <w:rPr>
+                <w:rFonts w:ascii="Arial" w:hAnsi="Arial"/>
+                <w:sz w:val="19"/>
+              </w:rPr>
               <w:t>Alta</w:t>
             </w:r>
           </w:p>
@@ -4751,7 +4922,14 @@
             <w:vAlign w:val="center"/>
           </w:tcPr>
           <w:p>
-            <w:r>
+            <w:pPr>
+              <w:spacing w:line="276" w:lineRule="auto" w:before="40" w:after="40"/>
+            </w:pPr>
+            <w:r>
+              <w:rPr>
+                <w:rFonts w:ascii="Arial" w:hAnsi="Arial"/>
+                <w:sz w:val="19"/>
+              </w:rPr>
               <w:t>N2</w:t>
             </w:r>
           </w:p>
@@ -4772,7 +4950,14 @@
             </w:tcMar>
           </w:tcPr>
           <w:p>
-            <w:r>
+            <w:pPr>
+              <w:spacing w:line="276" w:lineRule="auto" w:before="40" w:after="40"/>
+            </w:pPr>
+            <w:r>
+              <w:rPr>
+                <w:rFonts w:ascii="Arial" w:hAnsi="Arial"/>
+                <w:sz w:val="19"/>
+              </w:rPr>
               <w:t>Implementar un control de acceso basado en roles (RBAC) en la interfaz web que diferencie las funciones de Administrador, Supervisor y Analista de Nómina, garantizando la segregación de responsabilidades.</w:t>
             </w:r>
           </w:p>
@@ -4793,7 +4978,14 @@
             <w:vAlign w:val="center"/>
           </w:tcPr>
           <w:p>
-            <w:r>
+            <w:pPr>
+              <w:spacing w:line="276" w:lineRule="auto" w:before="40" w:after="40"/>
+            </w:pPr>
+            <w:r>
+              <w:rPr>
+                <w:rFonts w:ascii="Arial" w:hAnsi="Arial"/>
+                <w:sz w:val="19"/>
+              </w:rPr>
               <w:t>Wilmer Vega</w:t>
             </w:r>
           </w:p>
@@ -4814,7 +5006,14 @@
             <w:vAlign w:val="center"/>
           </w:tcPr>
           <w:p>
-            <w:r>
+            <w:pPr>
+              <w:spacing w:line="276" w:lineRule="auto" w:before="40" w:after="40"/>
+            </w:pPr>
+            <w:r>
+              <w:rPr>
+                <w:rFonts w:ascii="Arial" w:hAnsi="Arial"/>
+                <w:sz w:val="19"/>
+              </w:rPr>
               <w:t>Líder de Proyecto</w:t>
             </w:r>
           </w:p>
@@ -4835,7 +5034,14 @@
             <w:vAlign w:val="center"/>
           </w:tcPr>
           <w:p>
-            <w:r>
+            <w:pPr>
+              <w:spacing w:line="276" w:lineRule="auto" w:before="40" w:after="40"/>
+            </w:pPr>
+            <w:r>
+              <w:rPr>
+                <w:rFonts w:ascii="Arial" w:hAnsi="Arial"/>
+                <w:sz w:val="19"/>
+              </w:rPr>
               <w:t>Estratégico</w:t>
             </w:r>
           </w:p>
@@ -4852,7 +5058,14 @@
             <w:vAlign w:val="center"/>
           </w:tcPr>
           <w:p>
-            <w:r>
+            <w:pPr>
+              <w:spacing w:line="276" w:lineRule="auto" w:before="40" w:after="40"/>
+            </w:pPr>
+            <w:r>
+              <w:rPr>
+                <w:rFonts w:ascii="Arial" w:hAnsi="Arial"/>
+                <w:sz w:val="19"/>
+              </w:rPr>
               <w:t>08/09/2026</w:t>
             </w:r>
           </w:p>
@@ -4869,7 +5082,14 @@
             <w:vAlign w:val="center"/>
           </w:tcPr>
           <w:p>
-            <w:r>
+            <w:pPr>
+              <w:spacing w:line="276" w:lineRule="auto" w:before="40" w:after="40"/>
+            </w:pPr>
+            <w:r>
+              <w:rPr>
+                <w:rFonts w:ascii="Arial" w:hAnsi="Arial"/>
+                <w:sz w:val="19"/>
+              </w:rPr>
               <w:t>Alta</w:t>
             </w:r>
           </w:p>
@@ -4896,7 +5116,14 @@
             <w:vAlign w:val="center"/>
           </w:tcPr>
           <w:p>
-            <w:r>
+            <w:pPr>
+              <w:spacing w:line="276" w:lineRule="auto" w:before="40" w:after="40"/>
+            </w:pPr>
+            <w:r>
+              <w:rPr>
+                <w:rFonts w:ascii="Arial" w:hAnsi="Arial"/>
+                <w:sz w:val="19"/>
+              </w:rPr>
               <w:t>N3</w:t>
             </w:r>
           </w:p>
@@ -4917,7 +5144,14 @@
             </w:tcMar>
           </w:tcPr>
           <w:p>
-            <w:r>
+            <w:pPr>
+              <w:spacing w:line="276" w:lineRule="auto" w:before="40" w:after="40"/>
+            </w:pPr>
+            <w:r>
+              <w:rPr>
+                <w:rFonts w:ascii="Arial" w:hAnsi="Arial"/>
+                <w:sz w:val="19"/>
+              </w:rPr>
               <w:t>Cargar de manera masiva planillas de nómina en formatos Excel (.xlsx, .xls) y texto plano (.csv) con procesamiento y validación vectorial en el cliente sin recargar la página.</w:t>
             </w:r>
           </w:p>
@@ -4938,7 +5172,14 @@
             <w:vAlign w:val="center"/>
           </w:tcPr>
           <w:p>
-            <w:r>
+            <w:pPr>
+              <w:spacing w:line="276" w:lineRule="auto" w:before="40" w:after="40"/>
+            </w:pPr>
+            <w:r>
+              <w:rPr>
+                <w:rFonts w:ascii="Arial" w:hAnsi="Arial"/>
+                <w:sz w:val="19"/>
+              </w:rPr>
               <w:t>Juan Santana</w:t>
             </w:r>
           </w:p>
@@ -4959,7 +5200,14 @@
             <w:vAlign w:val="center"/>
           </w:tcPr>
           <w:p>
-            <w:r>
+            <w:pPr>
+              <w:spacing w:line="276" w:lineRule="auto" w:before="40" w:after="40"/>
+            </w:pPr>
+            <w:r>
+              <w:rPr>
+                <w:rFonts w:ascii="Arial" w:hAnsi="Arial"/>
+                <w:sz w:val="19"/>
+              </w:rPr>
               <w:t>Analista de Nómina</w:t>
             </w:r>
           </w:p>
@@ -4980,7 +5228,14 @@
             <w:vAlign w:val="center"/>
           </w:tcPr>
           <w:p>
-            <w:r>
+            <w:pPr>
+              <w:spacing w:line="276" w:lineRule="auto" w:before="40" w:after="40"/>
+            </w:pPr>
+            <w:r>
+              <w:rPr>
+                <w:rFonts w:ascii="Arial" w:hAnsi="Arial"/>
+                <w:sz w:val="19"/>
+              </w:rPr>
               <w:t>Operativo</w:t>
             </w:r>
           </w:p>
@@ -4997,7 +5252,14 @@
             <w:vAlign w:val="center"/>
           </w:tcPr>
           <w:p>
-            <w:r>
+            <w:pPr>
+              <w:spacing w:line="276" w:lineRule="auto" w:before="40" w:after="40"/>
+            </w:pPr>
+            <w:r>
+              <w:rPr>
+                <w:rFonts w:ascii="Arial" w:hAnsi="Arial"/>
+                <w:sz w:val="19"/>
+              </w:rPr>
               <w:t>10/09/2026</w:t>
             </w:r>
           </w:p>
@@ -5014,7 +5276,14 @@
             <w:vAlign w:val="center"/>
           </w:tcPr>
           <w:p>
-            <w:r>
+            <w:pPr>
+              <w:spacing w:line="276" w:lineRule="auto" w:before="40" w:after="40"/>
+            </w:pPr>
+            <w:r>
+              <w:rPr>
+                <w:rFonts w:ascii="Arial" w:hAnsi="Arial"/>
+                <w:sz w:val="19"/>
+              </w:rPr>
               <w:t>Alta</w:t>
             </w:r>
           </w:p>
@@ -5041,7 +5310,14 @@
             <w:vAlign w:val="center"/>
           </w:tcPr>
           <w:p>
-            <w:r>
+            <w:pPr>
+              <w:spacing w:line="276" w:lineRule="auto" w:before="40" w:after="40"/>
+            </w:pPr>
+            <w:r>
+              <w:rPr>
+                <w:rFonts w:ascii="Arial" w:hAnsi="Arial"/>
+                <w:sz w:val="19"/>
+              </w:rPr>
               <w:t>N4</w:t>
             </w:r>
           </w:p>
@@ -5062,7 +5338,14 @@
             </w:tcMar>
           </w:tcPr>
           <w:p>
-            <w:r>
+            <w:pPr>
+              <w:spacing w:line="276" w:lineRule="auto" w:before="40" w:after="40"/>
+            </w:pPr>
+            <w:r>
+              <w:rPr>
+                <w:rFonts w:ascii="Arial" w:hAnsi="Arial"/>
+                <w:sz w:val="19"/>
+              </w:rPr>
               <w:t>Disponer de un módulo para registrar empresas aliadas y configurar sus reglas de negocio dinámicas (% Vida, % GMM, % Costos, Tope Máximo y Sobregiros) desde la interfaz gráfica sin tocar código fuente.</w:t>
             </w:r>
           </w:p>
@@ -5083,7 +5366,14 @@
             <w:vAlign w:val="center"/>
           </w:tcPr>
           <w:p>
-            <w:r>
+            <w:pPr>
+              <w:spacing w:line="276" w:lineRule="auto" w:before="40" w:after="40"/>
+            </w:pPr>
+            <w:r>
+              <w:rPr>
+                <w:rFonts w:ascii="Arial" w:hAnsi="Arial"/>
+                <w:sz w:val="19"/>
+              </w:rPr>
               <w:t>Wilmer Vega</w:t>
             </w:r>
           </w:p>
@@ -5104,7 +5394,14 @@
             <w:vAlign w:val="center"/>
           </w:tcPr>
           <w:p>
-            <w:r>
+            <w:pPr>
+              <w:spacing w:line="276" w:lineRule="auto" w:before="40" w:after="40"/>
+            </w:pPr>
+            <w:r>
+              <w:rPr>
+                <w:rFonts w:ascii="Arial" w:hAnsi="Arial"/>
+                <w:sz w:val="19"/>
+              </w:rPr>
               <w:t>Director / Admin</w:t>
             </w:r>
           </w:p>
@@ -5125,7 +5422,14 @@
             <w:vAlign w:val="center"/>
           </w:tcPr>
           <w:p>
-            <w:r>
+            <w:pPr>
+              <w:spacing w:line="276" w:lineRule="auto" w:before="40" w:after="40"/>
+            </w:pPr>
+            <w:r>
+              <w:rPr>
+                <w:rFonts w:ascii="Arial" w:hAnsi="Arial"/>
+                <w:sz w:val="19"/>
+              </w:rPr>
               <w:t>Estratégico</w:t>
             </w:r>
           </w:p>
@@ -5142,7 +5446,14 @@
             <w:vAlign w:val="center"/>
           </w:tcPr>
           <w:p>
-            <w:r>
+            <w:pPr>
+              <w:spacing w:line="276" w:lineRule="auto" w:before="40" w:after="40"/>
+            </w:pPr>
+            <w:r>
+              <w:rPr>
+                <w:rFonts w:ascii="Arial" w:hAnsi="Arial"/>
+                <w:sz w:val="19"/>
+              </w:rPr>
               <w:t>12/09/2026</w:t>
             </w:r>
           </w:p>
@@ -5159,7 +5470,14 @@
             <w:vAlign w:val="center"/>
           </w:tcPr>
           <w:p>
-            <w:r>
+            <w:pPr>
+              <w:spacing w:line="276" w:lineRule="auto" w:before="40" w:after="40"/>
+            </w:pPr>
+            <w:r>
+              <w:rPr>
+                <w:rFonts w:ascii="Arial" w:hAnsi="Arial"/>
+                <w:sz w:val="19"/>
+              </w:rPr>
               <w:t>Alta</w:t>
             </w:r>
           </w:p>
@@ -5186,7 +5504,14 @@
             <w:vAlign w:val="center"/>
           </w:tcPr>
           <w:p>
-            <w:r>
+            <w:pPr>
+              <w:spacing w:line="276" w:lineRule="auto" w:before="40" w:after="40"/>
+            </w:pPr>
+            <w:r>
+              <w:rPr>
+                <w:rFonts w:ascii="Arial" w:hAnsi="Arial"/>
+                <w:sz w:val="19"/>
+              </w:rPr>
               <w:t>N5</w:t>
             </w:r>
           </w:p>
@@ -5207,7 +5532,14 @@
             </w:tcMar>
           </w:tcPr>
           <w:p>
-            <w:r>
+            <w:pPr>
+              <w:spacing w:line="276" w:lineRule="auto" w:before="40" w:after="40"/>
+            </w:pPr>
+            <w:r>
+              <w:rPr>
+                <w:rFonts w:ascii="Arial" w:hAnsi="Arial"/>
+                <w:sz w:val="19"/>
+              </w:rPr>
               <w:t>Registrar y asentar la deducción de un único pago individual para un empleado específico con validación en vivo de las reglas y topes de la empresa correspondiente.</w:t>
             </w:r>
           </w:p>
@@ -5228,7 +5560,14 @@
             <w:vAlign w:val="center"/>
           </w:tcPr>
           <w:p>
-            <w:r>
+            <w:pPr>
+              <w:spacing w:line="276" w:lineRule="auto" w:before="40" w:after="40"/>
+            </w:pPr>
+            <w:r>
+              <w:rPr>
+                <w:rFonts w:ascii="Arial" w:hAnsi="Arial"/>
+                <w:sz w:val="19"/>
+              </w:rPr>
               <w:t>Juan Santana</w:t>
             </w:r>
           </w:p>
@@ -5249,7 +5588,14 @@
             <w:vAlign w:val="center"/>
           </w:tcPr>
           <w:p>
-            <w:r>
+            <w:pPr>
+              <w:spacing w:line="276" w:lineRule="auto" w:before="40" w:after="40"/>
+            </w:pPr>
+            <w:r>
+              <w:rPr>
+                <w:rFonts w:ascii="Arial" w:hAnsi="Arial"/>
+                <w:sz w:val="19"/>
+              </w:rPr>
               <w:t>Analista de Nómina</w:t>
             </w:r>
           </w:p>
@@ -5270,7 +5616,14 @@
             <w:vAlign w:val="center"/>
           </w:tcPr>
           <w:p>
-            <w:r>
+            <w:pPr>
+              <w:spacing w:line="276" w:lineRule="auto" w:before="40" w:after="40"/>
+            </w:pPr>
+            <w:r>
+              <w:rPr>
+                <w:rFonts w:ascii="Arial" w:hAnsi="Arial"/>
+                <w:sz w:val="19"/>
+              </w:rPr>
               <w:t>Operativo</w:t>
             </w:r>
           </w:p>
@@ -5287,7 +5640,14 @@
             <w:vAlign w:val="center"/>
           </w:tcPr>
           <w:p>
-            <w:r>
+            <w:pPr>
+              <w:spacing w:line="276" w:lineRule="auto" w:before="40" w:after="40"/>
+            </w:pPr>
+            <w:r>
+              <w:rPr>
+                <w:rFonts w:ascii="Arial" w:hAnsi="Arial"/>
+                <w:sz w:val="19"/>
+              </w:rPr>
               <w:t>15/09/2026</w:t>
             </w:r>
           </w:p>
@@ -5304,7 +5664,14 @@
             <w:vAlign w:val="center"/>
           </w:tcPr>
           <w:p>
-            <w:r>
+            <w:pPr>
+              <w:spacing w:line="276" w:lineRule="auto" w:before="40" w:after="40"/>
+            </w:pPr>
+            <w:r>
+              <w:rPr>
+                <w:rFonts w:ascii="Arial" w:hAnsi="Arial"/>
+                <w:sz w:val="19"/>
+              </w:rPr>
               <w:t>Alta</w:t>
             </w:r>
           </w:p>
@@ -5317,7 +5684,14 @@
             <w:tcW w:type="dxa" w:w="1160"/>
           </w:tcPr>
           <w:p>
-            <w:r>
+            <w:pPr>
+              <w:spacing w:line="276" w:lineRule="auto" w:before="40" w:after="40"/>
+            </w:pPr>
+            <w:r>
+              <w:rPr>
+                <w:rFonts w:ascii="Arial" w:hAnsi="Arial"/>
+                <w:sz w:val="19"/>
+              </w:rPr>
               <w:t>N6</w:t>
             </w:r>
           </w:p>
@@ -5328,7 +5702,14 @@
             <w:gridSpan w:val="2"/>
           </w:tcPr>
           <w:p>
-            <w:r>
+            <w:pPr>
+              <w:spacing w:line="276" w:lineRule="auto" w:before="40" w:after="40"/>
+            </w:pPr>
+            <w:r>
+              <w:rPr>
+                <w:rFonts w:ascii="Arial" w:hAnsi="Arial"/>
+                <w:sz w:val="19"/>
+              </w:rPr>
               <w:t>Validar la consistencia estructural de los archivos cargados (presencia obligatoria de columnas de identificación, nombre y salario) notificando inconsistencias antes de la dispersión.</w:t>
             </w:r>
           </w:p>
@@ -5338,7 +5719,14 @@
             <w:tcW w:type="dxa" w:w="2977"/>
           </w:tcPr>
           <w:p>
-            <w:r>
+            <w:pPr>
+              <w:spacing w:line="276" w:lineRule="auto" w:before="40" w:after="40"/>
+            </w:pPr>
+            <w:r>
+              <w:rPr>
+                <w:rFonts w:ascii="Arial" w:hAnsi="Arial"/>
+                <w:sz w:val="19"/>
+              </w:rPr>
               <w:t>Danilo Ortiz</w:t>
             </w:r>
           </w:p>
@@ -5348,7 +5736,14 @@
             <w:tcW w:type="dxa" w:w="1488"/>
           </w:tcPr>
           <w:p>
-            <w:r>
+            <w:pPr>
+              <w:spacing w:line="276" w:lineRule="auto" w:before="40" w:after="40"/>
+            </w:pPr>
+            <w:r>
+              <w:rPr>
+                <w:rFonts w:ascii="Arial" w:hAnsi="Arial"/>
+                <w:sz w:val="19"/>
+              </w:rPr>
               <w:t>Supervisor de Calidad</w:t>
             </w:r>
           </w:p>
@@ -5358,7 +5753,14 @@
             <w:tcW w:type="dxa" w:w="1489"/>
           </w:tcPr>
           <w:p>
-            <w:r>
+            <w:pPr>
+              <w:spacing w:line="276" w:lineRule="auto" w:before="40" w:after="40"/>
+            </w:pPr>
+            <w:r>
+              <w:rPr>
+                <w:rFonts w:ascii="Arial" w:hAnsi="Arial"/>
+                <w:sz w:val="19"/>
+              </w:rPr>
               <w:t>Táctico</w:t>
             </w:r>
           </w:p>
@@ -5368,7 +5770,14 @@
             <w:tcW w:type="dxa" w:w="1205"/>
           </w:tcPr>
           <w:p>
-            <w:r>
+            <w:pPr>
+              <w:spacing w:line="276" w:lineRule="auto" w:before="40" w:after="40"/>
+            </w:pPr>
+            <w:r>
+              <w:rPr>
+                <w:rFonts w:ascii="Arial" w:hAnsi="Arial"/>
+                <w:sz w:val="19"/>
+              </w:rPr>
               <w:t>18/09/2026</w:t>
             </w:r>
           </w:p>
@@ -5378,7 +5787,14 @@
             <w:tcW w:type="dxa" w:w="1205"/>
           </w:tcPr>
           <w:p>
-            <w:r>
+            <w:pPr>
+              <w:spacing w:line="276" w:lineRule="auto" w:before="40" w:after="40"/>
+            </w:pPr>
+            <w:r>
+              <w:rPr>
+                <w:rFonts w:ascii="Arial" w:hAnsi="Arial"/>
+                <w:sz w:val="19"/>
+              </w:rPr>
               <w:t>Alta</w:t>
             </w:r>
           </w:p>
@@ -5390,7 +5806,14 @@
             <w:tcW w:type="dxa" w:w="1160"/>
           </w:tcPr>
           <w:p>
-            <w:r>
+            <w:pPr>
+              <w:spacing w:line="276" w:lineRule="auto" w:before="40" w:after="40"/>
+            </w:pPr>
+            <w:r>
+              <w:rPr>
+                <w:rFonts w:ascii="Arial" w:hAnsi="Arial"/>
+                <w:sz w:val="19"/>
+              </w:rPr>
               <w:t>N7</w:t>
             </w:r>
           </w:p>
@@ -5401,7 +5824,14 @@
             <w:gridSpan w:val="2"/>
           </w:tcPr>
           <w:p>
-            <w:r>
+            <w:pPr>
+              <w:spacing w:line="276" w:lineRule="auto" w:before="40" w:after="40"/>
+            </w:pPr>
+            <w:r>
+              <w:rPr>
+                <w:rFonts w:ascii="Arial" w:hAnsi="Arial"/>
+                <w:sz w:val="19"/>
+              </w:rPr>
               <w:t>Supervisar y auditar en tiempo real el estado de los lotes de nómina procesados, métricas de efectividad y fallos mediante sincronización reactiva en la nube.</w:t>
             </w:r>
           </w:p>
@@ -5411,7 +5841,14 @@
             <w:tcW w:type="dxa" w:w="2977"/>
           </w:tcPr>
           <w:p>
-            <w:r>
+            <w:pPr>
+              <w:spacing w:line="276" w:lineRule="auto" w:before="40" w:after="40"/>
+            </w:pPr>
+            <w:r>
+              <w:rPr>
+                <w:rFonts w:ascii="Arial" w:hAnsi="Arial"/>
+                <w:sz w:val="19"/>
+              </w:rPr>
               <w:t>Danilo Ortiz</w:t>
             </w:r>
           </w:p>
@@ -5421,7 +5858,14 @@
             <w:tcW w:type="dxa" w:w="1488"/>
           </w:tcPr>
           <w:p>
-            <w:r>
+            <w:pPr>
+              <w:spacing w:line="276" w:lineRule="auto" w:before="40" w:after="40"/>
+            </w:pPr>
+            <w:r>
+              <w:rPr>
+                <w:rFonts w:ascii="Arial" w:hAnsi="Arial"/>
+                <w:sz w:val="19"/>
+              </w:rPr>
               <w:t>Supervisor de Calidad</w:t>
             </w:r>
           </w:p>
@@ -5431,7 +5875,14 @@
             <w:tcW w:type="dxa" w:w="1489"/>
           </w:tcPr>
           <w:p>
-            <w:r>
+            <w:pPr>
+              <w:spacing w:line="276" w:lineRule="auto" w:before="40" w:after="40"/>
+            </w:pPr>
+            <w:r>
+              <w:rPr>
+                <w:rFonts w:ascii="Arial" w:hAnsi="Arial"/>
+                <w:sz w:val="19"/>
+              </w:rPr>
               <w:t>Táctico</w:t>
             </w:r>
           </w:p>
@@ -5441,7 +5892,14 @@
             <w:tcW w:type="dxa" w:w="1205"/>
           </w:tcPr>
           <w:p>
-            <w:r>
+            <w:pPr>
+              <w:spacing w:line="276" w:lineRule="auto" w:before="40" w:after="40"/>
+            </w:pPr>
+            <w:r>
+              <w:rPr>
+                <w:rFonts w:ascii="Arial" w:hAnsi="Arial"/>
+                <w:sz w:val="19"/>
+              </w:rPr>
               <w:t>20/09/2026</w:t>
             </w:r>
           </w:p>
@@ -5451,7 +5909,14 @@
             <w:tcW w:type="dxa" w:w="1205"/>
           </w:tcPr>
           <w:p>
-            <w:r>
+            <w:pPr>
+              <w:spacing w:line="276" w:lineRule="auto" w:before="40" w:after="40"/>
+            </w:pPr>
+            <w:r>
+              <w:rPr>
+                <w:rFonts w:ascii="Arial" w:hAnsi="Arial"/>
+                <w:sz w:val="19"/>
+              </w:rPr>
               <w:t>Alta</w:t>
             </w:r>
           </w:p>
@@ -5463,7 +5928,14 @@
             <w:tcW w:type="dxa" w:w="1160"/>
           </w:tcPr>
           <w:p>
-            <w:r>
+            <w:pPr>
+              <w:spacing w:line="276" w:lineRule="auto" w:before="40" w:after="40"/>
+            </w:pPr>
+            <w:r>
+              <w:rPr>
+                <w:rFonts w:ascii="Arial" w:hAnsi="Arial"/>
+                <w:sz w:val="19"/>
+              </w:rPr>
               <w:t>N8</w:t>
             </w:r>
           </w:p>
@@ -5474,7 +5946,14 @@
             <w:gridSpan w:val="2"/>
           </w:tcPr>
           <w:p>
-            <w:r>
+            <w:pPr>
+              <w:spacing w:line="276" w:lineRule="auto" w:before="40" w:after="40"/>
+            </w:pPr>
+            <w:r>
+              <w:rPr>
+                <w:rFonts w:ascii="Arial" w:hAnsi="Arial"/>
+                <w:sz w:val="19"/>
+              </w:rPr>
               <w:t>Exportar y descargar inmediatamente la planilla consolidada en formato Excel (.xlsx), incluyendo hojas de detalle y resumen gerencial para auditoría contable.</w:t>
             </w:r>
           </w:p>
@@ -5484,7 +5963,14 @@
             <w:tcW w:type="dxa" w:w="2977"/>
           </w:tcPr>
           <w:p>
-            <w:r>
+            <w:pPr>
+              <w:spacing w:line="276" w:lineRule="auto" w:before="40" w:after="40"/>
+            </w:pPr>
+            <w:r>
+              <w:rPr>
+                <w:rFonts w:ascii="Arial" w:hAnsi="Arial"/>
+                <w:sz w:val="19"/>
+              </w:rPr>
               <w:t>Juan Santana</w:t>
             </w:r>
           </w:p>
@@ -5494,7 +5980,14 @@
             <w:tcW w:type="dxa" w:w="1488"/>
           </w:tcPr>
           <w:p>
-            <w:r>
+            <w:pPr>
+              <w:spacing w:line="276" w:lineRule="auto" w:before="40" w:after="40"/>
+            </w:pPr>
+            <w:r>
+              <w:rPr>
+                <w:rFonts w:ascii="Arial" w:hAnsi="Arial"/>
+                <w:sz w:val="19"/>
+              </w:rPr>
               <w:t>Analista de Nómina</w:t>
             </w:r>
           </w:p>
@@ -5504,7 +5997,14 @@
             <w:tcW w:type="dxa" w:w="1489"/>
           </w:tcPr>
           <w:p>
-            <w:r>
+            <w:pPr>
+              <w:spacing w:line="276" w:lineRule="auto" w:before="40" w:after="40"/>
+            </w:pPr>
+            <w:r>
+              <w:rPr>
+                <w:rFonts w:ascii="Arial" w:hAnsi="Arial"/>
+                <w:sz w:val="19"/>
+              </w:rPr>
               <w:t>Operativo</w:t>
             </w:r>
           </w:p>
@@ -5514,7 +6014,14 @@
             <w:tcW w:type="dxa" w:w="1205"/>
           </w:tcPr>
           <w:p>
-            <w:r>
+            <w:pPr>
+              <w:spacing w:line="276" w:lineRule="auto" w:before="40" w:after="40"/>
+            </w:pPr>
+            <w:r>
+              <w:rPr>
+                <w:rFonts w:ascii="Arial" w:hAnsi="Arial"/>
+                <w:sz w:val="19"/>
+              </w:rPr>
               <w:t>22/09/2026</w:t>
             </w:r>
           </w:p>
@@ -5524,7 +6031,14 @@
             <w:tcW w:type="dxa" w:w="1205"/>
           </w:tcPr>
           <w:p>
-            <w:r>
+            <w:pPr>
+              <w:spacing w:line="276" w:lineRule="auto" w:before="40" w:after="40"/>
+            </w:pPr>
+            <w:r>
+              <w:rPr>
+                <w:rFonts w:ascii="Arial" w:hAnsi="Arial"/>
+                <w:sz w:val="19"/>
+              </w:rPr>
               <w:t>Alta</w:t>
             </w:r>
           </w:p>
@@ -5536,7 +6050,14 @@
             <w:tcW w:type="dxa" w:w="1160"/>
           </w:tcPr>
           <w:p>
-            <w:r>
+            <w:pPr>
+              <w:spacing w:line="276" w:lineRule="auto" w:before="40" w:after="40"/>
+            </w:pPr>
+            <w:r>
+              <w:rPr>
+                <w:rFonts w:ascii="Arial" w:hAnsi="Arial"/>
+                <w:sz w:val="19"/>
+              </w:rPr>
               <w:t>N9</w:t>
             </w:r>
           </w:p>
@@ -5547,7 +6068,14 @@
             <w:gridSpan w:val="2"/>
           </w:tcPr>
           <w:p>
-            <w:r>
+            <w:pPr>
+              <w:spacing w:line="276" w:lineRule="auto" w:before="40" w:after="40"/>
+            </w:pPr>
+            <w:r>
+              <w:rPr>
+                <w:rFonts w:ascii="Arial" w:hAnsi="Arial"/>
+                <w:sz w:val="19"/>
+              </w:rPr>
               <w:t>Exponer endpoints de backend API REST en el servidor Node.js de Next.js para consulta programática de empresas, reglas, pagos e inspección de estado (Health Check).</w:t>
             </w:r>
           </w:p>
@@ -5557,7 +6085,14 @@
             <w:tcW w:type="dxa" w:w="2977"/>
           </w:tcPr>
           <w:p>
-            <w:r>
+            <w:pPr>
+              <w:spacing w:line="276" w:lineRule="auto" w:before="40" w:after="40"/>
+            </w:pPr>
+            <w:r>
+              <w:rPr>
+                <w:rFonts w:ascii="Arial" w:hAnsi="Arial"/>
+                <w:sz w:val="19"/>
+              </w:rPr>
               <w:t>Wilmer Vega</w:t>
             </w:r>
           </w:p>
@@ -5567,7 +6102,14 @@
             <w:tcW w:type="dxa" w:w="1488"/>
           </w:tcPr>
           <w:p>
-            <w:r>
+            <w:pPr>
+              <w:spacing w:line="276" w:lineRule="auto" w:before="40" w:after="40"/>
+            </w:pPr>
+            <w:r>
+              <w:rPr>
+                <w:rFonts w:ascii="Arial" w:hAnsi="Arial"/>
+                <w:sz w:val="19"/>
+              </w:rPr>
               <w:t>Líder Técnico</w:t>
             </w:r>
           </w:p>
@@ -5577,7 +6119,14 @@
             <w:tcW w:type="dxa" w:w="1489"/>
           </w:tcPr>
           <w:p>
-            <w:r>
+            <w:pPr>
+              <w:spacing w:line="276" w:lineRule="auto" w:before="40" w:after="40"/>
+            </w:pPr>
+            <w:r>
+              <w:rPr>
+                <w:rFonts w:ascii="Arial" w:hAnsi="Arial"/>
+                <w:sz w:val="19"/>
+              </w:rPr>
               <w:t>Estratégico</w:t>
             </w:r>
           </w:p>
@@ -5587,7 +6136,14 @@
             <w:tcW w:type="dxa" w:w="1205"/>
           </w:tcPr>
           <w:p>
-            <w:r>
+            <w:pPr>
+              <w:spacing w:line="276" w:lineRule="auto" w:before="40" w:after="40"/>
+            </w:pPr>
+            <w:r>
+              <w:rPr>
+                <w:rFonts w:ascii="Arial" w:hAnsi="Arial"/>
+                <w:sz w:val="19"/>
+              </w:rPr>
               <w:t>25/09/2026</w:t>
             </w:r>
           </w:p>
@@ -5597,7 +6153,14 @@
             <w:tcW w:type="dxa" w:w="1205"/>
           </w:tcPr>
           <w:p>
-            <w:r>
+            <w:pPr>
+              <w:spacing w:line="276" w:lineRule="auto" w:before="40" w:after="40"/>
+            </w:pPr>
+            <w:r>
+              <w:rPr>
+                <w:rFonts w:ascii="Arial" w:hAnsi="Arial"/>
+                <w:sz w:val="19"/>
+              </w:rPr>
               <w:t>Media</w:t>
             </w:r>
           </w:p>
@@ -5609,7 +6172,14 @@
             <w:tcW w:type="dxa" w:w="1160"/>
           </w:tcPr>
           <w:p>
-            <w:r>
+            <w:pPr>
+              <w:spacing w:line="276" w:lineRule="auto" w:before="40" w:after="40"/>
+            </w:pPr>
+            <w:r>
+              <w:rPr>
+                <w:rFonts w:ascii="Arial" w:hAnsi="Arial"/>
+                <w:sz w:val="19"/>
+              </w:rPr>
               <w:t>N10</w:t>
             </w:r>
           </w:p>
@@ -5620,7 +6190,14 @@
             <w:gridSpan w:val="2"/>
           </w:tcPr>
           <w:p>
-            <w:r>
+            <w:pPr>
+              <w:spacing w:line="276" w:lineRule="auto" w:before="40" w:after="40"/>
+            </w:pPr>
+            <w:r>
+              <w:rPr>
+                <w:rFonts w:ascii="Arial" w:hAnsi="Arial"/>
+                <w:sz w:val="19"/>
+              </w:rPr>
               <w:t>Garantizar alta disponibilidad mediante soporte de contingencia y Modo Demostración que permita ejecutar la totalidad de funciones localmente sin depender de internet.</w:t>
             </w:r>
           </w:p>
@@ -5630,7 +6207,14 @@
             <w:tcW w:type="dxa" w:w="2977"/>
           </w:tcPr>
           <w:p>
-            <w:r>
+            <w:pPr>
+              <w:spacing w:line="276" w:lineRule="auto" w:before="40" w:after="40"/>
+            </w:pPr>
+            <w:r>
+              <w:rPr>
+                <w:rFonts w:ascii="Arial" w:hAnsi="Arial"/>
+                <w:sz w:val="19"/>
+              </w:rPr>
               <w:t>Wilmer Vega</w:t>
             </w:r>
           </w:p>
@@ -5640,7 +6224,14 @@
             <w:tcW w:type="dxa" w:w="1488"/>
           </w:tcPr>
           <w:p>
-            <w:r>
+            <w:pPr>
+              <w:spacing w:line="276" w:lineRule="auto" w:before="40" w:after="40"/>
+            </w:pPr>
+            <w:r>
+              <w:rPr>
+                <w:rFonts w:ascii="Arial" w:hAnsi="Arial"/>
+                <w:sz w:val="19"/>
+              </w:rPr>
               <w:t>Líder de Proyecto</w:t>
             </w:r>
           </w:p>
@@ -5650,7 +6241,14 @@
             <w:tcW w:type="dxa" w:w="1489"/>
           </w:tcPr>
           <w:p>
-            <w:r>
+            <w:pPr>
+              <w:spacing w:line="276" w:lineRule="auto" w:before="40" w:after="40"/>
+            </w:pPr>
+            <w:r>
+              <w:rPr>
+                <w:rFonts w:ascii="Arial" w:hAnsi="Arial"/>
+                <w:sz w:val="19"/>
+              </w:rPr>
               <w:t>Estratégico</w:t>
             </w:r>
           </w:p>
@@ -5660,7 +6258,14 @@
             <w:tcW w:type="dxa" w:w="1205"/>
           </w:tcPr>
           <w:p>
-            <w:r>
+            <w:pPr>
+              <w:spacing w:line="276" w:lineRule="auto" w:before="40" w:after="40"/>
+            </w:pPr>
+            <w:r>
+              <w:rPr>
+                <w:rFonts w:ascii="Arial" w:hAnsi="Arial"/>
+                <w:sz w:val="19"/>
+              </w:rPr>
               <w:t>28/09/2026</w:t>
             </w:r>
           </w:p>
@@ -5670,7 +6275,14 @@
             <w:tcW w:type="dxa" w:w="1205"/>
           </w:tcPr>
           <w:p>
-            <w:r>
+            <w:pPr>
+              <w:spacing w:line="276" w:lineRule="auto" w:before="40" w:after="40"/>
+            </w:pPr>
+            <w:r>
+              <w:rPr>
+                <w:rFonts w:ascii="Arial" w:hAnsi="Arial"/>
+                <w:sz w:val="19"/>
+              </w:rPr>
               <w:t>Alta</w:t>
             </w:r>
           </w:p>
@@ -5850,6 +6462,7 @@
           </w:tcPr>
           <w:p>
             <w:pPr>
+              <w:spacing w:line="276" w:lineRule="auto" w:before="40" w:after="40"/>
               <w:jc w:val="center"/>
               <w:rPr>
                 <w:rFonts w:eastAsia="Arial Unicode MS"/>
@@ -5861,10 +6474,10 @@
             </w:pPr>
             <w:r>
               <w:rPr>
-                <w:rFonts w:eastAsia="Arial Unicode MS"/>
-                <w:b/>
-                <w:bCs/>
-                <w:sz w:val="22"/>
+                <w:rFonts w:eastAsia="Arial Unicode MS" w:ascii="Arial" w:hAnsi="Arial"/>
+                <w:b/>
+                <w:bCs/>
+                <w:sz w:val="19"/>
                 <w:lang w:eastAsia="es-CO"/>
               </w:rPr>
               <w:t>FO-ERS-Especificación del requisito de software</w:t>
@@ -5884,6 +6497,7 @@
           </w:tcPr>
           <w:p>
             <w:pPr>
+              <w:spacing w:line="276" w:lineRule="auto" w:before="40" w:after="40"/>
               <w:rPr>
                 <w:rFonts w:eastAsia="Arial Unicode MS"/>
                 <w:b/>
@@ -5894,10 +6508,10 @@
             </w:pPr>
             <w:r>
               <w:rPr>
-                <w:rFonts w:eastAsia="Arial Unicode MS"/>
-                <w:b/>
-                <w:bCs/>
-                <w:sz w:val="22"/>
+                <w:rFonts w:eastAsia="Arial Unicode MS" w:ascii="Arial" w:hAnsi="Arial"/>
+                <w:b/>
+                <w:bCs/>
+                <w:sz w:val="19"/>
                 <w:lang w:eastAsia="es-CO"/>
               </w:rPr>
               <w:t>Código:</w:t>
@@ -5910,7 +6524,14 @@
             <w:vAlign w:val="center"/>
           </w:tcPr>
           <w:p>
-            <w:r>
+            <w:pPr>
+              <w:spacing w:line="276" w:lineRule="auto" w:before="40" w:after="40"/>
+            </w:pPr>
+            <w:r>
+              <w:rPr>
+                <w:rFonts w:ascii="Arial" w:hAnsi="Arial"/>
+                <w:sz w:val="19"/>
+              </w:rPr>
               <w:t>RF-01</w:t>
             </w:r>
           </w:p>
@@ -5923,6 +6544,7 @@
           </w:tcPr>
           <w:p>
             <w:pPr>
+              <w:spacing w:line="276" w:lineRule="auto" w:before="40" w:after="40"/>
               <w:rPr>
                 <w:rFonts w:eastAsia="Arial Unicode MS"/>
                 <w:b/>
@@ -5933,10 +6555,10 @@
             </w:pPr>
             <w:r>
               <w:rPr>
-                <w:rFonts w:eastAsia="Arial Unicode MS"/>
-                <w:b/>
-                <w:bCs/>
-                <w:sz w:val="22"/>
+                <w:rFonts w:eastAsia="Arial Unicode MS" w:ascii="Arial" w:hAnsi="Arial"/>
+                <w:b/>
+                <w:bCs/>
+                <w:sz w:val="19"/>
                 <w:lang w:eastAsia="es-CO"/>
               </w:rPr>
               <w:t>Nombre:</w:t>
@@ -5950,7 +6572,14 @@
             <w:vAlign w:val="center"/>
           </w:tcPr>
           <w:p>
-            <w:r>
+            <w:pPr>
+              <w:spacing w:line="276" w:lineRule="auto" w:before="40" w:after="40"/>
+            </w:pPr>
+            <w:r>
+              <w:rPr>
+                <w:rFonts w:ascii="Arial" w:hAnsi="Arial"/>
+                <w:sz w:val="19"/>
+              </w:rPr>
               <w:t>Gestión de Roles RBAC y Control de Acceso</w:t>
             </w:r>
           </w:p>
@@ -5963,6 +6592,7 @@
           </w:tcPr>
           <w:p>
             <w:pPr>
+              <w:spacing w:line="276" w:lineRule="auto" w:before="40" w:after="40"/>
               <w:rPr>
                 <w:rFonts w:eastAsia="Arial Unicode MS"/>
                 <w:b/>
@@ -5973,10 +6603,10 @@
             </w:pPr>
             <w:r>
               <w:rPr>
-                <w:rFonts w:eastAsia="Arial Unicode MS"/>
-                <w:b/>
-                <w:bCs/>
-                <w:sz w:val="22"/>
+                <w:rFonts w:eastAsia="Arial Unicode MS" w:ascii="Arial" w:hAnsi="Arial"/>
+                <w:b/>
+                <w:bCs/>
+                <w:sz w:val="19"/>
                 <w:lang w:eastAsia="es-CO"/>
               </w:rPr>
               <w:t>Tipo:</w:t>
@@ -5989,7 +6619,14 @@
             <w:vAlign w:val="center"/>
           </w:tcPr>
           <w:p>
-            <w:r>
+            <w:pPr>
+              <w:spacing w:line="276" w:lineRule="auto" w:before="40" w:after="40"/>
+            </w:pPr>
+            <w:r>
+              <w:rPr>
+                <w:rFonts w:ascii="Arial" w:hAnsi="Arial"/>
+                <w:sz w:val="19"/>
+              </w:rPr>
               <w:t>Funcional</w:t>
             </w:r>
           </w:p>
@@ -6007,6 +6644,7 @@
           </w:tcPr>
           <w:p>
             <w:pPr>
+              <w:spacing w:line="276" w:lineRule="auto" w:before="40" w:after="40"/>
               <w:rPr>
                 <w:rFonts w:eastAsia="Arial Unicode MS"/>
                 <w:b/>
@@ -6018,10 +6656,10 @@
             <w:proofErr w:type="spellStart"/>
             <w:r>
               <w:rPr>
-                <w:rFonts w:eastAsia="Arial Unicode MS"/>
-                <w:b/>
-                <w:bCs/>
-                <w:sz w:val="22"/>
+                <w:rFonts w:eastAsia="Arial Unicode MS" w:ascii="Arial" w:hAnsi="Arial"/>
+                <w:b/>
+                <w:bCs/>
+                <w:sz w:val="19"/>
                 <w:lang w:eastAsia="es-CO"/>
               </w:rPr>
               <w:t>Stakeholder</w:t>
@@ -6029,10 +6667,10 @@
             <w:proofErr w:type="spellEnd"/>
             <w:r>
               <w:rPr>
-                <w:rFonts w:eastAsia="Arial Unicode MS"/>
-                <w:b/>
-                <w:bCs/>
-                <w:sz w:val="22"/>
+                <w:rFonts w:eastAsia="Arial Unicode MS" w:ascii="Arial" w:hAnsi="Arial"/>
+                <w:b/>
+                <w:bCs/>
+                <w:sz w:val="19"/>
                 <w:lang w:eastAsia="es-CO"/>
               </w:rPr>
               <w:t>:</w:t>
@@ -6046,7 +6684,14 @@
             <w:vAlign w:val="center"/>
           </w:tcPr>
           <w:p>
-            <w:r>
+            <w:pPr>
+              <w:spacing w:line="276" w:lineRule="auto" w:before="40" w:after="40"/>
+            </w:pPr>
+            <w:r>
+              <w:rPr>
+                <w:rFonts w:ascii="Arial" w:hAnsi="Arial"/>
+                <w:sz w:val="19"/>
+              </w:rPr>
               <w:t>Wilmer Vega</w:t>
             </w:r>
           </w:p>
@@ -6059,6 +6704,7 @@
           </w:tcPr>
           <w:p>
             <w:pPr>
+              <w:spacing w:line="276" w:lineRule="auto" w:before="40" w:after="40"/>
               <w:rPr>
                 <w:rFonts w:eastAsia="Arial Unicode MS"/>
                 <w:sz w:val="22"/>
@@ -6067,30 +6713,30 @@
             </w:pPr>
             <w:r>
               <w:rPr>
-                <w:rFonts w:eastAsia="Arial Unicode MS"/>
-                <w:b/>
-                <w:bCs/>
-                <w:sz w:val="22"/>
+                <w:rFonts w:eastAsia="Arial Unicode MS" w:ascii="Arial" w:hAnsi="Arial"/>
+                <w:b/>
+                <w:bCs/>
+                <w:sz w:val="19"/>
                 <w:lang w:eastAsia="es-CO"/>
               </w:rPr>
               <w:t xml:space="preserve">Id. </w:t>
             </w:r>
             <w:r>
               <w:rPr>
-                <w:rFonts w:eastAsia="Arial Unicode MS"/>
-                <w:b/>
-                <w:bCs/>
-                <w:sz w:val="22"/>
+                <w:rFonts w:eastAsia="Arial Unicode MS" w:ascii="Arial" w:hAnsi="Arial"/>
+                <w:b/>
+                <w:bCs/>
+                <w:sz w:val="19"/>
                 <w:lang w:eastAsia="es-CO"/>
               </w:rPr>
               <w:t>Necesidad</w:t>
             </w:r>
             <w:r>
               <w:rPr>
-                <w:rFonts w:eastAsia="Arial Unicode MS"/>
-                <w:b/>
-                <w:bCs/>
-                <w:sz w:val="22"/>
+                <w:rFonts w:eastAsia="Arial Unicode MS" w:ascii="Arial" w:hAnsi="Arial"/>
+                <w:b/>
+                <w:bCs/>
+                <w:sz w:val="19"/>
                 <w:lang w:eastAsia="es-CO"/>
               </w:rPr>
               <w:t>:</w:t>
@@ -6104,7 +6750,14 @@
             <w:vAlign w:val="center"/>
           </w:tcPr>
           <w:p>
-            <w:r>
+            <w:pPr>
+              <w:spacing w:line="276" w:lineRule="auto" w:before="40" w:after="40"/>
+            </w:pPr>
+            <w:r>
+              <w:rPr>
+                <w:rFonts w:ascii="Arial" w:hAnsi="Arial"/>
+                <w:sz w:val="19"/>
+              </w:rPr>
               <w:t>N2</w:t>
             </w:r>
           </w:p>
@@ -6122,6 +6775,7 @@
           </w:tcPr>
           <w:p>
             <w:pPr>
+              <w:spacing w:line="276" w:lineRule="auto" w:before="40" w:after="40"/>
               <w:rPr>
                 <w:rFonts w:eastAsia="Arial Unicode MS"/>
                 <w:b/>
@@ -6132,10 +6786,10 @@
             </w:pPr>
             <w:r>
               <w:rPr>
-                <w:rFonts w:eastAsia="Arial Unicode MS"/>
-                <w:b/>
-                <w:bCs/>
-                <w:sz w:val="22"/>
+                <w:rFonts w:eastAsia="Arial Unicode MS" w:ascii="Arial" w:hAnsi="Arial"/>
+                <w:b/>
+                <w:bCs/>
+                <w:sz w:val="19"/>
                 <w:lang w:eastAsia="es-CO"/>
               </w:rPr>
               <w:t>Responsable:</w:t>
@@ -6149,7 +6803,14 @@
             <w:vAlign w:val="center"/>
           </w:tcPr>
           <w:p>
-            <w:r>
+            <w:pPr>
+              <w:spacing w:line="276" w:lineRule="auto" w:before="40" w:after="40"/>
+            </w:pPr>
+            <w:r>
+              <w:rPr>
+                <w:rFonts w:ascii="Arial" w:hAnsi="Arial"/>
+                <w:sz w:val="19"/>
+              </w:rPr>
               <w:t>Equipo de Desarrollo de Software</w:t>
             </w:r>
           </w:p>
@@ -6167,6 +6828,7 @@
           </w:tcPr>
           <w:p>
             <w:pPr>
+              <w:spacing w:line="276" w:lineRule="auto" w:before="40" w:after="40"/>
               <w:rPr>
                 <w:rFonts w:eastAsia="Arial Unicode MS"/>
                 <w:b/>
@@ -6177,10 +6839,10 @@
             </w:pPr>
             <w:r>
               <w:rPr>
-                <w:rFonts w:eastAsia="Arial Unicode MS"/>
-                <w:b/>
-                <w:bCs/>
-                <w:sz w:val="22"/>
+                <w:rFonts w:eastAsia="Arial Unicode MS" w:ascii="Arial" w:hAnsi="Arial"/>
+                <w:b/>
+                <w:bCs/>
+                <w:sz w:val="19"/>
                 <w:lang w:eastAsia="es-CO"/>
               </w:rPr>
               <w:t>Prioridad:</w:t>
@@ -6194,7 +6856,14 @@
             <w:vAlign w:val="center"/>
           </w:tcPr>
           <w:p>
-            <w:r>
+            <w:pPr>
+              <w:spacing w:line="276" w:lineRule="auto" w:before="40" w:after="40"/>
+            </w:pPr>
+            <w:r>
+              <w:rPr>
+                <w:rFonts w:ascii="Arial" w:hAnsi="Arial"/>
+                <w:sz w:val="19"/>
+              </w:rPr>
               <w:t>Alta</w:t>
             </w:r>
           </w:p>
@@ -6213,6 +6882,7 @@
           </w:tcPr>
           <w:p>
             <w:pPr>
+              <w:spacing w:line="276" w:lineRule="auto" w:before="40" w:after="40"/>
               <w:jc w:val="center"/>
               <w:rPr>
                 <w:rFonts w:eastAsia="Arial Unicode MS"/>
@@ -6224,10 +6894,10 @@
             </w:pPr>
             <w:r>
               <w:rPr>
-                <w:rFonts w:eastAsia="Arial Unicode MS"/>
-                <w:b/>
-                <w:bCs/>
-                <w:sz w:val="22"/>
+                <w:rFonts w:eastAsia="Arial Unicode MS" w:ascii="Arial" w:hAnsi="Arial"/>
+                <w:b/>
+                <w:bCs/>
+                <w:sz w:val="19"/>
                 <w:lang w:eastAsia="es-CO"/>
               </w:rPr>
               <w:t>Descripción del requisito</w:t>
@@ -6246,7 +6916,14 @@
             <w:vAlign w:val="center"/>
           </w:tcPr>
           <w:p>
-            <w:r>
+            <w:pPr>
+              <w:spacing w:line="276" w:lineRule="auto" w:before="40" w:after="40"/>
+            </w:pPr>
+            <w:r>
+              <w:rPr>
+                <w:rFonts w:ascii="Arial" w:hAnsi="Arial"/>
+                <w:sz w:val="19"/>
+              </w:rPr>
               <w:t>El sistema autentica usuarios mediante Firebase Auth y provee un selector dinámico de roles (ADMIN, SUPERVISOR, ANALISTA) en la cabecera. Limita las opciones y módulos visuales según la matriz de gobierno de seguridad: el Administrador gestiona empresas y usuarios; el Supervisor audita lotes y KPIs; el Analista procesa planillas y pagos únicos.</w:t>
             </w:r>
           </w:p>
@@ -6283,6 +6960,7 @@
           </w:tcPr>
           <w:p>
             <w:pPr>
+              <w:spacing w:line="276" w:lineRule="auto" w:before="40" w:after="40"/>
               <w:jc w:val="center"/>
               <w:rPr>
                 <w:rFonts w:eastAsia="Arial Unicode MS"/>
@@ -6294,10 +6972,10 @@
             </w:pPr>
             <w:r>
               <w:rPr>
-                <w:rFonts w:eastAsia="Arial Unicode MS"/>
-                <w:b/>
-                <w:bCs/>
-                <w:sz w:val="22"/>
+                <w:rFonts w:eastAsia="Arial Unicode MS" w:ascii="Arial" w:hAnsi="Arial"/>
+                <w:b/>
+                <w:bCs/>
+                <w:sz w:val="19"/>
                 <w:lang w:eastAsia="es-CO"/>
               </w:rPr>
               <w:t>FO-ERS-Especificación del requisito de software</w:t>
@@ -6317,6 +6995,7 @@
           </w:tcPr>
           <w:p>
             <w:pPr>
+              <w:spacing w:line="276" w:lineRule="auto" w:before="40" w:after="40"/>
               <w:rPr>
                 <w:rFonts w:eastAsia="Arial Unicode MS"/>
                 <w:b/>
@@ -6327,10 +7006,10 @@
             </w:pPr>
             <w:r>
               <w:rPr>
-                <w:rFonts w:eastAsia="Arial Unicode MS"/>
-                <w:b/>
-                <w:bCs/>
-                <w:sz w:val="22"/>
+                <w:rFonts w:eastAsia="Arial Unicode MS" w:ascii="Arial" w:hAnsi="Arial"/>
+                <w:b/>
+                <w:bCs/>
+                <w:sz w:val="19"/>
                 <w:lang w:eastAsia="es-CO"/>
               </w:rPr>
               <w:t>Código:</w:t>
@@ -6343,7 +7022,14 @@
             <w:vAlign w:val="center"/>
           </w:tcPr>
           <w:p>
-            <w:r>
+            <w:pPr>
+              <w:spacing w:line="276" w:lineRule="auto" w:before="40" w:after="40"/>
+            </w:pPr>
+            <w:r>
+              <w:rPr>
+                <w:rFonts w:ascii="Arial" w:hAnsi="Arial"/>
+                <w:sz w:val="19"/>
+              </w:rPr>
               <w:t>RF-02</w:t>
             </w:r>
           </w:p>
@@ -6356,6 +7042,7 @@
           </w:tcPr>
           <w:p>
             <w:pPr>
+              <w:spacing w:line="276" w:lineRule="auto" w:before="40" w:after="40"/>
               <w:rPr>
                 <w:rFonts w:eastAsia="Arial Unicode MS"/>
                 <w:b/>
@@ -6366,10 +7053,10 @@
             </w:pPr>
             <w:r>
               <w:rPr>
-                <w:rFonts w:eastAsia="Arial Unicode MS"/>
-                <w:b/>
-                <w:bCs/>
-                <w:sz w:val="22"/>
+                <w:rFonts w:eastAsia="Arial Unicode MS" w:ascii="Arial" w:hAnsi="Arial"/>
+                <w:b/>
+                <w:bCs/>
+                <w:sz w:val="19"/>
                 <w:lang w:eastAsia="es-CO"/>
               </w:rPr>
               <w:t>Nombre:</w:t>
@@ -6383,7 +7070,14 @@
             <w:vAlign w:val="center"/>
           </w:tcPr>
           <w:p>
-            <w:r>
+            <w:pPr>
+              <w:spacing w:line="276" w:lineRule="auto" w:before="40" w:after="40"/>
+            </w:pPr>
+            <w:r>
+              <w:rPr>
+                <w:rFonts w:ascii="Arial" w:hAnsi="Arial"/>
+                <w:sz w:val="19"/>
+              </w:rPr>
               <w:t>Registro y Parametrización de Empresas Aliadas</w:t>
             </w:r>
           </w:p>
@@ -6396,6 +7090,7 @@
           </w:tcPr>
           <w:p>
             <w:pPr>
+              <w:spacing w:line="276" w:lineRule="auto" w:before="40" w:after="40"/>
               <w:rPr>
                 <w:rFonts w:eastAsia="Arial Unicode MS"/>
                 <w:b/>
@@ -6406,10 +7101,10 @@
             </w:pPr>
             <w:r>
               <w:rPr>
-                <w:rFonts w:eastAsia="Arial Unicode MS"/>
-                <w:b/>
-                <w:bCs/>
-                <w:sz w:val="22"/>
+                <w:rFonts w:eastAsia="Arial Unicode MS" w:ascii="Arial" w:hAnsi="Arial"/>
+                <w:b/>
+                <w:bCs/>
+                <w:sz w:val="19"/>
                 <w:lang w:eastAsia="es-CO"/>
               </w:rPr>
               <w:t>Tipo:</w:t>
@@ -6422,7 +7117,14 @@
             <w:vAlign w:val="center"/>
           </w:tcPr>
           <w:p>
-            <w:r>
+            <w:pPr>
+              <w:spacing w:line="276" w:lineRule="auto" w:before="40" w:after="40"/>
+            </w:pPr>
+            <w:r>
+              <w:rPr>
+                <w:rFonts w:ascii="Arial" w:hAnsi="Arial"/>
+                <w:sz w:val="19"/>
+              </w:rPr>
               <w:t>Funcional</w:t>
             </w:r>
           </w:p>
@@ -6440,6 +7142,7 @@
           </w:tcPr>
           <w:p>
             <w:pPr>
+              <w:spacing w:line="276" w:lineRule="auto" w:before="40" w:after="40"/>
               <w:rPr>
                 <w:rFonts w:eastAsia="Arial Unicode MS"/>
                 <w:b/>
@@ -6451,10 +7154,10 @@
             <w:proofErr w:type="spellStart"/>
             <w:r>
               <w:rPr>
-                <w:rFonts w:eastAsia="Arial Unicode MS"/>
-                <w:b/>
-                <w:bCs/>
-                <w:sz w:val="22"/>
+                <w:rFonts w:eastAsia="Arial Unicode MS" w:ascii="Arial" w:hAnsi="Arial"/>
+                <w:b/>
+                <w:bCs/>
+                <w:sz w:val="19"/>
                 <w:lang w:eastAsia="es-CO"/>
               </w:rPr>
               <w:t>Stakeholder</w:t>
@@ -6462,10 +7165,10 @@
             <w:proofErr w:type="spellEnd"/>
             <w:r>
               <w:rPr>
-                <w:rFonts w:eastAsia="Arial Unicode MS"/>
-                <w:b/>
-                <w:bCs/>
-                <w:sz w:val="22"/>
+                <w:rFonts w:eastAsia="Arial Unicode MS" w:ascii="Arial" w:hAnsi="Arial"/>
+                <w:b/>
+                <w:bCs/>
+                <w:sz w:val="19"/>
                 <w:lang w:eastAsia="es-CO"/>
               </w:rPr>
               <w:t>:</w:t>
@@ -6479,7 +7182,14 @@
             <w:vAlign w:val="center"/>
           </w:tcPr>
           <w:p>
-            <w:r>
+            <w:pPr>
+              <w:spacing w:line="276" w:lineRule="auto" w:before="40" w:after="40"/>
+            </w:pPr>
+            <w:r>
+              <w:rPr>
+                <w:rFonts w:ascii="Arial" w:hAnsi="Arial"/>
+                <w:sz w:val="19"/>
+              </w:rPr>
               <w:t>Wilmer Vega</w:t>
             </w:r>
           </w:p>
@@ -6492,6 +7202,7 @@
           </w:tcPr>
           <w:p>
             <w:pPr>
+              <w:spacing w:line="276" w:lineRule="auto" w:before="40" w:after="40"/>
               <w:rPr>
                 <w:rFonts w:eastAsia="Arial Unicode MS"/>
                 <w:sz w:val="22"/>
@@ -6500,30 +7211,30 @@
             </w:pPr>
             <w:r>
               <w:rPr>
-                <w:rFonts w:eastAsia="Arial Unicode MS"/>
-                <w:b/>
-                <w:bCs/>
-                <w:sz w:val="22"/>
+                <w:rFonts w:eastAsia="Arial Unicode MS" w:ascii="Arial" w:hAnsi="Arial"/>
+                <w:b/>
+                <w:bCs/>
+                <w:sz w:val="19"/>
                 <w:lang w:eastAsia="es-CO"/>
               </w:rPr>
               <w:t xml:space="preserve">Id. </w:t>
             </w:r>
             <w:r>
               <w:rPr>
-                <w:rFonts w:eastAsia="Arial Unicode MS"/>
-                <w:b/>
-                <w:bCs/>
-                <w:sz w:val="22"/>
+                <w:rFonts w:eastAsia="Arial Unicode MS" w:ascii="Arial" w:hAnsi="Arial"/>
+                <w:b/>
+                <w:bCs/>
+                <w:sz w:val="19"/>
                 <w:lang w:eastAsia="es-CO"/>
               </w:rPr>
               <w:t>Necesidad</w:t>
             </w:r>
             <w:r>
               <w:rPr>
-                <w:rFonts w:eastAsia="Arial Unicode MS"/>
-                <w:b/>
-                <w:bCs/>
-                <w:sz w:val="22"/>
+                <w:rFonts w:eastAsia="Arial Unicode MS" w:ascii="Arial" w:hAnsi="Arial"/>
+                <w:b/>
+                <w:bCs/>
+                <w:sz w:val="19"/>
                 <w:lang w:eastAsia="es-CO"/>
               </w:rPr>
               <w:t>:</w:t>
@@ -6537,7 +7248,14 @@
             <w:vAlign w:val="center"/>
           </w:tcPr>
           <w:p>
-            <w:r>
+            <w:pPr>
+              <w:spacing w:line="276" w:lineRule="auto" w:before="40" w:after="40"/>
+            </w:pPr>
+            <w:r>
+              <w:rPr>
+                <w:rFonts w:ascii="Arial" w:hAnsi="Arial"/>
+                <w:sz w:val="19"/>
+              </w:rPr>
               <w:t>N4</w:t>
             </w:r>
           </w:p>
@@ -6555,6 +7273,7 @@
           </w:tcPr>
           <w:p>
             <w:pPr>
+              <w:spacing w:line="276" w:lineRule="auto" w:before="40" w:after="40"/>
               <w:rPr>
                 <w:rFonts w:eastAsia="Arial Unicode MS"/>
                 <w:b/>
@@ -6565,10 +7284,10 @@
             </w:pPr>
             <w:r>
               <w:rPr>
-                <w:rFonts w:eastAsia="Arial Unicode MS"/>
-                <w:b/>
-                <w:bCs/>
-                <w:sz w:val="22"/>
+                <w:rFonts w:eastAsia="Arial Unicode MS" w:ascii="Arial" w:hAnsi="Arial"/>
+                <w:b/>
+                <w:bCs/>
+                <w:sz w:val="19"/>
                 <w:lang w:eastAsia="es-CO"/>
               </w:rPr>
               <w:t>Responsable:</w:t>
@@ -6582,7 +7301,14 @@
             <w:vAlign w:val="center"/>
           </w:tcPr>
           <w:p>
-            <w:r>
+            <w:pPr>
+              <w:spacing w:line="276" w:lineRule="auto" w:before="40" w:after="40"/>
+            </w:pPr>
+            <w:r>
+              <w:rPr>
+                <w:rFonts w:ascii="Arial" w:hAnsi="Arial"/>
+                <w:sz w:val="19"/>
+              </w:rPr>
               <w:t>Equipo de Desarrollo de Software</w:t>
             </w:r>
           </w:p>
@@ -6600,6 +7326,7 @@
           </w:tcPr>
           <w:p>
             <w:pPr>
+              <w:spacing w:line="276" w:lineRule="auto" w:before="40" w:after="40"/>
               <w:rPr>
                 <w:rFonts w:eastAsia="Arial Unicode MS"/>
                 <w:b/>
@@ -6610,10 +7337,10 @@
             </w:pPr>
             <w:r>
               <w:rPr>
-                <w:rFonts w:eastAsia="Arial Unicode MS"/>
-                <w:b/>
-                <w:bCs/>
-                <w:sz w:val="22"/>
+                <w:rFonts w:eastAsia="Arial Unicode MS" w:ascii="Arial" w:hAnsi="Arial"/>
+                <w:b/>
+                <w:bCs/>
+                <w:sz w:val="19"/>
                 <w:lang w:eastAsia="es-CO"/>
               </w:rPr>
               <w:t>Prioridad:</w:t>
@@ -6627,7 +7354,14 @@
             <w:vAlign w:val="center"/>
           </w:tcPr>
           <w:p>
-            <w:r>
+            <w:pPr>
+              <w:spacing w:line="276" w:lineRule="auto" w:before="40" w:after="40"/>
+            </w:pPr>
+            <w:r>
+              <w:rPr>
+                <w:rFonts w:ascii="Arial" w:hAnsi="Arial"/>
+                <w:sz w:val="19"/>
+              </w:rPr>
               <w:t>Alta</w:t>
             </w:r>
           </w:p>
@@ -6646,6 +7380,7 @@
           </w:tcPr>
           <w:p>
             <w:pPr>
+              <w:spacing w:line="276" w:lineRule="auto" w:before="40" w:after="40"/>
               <w:jc w:val="center"/>
               <w:rPr>
                 <w:rFonts w:eastAsia="Arial Unicode MS"/>
@@ -6657,10 +7392,10 @@
             </w:pPr>
             <w:r>
               <w:rPr>
-                <w:rFonts w:eastAsia="Arial Unicode MS"/>
-                <w:b/>
-                <w:bCs/>
-                <w:sz w:val="22"/>
+                <w:rFonts w:eastAsia="Arial Unicode MS" w:ascii="Arial" w:hAnsi="Arial"/>
+                <w:b/>
+                <w:bCs/>
+                <w:sz w:val="19"/>
                 <w:lang w:eastAsia="es-CO"/>
               </w:rPr>
               <w:t>Descripción del requisito</w:t>
@@ -6679,7 +7414,14 @@
             <w:vAlign w:val="center"/>
           </w:tcPr>
           <w:p>
-            <w:r>
+            <w:pPr>
+              <w:spacing w:line="276" w:lineRule="auto" w:before="40" w:after="40"/>
+            </w:pPr>
+            <w:r>
+              <w:rPr>
+                <w:rFonts w:ascii="Arial" w:hAnsi="Arial"/>
+                <w:sz w:val="19"/>
+              </w:rPr>
               <w:t>El sistema permite a los usuarios con rol Administrador registrar empresas aliadas (Razón Social, NIT, Código Corporativo) y configurar dinámicamente sus reglas de descuento: porcentaje de póliza de Vida, porcentaje de Gastos Médicos Mayores (GMM), porcentaje de Costos Administrativos, tope máximo monetario en COP, permiso de sobregiro y nombres de columnas obligatorias en la colección 'empresas' de Firestore.</w:t>
             </w:r>
           </w:p>
@@ -6716,6 +7458,7 @@
           </w:tcPr>
           <w:p>
             <w:pPr>
+              <w:spacing w:line="276" w:lineRule="auto" w:before="40" w:after="40"/>
               <w:jc w:val="center"/>
               <w:rPr>
                 <w:rFonts w:eastAsia="Arial Unicode MS"/>
@@ -6727,10 +7470,10 @@
             </w:pPr>
             <w:r>
               <w:rPr>
-                <w:rFonts w:eastAsia="Arial Unicode MS"/>
-                <w:b/>
-                <w:bCs/>
-                <w:sz w:val="22"/>
+                <w:rFonts w:eastAsia="Arial Unicode MS" w:ascii="Arial" w:hAnsi="Arial"/>
+                <w:b/>
+                <w:bCs/>
+                <w:sz w:val="19"/>
                 <w:lang w:eastAsia="es-CO"/>
               </w:rPr>
               <w:t>FO-ERS-Especificación del requisito de software</w:t>
@@ -6750,6 +7493,7 @@
           </w:tcPr>
           <w:p>
             <w:pPr>
+              <w:spacing w:line="276" w:lineRule="auto" w:before="40" w:after="40"/>
               <w:rPr>
                 <w:rFonts w:eastAsia="Arial Unicode MS"/>
                 <w:b/>
@@ -6760,10 +7504,10 @@
             </w:pPr>
             <w:r>
               <w:rPr>
-                <w:rFonts w:eastAsia="Arial Unicode MS"/>
-                <w:b/>
-                <w:bCs/>
-                <w:sz w:val="22"/>
+                <w:rFonts w:eastAsia="Arial Unicode MS" w:ascii="Arial" w:hAnsi="Arial"/>
+                <w:b/>
+                <w:bCs/>
+                <w:sz w:val="19"/>
                 <w:lang w:eastAsia="es-CO"/>
               </w:rPr>
               <w:t>Código:</w:t>
@@ -6776,7 +7520,14 @@
             <w:vAlign w:val="center"/>
           </w:tcPr>
           <w:p>
-            <w:r>
+            <w:pPr>
+              <w:spacing w:line="276" w:lineRule="auto" w:before="40" w:after="40"/>
+            </w:pPr>
+            <w:r>
+              <w:rPr>
+                <w:rFonts w:ascii="Arial" w:hAnsi="Arial"/>
+                <w:sz w:val="19"/>
+              </w:rPr>
               <w:t>RF-03</w:t>
             </w:r>
           </w:p>
@@ -6789,6 +7540,7 @@
           </w:tcPr>
           <w:p>
             <w:pPr>
+              <w:spacing w:line="276" w:lineRule="auto" w:before="40" w:after="40"/>
               <w:rPr>
                 <w:rFonts w:eastAsia="Arial Unicode MS"/>
                 <w:b/>
@@ -6799,10 +7551,10 @@
             </w:pPr>
             <w:r>
               <w:rPr>
-                <w:rFonts w:eastAsia="Arial Unicode MS"/>
-                <w:b/>
-                <w:bCs/>
-                <w:sz w:val="22"/>
+                <w:rFonts w:eastAsia="Arial Unicode MS" w:ascii="Arial" w:hAnsi="Arial"/>
+                <w:b/>
+                <w:bCs/>
+                <w:sz w:val="19"/>
                 <w:lang w:eastAsia="es-CO"/>
               </w:rPr>
               <w:t>Nombre:</w:t>
@@ -6816,7 +7568,14 @@
             <w:vAlign w:val="center"/>
           </w:tcPr>
           <w:p>
-            <w:r>
+            <w:pPr>
+              <w:spacing w:line="276" w:lineRule="auto" w:before="40" w:after="40"/>
+            </w:pPr>
+            <w:r>
+              <w:rPr>
+                <w:rFonts w:ascii="Arial" w:hAnsi="Arial"/>
+                <w:sz w:val="19"/>
+              </w:rPr>
               <w:t>Carga Masiva de Planillas de Nómina en TypeScript</w:t>
             </w:r>
           </w:p>
@@ -6829,6 +7588,7 @@
           </w:tcPr>
           <w:p>
             <w:pPr>
+              <w:spacing w:line="276" w:lineRule="auto" w:before="40" w:after="40"/>
               <w:rPr>
                 <w:rFonts w:eastAsia="Arial Unicode MS"/>
                 <w:b/>
@@ -6839,10 +7599,10 @@
             </w:pPr>
             <w:r>
               <w:rPr>
-                <w:rFonts w:eastAsia="Arial Unicode MS"/>
-                <w:b/>
-                <w:bCs/>
-                <w:sz w:val="22"/>
+                <w:rFonts w:eastAsia="Arial Unicode MS" w:ascii="Arial" w:hAnsi="Arial"/>
+                <w:b/>
+                <w:bCs/>
+                <w:sz w:val="19"/>
                 <w:lang w:eastAsia="es-CO"/>
               </w:rPr>
               <w:t>Tipo:</w:t>
@@ -6855,7 +7615,14 @@
             <w:vAlign w:val="center"/>
           </w:tcPr>
           <w:p>
-            <w:r>
+            <w:pPr>
+              <w:spacing w:line="276" w:lineRule="auto" w:before="40" w:after="40"/>
+            </w:pPr>
+            <w:r>
+              <w:rPr>
+                <w:rFonts w:ascii="Arial" w:hAnsi="Arial"/>
+                <w:sz w:val="19"/>
+              </w:rPr>
               <w:t>Funcional</w:t>
             </w:r>
           </w:p>
@@ -6873,6 +7640,7 @@
           </w:tcPr>
           <w:p>
             <w:pPr>
+              <w:spacing w:line="276" w:lineRule="auto" w:before="40" w:after="40"/>
               <w:rPr>
                 <w:rFonts w:eastAsia="Arial Unicode MS"/>
                 <w:b/>
@@ -6884,10 +7652,10 @@
             <w:proofErr w:type="spellStart"/>
             <w:r>
               <w:rPr>
-                <w:rFonts w:eastAsia="Arial Unicode MS"/>
-                <w:b/>
-                <w:bCs/>
-                <w:sz w:val="22"/>
+                <w:rFonts w:eastAsia="Arial Unicode MS" w:ascii="Arial" w:hAnsi="Arial"/>
+                <w:b/>
+                <w:bCs/>
+                <w:sz w:val="19"/>
                 <w:lang w:eastAsia="es-CO"/>
               </w:rPr>
               <w:t>Stakeholder</w:t>
@@ -6895,10 +7663,10 @@
             <w:proofErr w:type="spellEnd"/>
             <w:r>
               <w:rPr>
-                <w:rFonts w:eastAsia="Arial Unicode MS"/>
-                <w:b/>
-                <w:bCs/>
-                <w:sz w:val="22"/>
+                <w:rFonts w:eastAsia="Arial Unicode MS" w:ascii="Arial" w:hAnsi="Arial"/>
+                <w:b/>
+                <w:bCs/>
+                <w:sz w:val="19"/>
                 <w:lang w:eastAsia="es-CO"/>
               </w:rPr>
               <w:t>:</w:t>
@@ -6912,7 +7680,14 @@
             <w:vAlign w:val="center"/>
           </w:tcPr>
           <w:p>
-            <w:r>
+            <w:pPr>
+              <w:spacing w:line="276" w:lineRule="auto" w:before="40" w:after="40"/>
+            </w:pPr>
+            <w:r>
+              <w:rPr>
+                <w:rFonts w:ascii="Arial" w:hAnsi="Arial"/>
+                <w:sz w:val="19"/>
+              </w:rPr>
               <w:t>Juan Santana</w:t>
             </w:r>
           </w:p>
@@ -6925,6 +7700,7 @@
           </w:tcPr>
           <w:p>
             <w:pPr>
+              <w:spacing w:line="276" w:lineRule="auto" w:before="40" w:after="40"/>
               <w:rPr>
                 <w:rFonts w:eastAsia="Arial Unicode MS"/>
                 <w:sz w:val="22"/>
@@ -6933,30 +7709,30 @@
             </w:pPr>
             <w:r>
               <w:rPr>
-                <w:rFonts w:eastAsia="Arial Unicode MS"/>
-                <w:b/>
-                <w:bCs/>
-                <w:sz w:val="22"/>
+                <w:rFonts w:eastAsia="Arial Unicode MS" w:ascii="Arial" w:hAnsi="Arial"/>
+                <w:b/>
+                <w:bCs/>
+                <w:sz w:val="19"/>
                 <w:lang w:eastAsia="es-CO"/>
               </w:rPr>
               <w:t xml:space="preserve">Id. </w:t>
             </w:r>
             <w:r>
               <w:rPr>
-                <w:rFonts w:eastAsia="Arial Unicode MS"/>
-                <w:b/>
-                <w:bCs/>
-                <w:sz w:val="22"/>
+                <w:rFonts w:eastAsia="Arial Unicode MS" w:ascii="Arial" w:hAnsi="Arial"/>
+                <w:b/>
+                <w:bCs/>
+                <w:sz w:val="19"/>
                 <w:lang w:eastAsia="es-CO"/>
               </w:rPr>
               <w:t>Necesidad</w:t>
             </w:r>
             <w:r>
               <w:rPr>
-                <w:rFonts w:eastAsia="Arial Unicode MS"/>
-                <w:b/>
-                <w:bCs/>
-                <w:sz w:val="22"/>
+                <w:rFonts w:eastAsia="Arial Unicode MS" w:ascii="Arial" w:hAnsi="Arial"/>
+                <w:b/>
+                <w:bCs/>
+                <w:sz w:val="19"/>
                 <w:lang w:eastAsia="es-CO"/>
               </w:rPr>
               <w:t>:</w:t>
@@ -6970,7 +7746,14 @@
             <w:vAlign w:val="center"/>
           </w:tcPr>
           <w:p>
-            <w:r>
+            <w:pPr>
+              <w:spacing w:line="276" w:lineRule="auto" w:before="40" w:after="40"/>
+            </w:pPr>
+            <w:r>
+              <w:rPr>
+                <w:rFonts w:ascii="Arial" w:hAnsi="Arial"/>
+                <w:sz w:val="19"/>
+              </w:rPr>
               <w:t>N3</w:t>
             </w:r>
           </w:p>
@@ -6988,6 +7771,7 @@
           </w:tcPr>
           <w:p>
             <w:pPr>
+              <w:spacing w:line="276" w:lineRule="auto" w:before="40" w:after="40"/>
               <w:rPr>
                 <w:rFonts w:eastAsia="Arial Unicode MS"/>
                 <w:b/>
@@ -6998,10 +7782,10 @@
             </w:pPr>
             <w:r>
               <w:rPr>
-                <w:rFonts w:eastAsia="Arial Unicode MS"/>
-                <w:b/>
-                <w:bCs/>
-                <w:sz w:val="22"/>
+                <w:rFonts w:eastAsia="Arial Unicode MS" w:ascii="Arial" w:hAnsi="Arial"/>
+                <w:b/>
+                <w:bCs/>
+                <w:sz w:val="19"/>
                 <w:lang w:eastAsia="es-CO"/>
               </w:rPr>
               <w:t>Responsable:</w:t>
@@ -7015,7 +7799,14 @@
             <w:vAlign w:val="center"/>
           </w:tcPr>
           <w:p>
-            <w:r>
+            <w:pPr>
+              <w:spacing w:line="276" w:lineRule="auto" w:before="40" w:after="40"/>
+            </w:pPr>
+            <w:r>
+              <w:rPr>
+                <w:rFonts w:ascii="Arial" w:hAnsi="Arial"/>
+                <w:sz w:val="19"/>
+              </w:rPr>
               <w:t>Equipo de Desarrollo de Software</w:t>
             </w:r>
           </w:p>
@@ -7033,6 +7824,7 @@
           </w:tcPr>
           <w:p>
             <w:pPr>
+              <w:spacing w:line="276" w:lineRule="auto" w:before="40" w:after="40"/>
               <w:rPr>
                 <w:rFonts w:eastAsia="Arial Unicode MS"/>
                 <w:b/>
@@ -7043,10 +7835,10 @@
             </w:pPr>
             <w:r>
               <w:rPr>
-                <w:rFonts w:eastAsia="Arial Unicode MS"/>
-                <w:b/>
-                <w:bCs/>
-                <w:sz w:val="22"/>
+                <w:rFonts w:eastAsia="Arial Unicode MS" w:ascii="Arial" w:hAnsi="Arial"/>
+                <w:b/>
+                <w:bCs/>
+                <w:sz w:val="19"/>
                 <w:lang w:eastAsia="es-CO"/>
               </w:rPr>
               <w:t>Prioridad:</w:t>
@@ -7060,7 +7852,14 @@
             <w:vAlign w:val="center"/>
           </w:tcPr>
           <w:p>
-            <w:r>
+            <w:pPr>
+              <w:spacing w:line="276" w:lineRule="auto" w:before="40" w:after="40"/>
+            </w:pPr>
+            <w:r>
+              <w:rPr>
+                <w:rFonts w:ascii="Arial" w:hAnsi="Arial"/>
+                <w:sz w:val="19"/>
+              </w:rPr>
               <w:t>Alta</w:t>
             </w:r>
           </w:p>
@@ -7079,6 +7878,7 @@
           </w:tcPr>
           <w:p>
             <w:pPr>
+              <w:spacing w:line="276" w:lineRule="auto" w:before="40" w:after="40"/>
               <w:jc w:val="center"/>
               <w:rPr>
                 <w:rFonts w:eastAsia="Arial Unicode MS"/>
@@ -7090,10 +7890,10 @@
             </w:pPr>
             <w:r>
               <w:rPr>
-                <w:rFonts w:eastAsia="Arial Unicode MS"/>
-                <w:b/>
-                <w:bCs/>
-                <w:sz w:val="22"/>
+                <w:rFonts w:eastAsia="Arial Unicode MS" w:ascii="Arial" w:hAnsi="Arial"/>
+                <w:b/>
+                <w:bCs/>
+                <w:sz w:val="19"/>
                 <w:lang w:eastAsia="es-CO"/>
               </w:rPr>
               <w:t>Descripción del requisito</w:t>
@@ -7112,7 +7912,14 @@
             <w:vAlign w:val="center"/>
           </w:tcPr>
           <w:p>
-            <w:r>
+            <w:pPr>
+              <w:spacing w:line="276" w:lineRule="auto" w:before="40" w:after="40"/>
+            </w:pPr>
+            <w:r>
+              <w:rPr>
+                <w:rFonts w:ascii="Arial" w:hAnsi="Arial"/>
+                <w:sz w:val="19"/>
+              </w:rPr>
               <w:t>El sistema provee una interfaz Drag &amp; Drop para cargar archivos .xlsx, .xls y .csv. El motor de procesamiento en TypeScript (excel-processor.ts) lee la primera hoja, valida la existencia de columnas requeridas contra la empresa seleccionada y computa en el navegador los descuentos aplicables sin intervención de servidores externos en Python.</w:t>
             </w:r>
           </w:p>
@@ -7149,6 +7956,7 @@
           </w:tcPr>
           <w:p>
             <w:pPr>
+              <w:spacing w:line="276" w:lineRule="auto" w:before="40" w:after="40"/>
               <w:jc w:val="center"/>
               <w:rPr>
                 <w:rFonts w:eastAsia="Arial Unicode MS"/>
@@ -7160,10 +7968,10 @@
             </w:pPr>
             <w:r>
               <w:rPr>
-                <w:rFonts w:eastAsia="Arial Unicode MS"/>
-                <w:b/>
-                <w:bCs/>
-                <w:sz w:val="22"/>
+                <w:rFonts w:eastAsia="Arial Unicode MS" w:ascii="Arial" w:hAnsi="Arial"/>
+                <w:b/>
+                <w:bCs/>
+                <w:sz w:val="19"/>
                 <w:lang w:eastAsia="es-CO"/>
               </w:rPr>
               <w:t>FO-ERS-Especificación del requisito de software</w:t>
@@ -7183,6 +7991,7 @@
           </w:tcPr>
           <w:p>
             <w:pPr>
+              <w:spacing w:line="276" w:lineRule="auto" w:before="40" w:after="40"/>
               <w:rPr>
                 <w:rFonts w:eastAsia="Arial Unicode MS"/>
                 <w:b/>
@@ -7193,10 +8002,10 @@
             </w:pPr>
             <w:r>
               <w:rPr>
-                <w:rFonts w:eastAsia="Arial Unicode MS"/>
-                <w:b/>
-                <w:bCs/>
-                <w:sz w:val="22"/>
+                <w:rFonts w:eastAsia="Arial Unicode MS" w:ascii="Arial" w:hAnsi="Arial"/>
+                <w:b/>
+                <w:bCs/>
+                <w:sz w:val="19"/>
                 <w:lang w:eastAsia="es-CO"/>
               </w:rPr>
               <w:t>Código:</w:t>
@@ -7209,7 +8018,14 @@
             <w:vAlign w:val="center"/>
           </w:tcPr>
           <w:p>
-            <w:r>
+            <w:pPr>
+              <w:spacing w:line="276" w:lineRule="auto" w:before="40" w:after="40"/>
+            </w:pPr>
+            <w:r>
+              <w:rPr>
+                <w:rFonts w:ascii="Arial" w:hAnsi="Arial"/>
+                <w:sz w:val="19"/>
+              </w:rPr>
               <w:t>RF-04</w:t>
             </w:r>
           </w:p>
@@ -7222,6 +8038,7 @@
           </w:tcPr>
           <w:p>
             <w:pPr>
+              <w:spacing w:line="276" w:lineRule="auto" w:before="40" w:after="40"/>
               <w:rPr>
                 <w:rFonts w:eastAsia="Arial Unicode MS"/>
                 <w:b/>
@@ -7232,10 +8049,10 @@
             </w:pPr>
             <w:r>
               <w:rPr>
-                <w:rFonts w:eastAsia="Arial Unicode MS"/>
-                <w:b/>
-                <w:bCs/>
-                <w:sz w:val="22"/>
+                <w:rFonts w:eastAsia="Arial Unicode MS" w:ascii="Arial" w:hAnsi="Arial"/>
+                <w:b/>
+                <w:bCs/>
+                <w:sz w:val="19"/>
                 <w:lang w:eastAsia="es-CO"/>
               </w:rPr>
               <w:t>Nombre:</w:t>
@@ -7249,7 +8066,14 @@
             <w:vAlign w:val="center"/>
           </w:tcPr>
           <w:p>
-            <w:r>
+            <w:pPr>
+              <w:spacing w:line="276" w:lineRule="auto" w:before="40" w:after="40"/>
+            </w:pPr>
+            <w:r>
+              <w:rPr>
+                <w:rFonts w:ascii="Arial" w:hAnsi="Arial"/>
+                <w:sz w:val="19"/>
+              </w:rPr>
               <w:t>Carga de un Único Pago Individual</w:t>
             </w:r>
           </w:p>
@@ -7262,6 +8086,7 @@
           </w:tcPr>
           <w:p>
             <w:pPr>
+              <w:spacing w:line="276" w:lineRule="auto" w:before="40" w:after="40"/>
               <w:rPr>
                 <w:rFonts w:eastAsia="Arial Unicode MS"/>
                 <w:b/>
@@ -7272,10 +8097,10 @@
             </w:pPr>
             <w:r>
               <w:rPr>
-                <w:rFonts w:eastAsia="Arial Unicode MS"/>
-                <w:b/>
-                <w:bCs/>
-                <w:sz w:val="22"/>
+                <w:rFonts w:eastAsia="Arial Unicode MS" w:ascii="Arial" w:hAnsi="Arial"/>
+                <w:b/>
+                <w:bCs/>
+                <w:sz w:val="19"/>
                 <w:lang w:eastAsia="es-CO"/>
               </w:rPr>
               <w:t>Tipo:</w:t>
@@ -7288,7 +8113,14 @@
             <w:vAlign w:val="center"/>
           </w:tcPr>
           <w:p>
-            <w:r>
+            <w:pPr>
+              <w:spacing w:line="276" w:lineRule="auto" w:before="40" w:after="40"/>
+            </w:pPr>
+            <w:r>
+              <w:rPr>
+                <w:rFonts w:ascii="Arial" w:hAnsi="Arial"/>
+                <w:sz w:val="19"/>
+              </w:rPr>
               <w:t>Funcional</w:t>
             </w:r>
           </w:p>
@@ -7306,6 +8138,7 @@
           </w:tcPr>
           <w:p>
             <w:pPr>
+              <w:spacing w:line="276" w:lineRule="auto" w:before="40" w:after="40"/>
               <w:rPr>
                 <w:rFonts w:eastAsia="Arial Unicode MS"/>
                 <w:b/>
@@ -7317,10 +8150,10 @@
             <w:proofErr w:type="spellStart"/>
             <w:r>
               <w:rPr>
-                <w:rFonts w:eastAsia="Arial Unicode MS"/>
-                <w:b/>
-                <w:bCs/>
-                <w:sz w:val="22"/>
+                <w:rFonts w:eastAsia="Arial Unicode MS" w:ascii="Arial" w:hAnsi="Arial"/>
+                <w:b/>
+                <w:bCs/>
+                <w:sz w:val="19"/>
                 <w:lang w:eastAsia="es-CO"/>
               </w:rPr>
               <w:t>Stakeholder</w:t>
@@ -7328,10 +8161,10 @@
             <w:proofErr w:type="spellEnd"/>
             <w:r>
               <w:rPr>
-                <w:rFonts w:eastAsia="Arial Unicode MS"/>
-                <w:b/>
-                <w:bCs/>
-                <w:sz w:val="22"/>
+                <w:rFonts w:eastAsia="Arial Unicode MS" w:ascii="Arial" w:hAnsi="Arial"/>
+                <w:b/>
+                <w:bCs/>
+                <w:sz w:val="19"/>
                 <w:lang w:eastAsia="es-CO"/>
               </w:rPr>
               <w:t>:</w:t>
@@ -7345,7 +8178,14 @@
             <w:vAlign w:val="center"/>
           </w:tcPr>
           <w:p>
-            <w:r>
+            <w:pPr>
+              <w:spacing w:line="276" w:lineRule="auto" w:before="40" w:after="40"/>
+            </w:pPr>
+            <w:r>
+              <w:rPr>
+                <w:rFonts w:ascii="Arial" w:hAnsi="Arial"/>
+                <w:sz w:val="19"/>
+              </w:rPr>
               <w:t>Juan Santana</w:t>
             </w:r>
           </w:p>
@@ -7358,6 +8198,7 @@
           </w:tcPr>
           <w:p>
             <w:pPr>
+              <w:spacing w:line="276" w:lineRule="auto" w:before="40" w:after="40"/>
               <w:rPr>
                 <w:rFonts w:eastAsia="Arial Unicode MS"/>
                 <w:sz w:val="22"/>
@@ -7366,30 +8207,30 @@
             </w:pPr>
             <w:r>
               <w:rPr>
-                <w:rFonts w:eastAsia="Arial Unicode MS"/>
-                <w:b/>
-                <w:bCs/>
-                <w:sz w:val="22"/>
+                <w:rFonts w:eastAsia="Arial Unicode MS" w:ascii="Arial" w:hAnsi="Arial"/>
+                <w:b/>
+                <w:bCs/>
+                <w:sz w:val="19"/>
                 <w:lang w:eastAsia="es-CO"/>
               </w:rPr>
               <w:t xml:space="preserve">Id. </w:t>
             </w:r>
             <w:r>
               <w:rPr>
-                <w:rFonts w:eastAsia="Arial Unicode MS"/>
-                <w:b/>
-                <w:bCs/>
-                <w:sz w:val="22"/>
+                <w:rFonts w:eastAsia="Arial Unicode MS" w:ascii="Arial" w:hAnsi="Arial"/>
+                <w:b/>
+                <w:bCs/>
+                <w:sz w:val="19"/>
                 <w:lang w:eastAsia="es-CO"/>
               </w:rPr>
               <w:t>Necesidad</w:t>
             </w:r>
             <w:r>
               <w:rPr>
-                <w:rFonts w:eastAsia="Arial Unicode MS"/>
-                <w:b/>
-                <w:bCs/>
-                <w:sz w:val="22"/>
+                <w:rFonts w:eastAsia="Arial Unicode MS" w:ascii="Arial" w:hAnsi="Arial"/>
+                <w:b/>
+                <w:bCs/>
+                <w:sz w:val="19"/>
                 <w:lang w:eastAsia="es-CO"/>
               </w:rPr>
               <w:t>:</w:t>
@@ -7403,7 +8244,14 @@
             <w:vAlign w:val="center"/>
           </w:tcPr>
           <w:p>
-            <w:r>
+            <w:pPr>
+              <w:spacing w:line="276" w:lineRule="auto" w:before="40" w:after="40"/>
+            </w:pPr>
+            <w:r>
+              <w:rPr>
+                <w:rFonts w:ascii="Arial" w:hAnsi="Arial"/>
+                <w:sz w:val="19"/>
+              </w:rPr>
               <w:t>N5</w:t>
             </w:r>
           </w:p>
@@ -7421,6 +8269,7 @@
           </w:tcPr>
           <w:p>
             <w:pPr>
+              <w:spacing w:line="276" w:lineRule="auto" w:before="40" w:after="40"/>
               <w:rPr>
                 <w:rFonts w:eastAsia="Arial Unicode MS"/>
                 <w:b/>
@@ -7431,10 +8280,10 @@
             </w:pPr>
             <w:r>
               <w:rPr>
-                <w:rFonts w:eastAsia="Arial Unicode MS"/>
-                <w:b/>
-                <w:bCs/>
-                <w:sz w:val="22"/>
+                <w:rFonts w:eastAsia="Arial Unicode MS" w:ascii="Arial" w:hAnsi="Arial"/>
+                <w:b/>
+                <w:bCs/>
+                <w:sz w:val="19"/>
                 <w:lang w:eastAsia="es-CO"/>
               </w:rPr>
               <w:t>Responsable:</w:t>
@@ -7448,7 +8297,14 @@
             <w:vAlign w:val="center"/>
           </w:tcPr>
           <w:p>
-            <w:r>
+            <w:pPr>
+              <w:spacing w:line="276" w:lineRule="auto" w:before="40" w:after="40"/>
+            </w:pPr>
+            <w:r>
+              <w:rPr>
+                <w:rFonts w:ascii="Arial" w:hAnsi="Arial"/>
+                <w:sz w:val="19"/>
+              </w:rPr>
               <w:t>Equipo de Desarrollo de Software</w:t>
             </w:r>
           </w:p>
@@ -7466,6 +8322,7 @@
           </w:tcPr>
           <w:p>
             <w:pPr>
+              <w:spacing w:line="276" w:lineRule="auto" w:before="40" w:after="40"/>
               <w:rPr>
                 <w:rFonts w:eastAsia="Arial Unicode MS"/>
                 <w:b/>
@@ -7476,10 +8333,10 @@
             </w:pPr>
             <w:r>
               <w:rPr>
-                <w:rFonts w:eastAsia="Arial Unicode MS"/>
-                <w:b/>
-                <w:bCs/>
-                <w:sz w:val="22"/>
+                <w:rFonts w:eastAsia="Arial Unicode MS" w:ascii="Arial" w:hAnsi="Arial"/>
+                <w:b/>
+                <w:bCs/>
+                <w:sz w:val="19"/>
                 <w:lang w:eastAsia="es-CO"/>
               </w:rPr>
               <w:t>Prioridad:</w:t>
@@ -7493,7 +8350,14 @@
             <w:vAlign w:val="center"/>
           </w:tcPr>
           <w:p>
-            <w:r>
+            <w:pPr>
+              <w:spacing w:line="276" w:lineRule="auto" w:before="40" w:after="40"/>
+            </w:pPr>
+            <w:r>
+              <w:rPr>
+                <w:rFonts w:ascii="Arial" w:hAnsi="Arial"/>
+                <w:sz w:val="19"/>
+              </w:rPr>
               <w:t>Alta</w:t>
             </w:r>
           </w:p>
@@ -7512,6 +8376,7 @@
           </w:tcPr>
           <w:p>
             <w:pPr>
+              <w:spacing w:line="276" w:lineRule="auto" w:before="40" w:after="40"/>
               <w:jc w:val="center"/>
               <w:rPr>
                 <w:rFonts w:eastAsia="Arial Unicode MS"/>
@@ -7523,10 +8388,10 @@
             </w:pPr>
             <w:r>
               <w:rPr>
-                <w:rFonts w:eastAsia="Arial Unicode MS"/>
-                <w:b/>
-                <w:bCs/>
-                <w:sz w:val="22"/>
+                <w:rFonts w:eastAsia="Arial Unicode MS" w:ascii="Arial" w:hAnsi="Arial"/>
+                <w:b/>
+                <w:bCs/>
+                <w:sz w:val="19"/>
                 <w:lang w:eastAsia="es-CO"/>
               </w:rPr>
               <w:t>Descripción del requisito</w:t>
@@ -7545,7 +8410,14 @@
             <w:vAlign w:val="center"/>
           </w:tcPr>
           <w:p>
-            <w:r>
+            <w:pPr>
+              <w:spacing w:line="276" w:lineRule="auto" w:before="40" w:after="40"/>
+            </w:pPr>
+            <w:r>
+              <w:rPr>
+                <w:rFonts w:ascii="Arial" w:hAnsi="Arial"/>
+                <w:sz w:val="19"/>
+              </w:rPr>
               <w:t>El sistema provee un formulario transaccional para ingresar deducciones individuales (Cédula, Nombre, Empresa, Salario Base, Concepto y Observación). El sistema calcula en vivo el valor a deducir, verifica el cumplimiento del tope máximo y la regla de sobregiro, y asienta la transacción en la colección 'pagos_individuales' de Firestore.</w:t>
             </w:r>
           </w:p>
@@ -7582,6 +8454,7 @@
           </w:tcPr>
           <w:p>
             <w:pPr>
+              <w:spacing w:line="276" w:lineRule="auto" w:before="40" w:after="40"/>
               <w:jc w:val="center"/>
               <w:rPr>
                 <w:rFonts w:eastAsia="Arial Unicode MS"/>
@@ -7593,10 +8466,10 @@
             </w:pPr>
             <w:r>
               <w:rPr>
-                <w:rFonts w:eastAsia="Arial Unicode MS"/>
-                <w:b/>
-                <w:bCs/>
-                <w:sz w:val="22"/>
+                <w:rFonts w:eastAsia="Arial Unicode MS" w:ascii="Arial" w:hAnsi="Arial"/>
+                <w:b/>
+                <w:bCs/>
+                <w:sz w:val="19"/>
                 <w:lang w:eastAsia="es-CO"/>
               </w:rPr>
               <w:t>FO-ERS-Especificación del requisito de software</w:t>
@@ -7616,6 +8489,7 @@
           </w:tcPr>
           <w:p>
             <w:pPr>
+              <w:spacing w:line="276" w:lineRule="auto" w:before="40" w:after="40"/>
               <w:rPr>
                 <w:rFonts w:eastAsia="Arial Unicode MS"/>
                 <w:b/>
@@ -7626,10 +8500,10 @@
             </w:pPr>
             <w:r>
               <w:rPr>
-                <w:rFonts w:eastAsia="Arial Unicode MS"/>
-                <w:b/>
-                <w:bCs/>
-                <w:sz w:val="22"/>
+                <w:rFonts w:eastAsia="Arial Unicode MS" w:ascii="Arial" w:hAnsi="Arial"/>
+                <w:b/>
+                <w:bCs/>
+                <w:sz w:val="19"/>
                 <w:lang w:eastAsia="es-CO"/>
               </w:rPr>
               <w:t>Código:</w:t>
@@ -7642,7 +8516,14 @@
             <w:vAlign w:val="center"/>
           </w:tcPr>
           <w:p>
-            <w:r>
+            <w:pPr>
+              <w:spacing w:line="276" w:lineRule="auto" w:before="40" w:after="40"/>
+            </w:pPr>
+            <w:r>
+              <w:rPr>
+                <w:rFonts w:ascii="Arial" w:hAnsi="Arial"/>
+                <w:sz w:val="19"/>
+              </w:rPr>
               <w:t>RF-05</w:t>
             </w:r>
           </w:p>
@@ -7655,6 +8536,7 @@
           </w:tcPr>
           <w:p>
             <w:pPr>
+              <w:spacing w:line="276" w:lineRule="auto" w:before="40" w:after="40"/>
               <w:rPr>
                 <w:rFonts w:eastAsia="Arial Unicode MS"/>
                 <w:b/>
@@ -7665,10 +8547,10 @@
             </w:pPr>
             <w:r>
               <w:rPr>
-                <w:rFonts w:eastAsia="Arial Unicode MS"/>
-                <w:b/>
-                <w:bCs/>
-                <w:sz w:val="22"/>
+                <w:rFonts w:eastAsia="Arial Unicode MS" w:ascii="Arial" w:hAnsi="Arial"/>
+                <w:b/>
+                <w:bCs/>
+                <w:sz w:val="19"/>
                 <w:lang w:eastAsia="es-CO"/>
               </w:rPr>
               <w:t>Nombre:</w:t>
@@ -7682,7 +8564,14 @@
             <w:vAlign w:val="center"/>
           </w:tcPr>
           <w:p>
-            <w:r>
+            <w:pPr>
+              <w:spacing w:line="276" w:lineRule="auto" w:before="40" w:after="40"/>
+            </w:pPr>
+            <w:r>
+              <w:rPr>
+                <w:rFonts w:ascii="Arial" w:hAnsi="Arial"/>
+                <w:sz w:val="19"/>
+              </w:rPr>
               <w:t>Exportación de Planillas Liquidadas en Excel</w:t>
             </w:r>
           </w:p>
@@ -7695,6 +8584,7 @@
           </w:tcPr>
           <w:p>
             <w:pPr>
+              <w:spacing w:line="276" w:lineRule="auto" w:before="40" w:after="40"/>
               <w:rPr>
                 <w:rFonts w:eastAsia="Arial Unicode MS"/>
                 <w:b/>
@@ -7705,10 +8595,10 @@
             </w:pPr>
             <w:r>
               <w:rPr>
-                <w:rFonts w:eastAsia="Arial Unicode MS"/>
-                <w:b/>
-                <w:bCs/>
-                <w:sz w:val="22"/>
+                <w:rFonts w:eastAsia="Arial Unicode MS" w:ascii="Arial" w:hAnsi="Arial"/>
+                <w:b/>
+                <w:bCs/>
+                <w:sz w:val="19"/>
                 <w:lang w:eastAsia="es-CO"/>
               </w:rPr>
               <w:t>Tipo:</w:t>
@@ -7721,7 +8611,14 @@
             <w:vAlign w:val="center"/>
           </w:tcPr>
           <w:p>
-            <w:r>
+            <w:pPr>
+              <w:spacing w:line="276" w:lineRule="auto" w:before="40" w:after="40"/>
+            </w:pPr>
+            <w:r>
+              <w:rPr>
+                <w:rFonts w:ascii="Arial" w:hAnsi="Arial"/>
+                <w:sz w:val="19"/>
+              </w:rPr>
               <w:t>Funcional</w:t>
             </w:r>
           </w:p>
@@ -7739,6 +8636,7 @@
           </w:tcPr>
           <w:p>
             <w:pPr>
+              <w:spacing w:line="276" w:lineRule="auto" w:before="40" w:after="40"/>
               <w:rPr>
                 <w:rFonts w:eastAsia="Arial Unicode MS"/>
                 <w:b/>
@@ -7750,10 +8648,10 @@
             <w:proofErr w:type="spellStart"/>
             <w:r>
               <w:rPr>
-                <w:rFonts w:eastAsia="Arial Unicode MS"/>
-                <w:b/>
-                <w:bCs/>
-                <w:sz w:val="22"/>
+                <w:rFonts w:eastAsia="Arial Unicode MS" w:ascii="Arial" w:hAnsi="Arial"/>
+                <w:b/>
+                <w:bCs/>
+                <w:sz w:val="19"/>
                 <w:lang w:eastAsia="es-CO"/>
               </w:rPr>
               <w:t>Stakeholder</w:t>
@@ -7761,10 +8659,10 @@
             <w:proofErr w:type="spellEnd"/>
             <w:r>
               <w:rPr>
-                <w:rFonts w:eastAsia="Arial Unicode MS"/>
-                <w:b/>
-                <w:bCs/>
-                <w:sz w:val="22"/>
+                <w:rFonts w:eastAsia="Arial Unicode MS" w:ascii="Arial" w:hAnsi="Arial"/>
+                <w:b/>
+                <w:bCs/>
+                <w:sz w:val="19"/>
                 <w:lang w:eastAsia="es-CO"/>
               </w:rPr>
               <w:t>:</w:t>
@@ -7778,7 +8676,14 @@
             <w:vAlign w:val="center"/>
           </w:tcPr>
           <w:p>
-            <w:r>
+            <w:pPr>
+              <w:spacing w:line="276" w:lineRule="auto" w:before="40" w:after="40"/>
+            </w:pPr>
+            <w:r>
+              <w:rPr>
+                <w:rFonts w:ascii="Arial" w:hAnsi="Arial"/>
+                <w:sz w:val="19"/>
+              </w:rPr>
               <w:t>Juan Santana</w:t>
             </w:r>
           </w:p>
@@ -7791,6 +8696,7 @@
           </w:tcPr>
           <w:p>
             <w:pPr>
+              <w:spacing w:line="276" w:lineRule="auto" w:before="40" w:after="40"/>
               <w:rPr>
                 <w:rFonts w:eastAsia="Arial Unicode MS"/>
                 <w:sz w:val="22"/>
@@ -7799,30 +8705,30 @@
             </w:pPr>
             <w:r>
               <w:rPr>
-                <w:rFonts w:eastAsia="Arial Unicode MS"/>
-                <w:b/>
-                <w:bCs/>
-                <w:sz w:val="22"/>
+                <w:rFonts w:eastAsia="Arial Unicode MS" w:ascii="Arial" w:hAnsi="Arial"/>
+                <w:b/>
+                <w:bCs/>
+                <w:sz w:val="19"/>
                 <w:lang w:eastAsia="es-CO"/>
               </w:rPr>
               <w:t xml:space="preserve">Id. </w:t>
             </w:r>
             <w:r>
               <w:rPr>
-                <w:rFonts w:eastAsia="Arial Unicode MS"/>
-                <w:b/>
-                <w:bCs/>
-                <w:sz w:val="22"/>
+                <w:rFonts w:eastAsia="Arial Unicode MS" w:ascii="Arial" w:hAnsi="Arial"/>
+                <w:b/>
+                <w:bCs/>
+                <w:sz w:val="19"/>
                 <w:lang w:eastAsia="es-CO"/>
               </w:rPr>
               <w:t>Necesidad</w:t>
             </w:r>
             <w:r>
               <w:rPr>
-                <w:rFonts w:eastAsia="Arial Unicode MS"/>
-                <w:b/>
-                <w:bCs/>
-                <w:sz w:val="22"/>
+                <w:rFonts w:eastAsia="Arial Unicode MS" w:ascii="Arial" w:hAnsi="Arial"/>
+                <w:b/>
+                <w:bCs/>
+                <w:sz w:val="19"/>
                 <w:lang w:eastAsia="es-CO"/>
               </w:rPr>
               <w:t>:</w:t>
@@ -7836,7 +8742,14 @@
             <w:vAlign w:val="center"/>
           </w:tcPr>
           <w:p>
-            <w:r>
+            <w:pPr>
+              <w:spacing w:line="276" w:lineRule="auto" w:before="40" w:after="40"/>
+            </w:pPr>
+            <w:r>
+              <w:rPr>
+                <w:rFonts w:ascii="Arial" w:hAnsi="Arial"/>
+                <w:sz w:val="19"/>
+              </w:rPr>
               <w:t>N8</w:t>
             </w:r>
           </w:p>
@@ -7854,6 +8767,7 @@
           </w:tcPr>
           <w:p>
             <w:pPr>
+              <w:spacing w:line="276" w:lineRule="auto" w:before="40" w:after="40"/>
               <w:rPr>
                 <w:rFonts w:eastAsia="Arial Unicode MS"/>
                 <w:b/>
@@ -7864,10 +8778,10 @@
             </w:pPr>
             <w:r>
               <w:rPr>
-                <w:rFonts w:eastAsia="Arial Unicode MS"/>
-                <w:b/>
-                <w:bCs/>
-                <w:sz w:val="22"/>
+                <w:rFonts w:eastAsia="Arial Unicode MS" w:ascii="Arial" w:hAnsi="Arial"/>
+                <w:b/>
+                <w:bCs/>
+                <w:sz w:val="19"/>
                 <w:lang w:eastAsia="es-CO"/>
               </w:rPr>
               <w:t>Responsable:</w:t>
@@ -7881,7 +8795,14 @@
             <w:vAlign w:val="center"/>
           </w:tcPr>
           <w:p>
-            <w:r>
+            <w:pPr>
+              <w:spacing w:line="276" w:lineRule="auto" w:before="40" w:after="40"/>
+            </w:pPr>
+            <w:r>
+              <w:rPr>
+                <w:rFonts w:ascii="Arial" w:hAnsi="Arial"/>
+                <w:sz w:val="19"/>
+              </w:rPr>
               <w:t>Equipo de Desarrollo de Software</w:t>
             </w:r>
           </w:p>
@@ -7899,6 +8820,7 @@
           </w:tcPr>
           <w:p>
             <w:pPr>
+              <w:spacing w:line="276" w:lineRule="auto" w:before="40" w:after="40"/>
               <w:rPr>
                 <w:rFonts w:eastAsia="Arial Unicode MS"/>
                 <w:b/>
@@ -7909,10 +8831,10 @@
             </w:pPr>
             <w:r>
               <w:rPr>
-                <w:rFonts w:eastAsia="Arial Unicode MS"/>
-                <w:b/>
-                <w:bCs/>
-                <w:sz w:val="22"/>
+                <w:rFonts w:eastAsia="Arial Unicode MS" w:ascii="Arial" w:hAnsi="Arial"/>
+                <w:b/>
+                <w:bCs/>
+                <w:sz w:val="19"/>
                 <w:lang w:eastAsia="es-CO"/>
               </w:rPr>
               <w:t>Prioridad:</w:t>
@@ -7926,7 +8848,14 @@
             <w:vAlign w:val="center"/>
           </w:tcPr>
           <w:p>
-            <w:r>
+            <w:pPr>
+              <w:spacing w:line="276" w:lineRule="auto" w:before="40" w:after="40"/>
+            </w:pPr>
+            <w:r>
+              <w:rPr>
+                <w:rFonts w:ascii="Arial" w:hAnsi="Arial"/>
+                <w:sz w:val="19"/>
+              </w:rPr>
               <w:t>Alta</w:t>
             </w:r>
           </w:p>
@@ -7945,6 +8874,7 @@
           </w:tcPr>
           <w:p>
             <w:pPr>
+              <w:spacing w:line="276" w:lineRule="auto" w:before="40" w:after="40"/>
               <w:jc w:val="center"/>
               <w:rPr>
                 <w:rFonts w:eastAsia="Arial Unicode MS"/>
@@ -7956,10 +8886,10 @@
             </w:pPr>
             <w:r>
               <w:rPr>
-                <w:rFonts w:eastAsia="Arial Unicode MS"/>
-                <w:b/>
-                <w:bCs/>
-                <w:sz w:val="22"/>
+                <w:rFonts w:eastAsia="Arial Unicode MS" w:ascii="Arial" w:hAnsi="Arial"/>
+                <w:b/>
+                <w:bCs/>
+                <w:sz w:val="19"/>
                 <w:lang w:eastAsia="es-CO"/>
               </w:rPr>
               <w:t>Descripción del requisito</w:t>
@@ -7978,7 +8908,14 @@
             <w:vAlign w:val="center"/>
           </w:tcPr>
           <w:p>
-            <w:r>
+            <w:pPr>
+              <w:spacing w:line="276" w:lineRule="auto" w:before="40" w:after="40"/>
+            </w:pPr>
+            <w:r>
+              <w:rPr>
+                <w:rFonts w:ascii="Arial" w:hAnsi="Arial"/>
+                <w:sz w:val="19"/>
+              </w:rPr>
               <w:t>Tras la validación de un lote de nómina, el sistema genera al vuelo un archivo Excel descargable (.xlsx) estructurado en dos hojas: 'Resumen Auditoría' (con métricas consolidadas de masa salarial, empleados aprobados, rechazados y monto total a dispersar) y 'Detalle Descuentos' (con el desglose de cada colaborador y bandera de tope aplicado).</w:t>
             </w:r>
           </w:p>
@@ -8015,6 +8952,7 @@
           </w:tcPr>
           <w:p>
             <w:pPr>
+              <w:spacing w:line="276" w:lineRule="auto" w:before="40" w:after="40"/>
               <w:jc w:val="center"/>
               <w:rPr>
                 <w:rFonts w:eastAsia="Arial Unicode MS"/>
@@ -8026,10 +8964,10 @@
             </w:pPr>
             <w:r>
               <w:rPr>
-                <w:rFonts w:eastAsia="Arial Unicode MS"/>
-                <w:b/>
-                <w:bCs/>
-                <w:sz w:val="22"/>
+                <w:rFonts w:eastAsia="Arial Unicode MS" w:ascii="Arial" w:hAnsi="Arial"/>
+                <w:b/>
+                <w:bCs/>
+                <w:sz w:val="19"/>
                 <w:lang w:eastAsia="es-CO"/>
               </w:rPr>
               <w:t>FO-ERS-Especificación del requisito de software</w:t>
@@ -8049,6 +8987,7 @@
           </w:tcPr>
           <w:p>
             <w:pPr>
+              <w:spacing w:line="276" w:lineRule="auto" w:before="40" w:after="40"/>
               <w:rPr>
                 <w:rFonts w:eastAsia="Arial Unicode MS"/>
                 <w:b/>
@@ -8059,10 +8998,10 @@
             </w:pPr>
             <w:r>
               <w:rPr>
-                <w:rFonts w:eastAsia="Arial Unicode MS"/>
-                <w:b/>
-                <w:bCs/>
-                <w:sz w:val="22"/>
+                <w:rFonts w:eastAsia="Arial Unicode MS" w:ascii="Arial" w:hAnsi="Arial"/>
+                <w:b/>
+                <w:bCs/>
+                <w:sz w:val="19"/>
                 <w:lang w:eastAsia="es-CO"/>
               </w:rPr>
               <w:t>Código:</w:t>
@@ -8075,7 +9014,14 @@
             <w:vAlign w:val="center"/>
           </w:tcPr>
           <w:p>
-            <w:r>
+            <w:pPr>
+              <w:spacing w:line="276" w:lineRule="auto" w:before="40" w:after="40"/>
+            </w:pPr>
+            <w:r>
+              <w:rPr>
+                <w:rFonts w:ascii="Arial" w:hAnsi="Arial"/>
+                <w:sz w:val="19"/>
+              </w:rPr>
               <w:t>RF-06</w:t>
             </w:r>
           </w:p>
@@ -8088,6 +9034,7 @@
           </w:tcPr>
           <w:p>
             <w:pPr>
+              <w:spacing w:line="276" w:lineRule="auto" w:before="40" w:after="40"/>
               <w:rPr>
                 <w:rFonts w:eastAsia="Arial Unicode MS"/>
                 <w:b/>
@@ -8098,10 +9045,10 @@
             </w:pPr>
             <w:r>
               <w:rPr>
-                <w:rFonts w:eastAsia="Arial Unicode MS"/>
-                <w:b/>
-                <w:bCs/>
-                <w:sz w:val="22"/>
+                <w:rFonts w:eastAsia="Arial Unicode MS" w:ascii="Arial" w:hAnsi="Arial"/>
+                <w:b/>
+                <w:bCs/>
+                <w:sz w:val="19"/>
                 <w:lang w:eastAsia="es-CO"/>
               </w:rPr>
               <w:t>Nombre:</w:t>
@@ -8115,7 +9062,14 @@
             <w:vAlign w:val="center"/>
           </w:tcPr>
           <w:p>
-            <w:r>
+            <w:pPr>
+              <w:spacing w:line="276" w:lineRule="auto" w:before="40" w:after="40"/>
+            </w:pPr>
+            <w:r>
+              <w:rPr>
+                <w:rFonts w:ascii="Arial" w:hAnsi="Arial"/>
+                <w:sz w:val="19"/>
+              </w:rPr>
               <w:t>Monitoreo y Trazabilidad de Lotes en Tiempo Real</w:t>
             </w:r>
           </w:p>
@@ -8128,6 +9082,7 @@
           </w:tcPr>
           <w:p>
             <w:pPr>
+              <w:spacing w:line="276" w:lineRule="auto" w:before="40" w:after="40"/>
               <w:rPr>
                 <w:rFonts w:eastAsia="Arial Unicode MS"/>
                 <w:b/>
@@ -8138,10 +9093,10 @@
             </w:pPr>
             <w:r>
               <w:rPr>
-                <w:rFonts w:eastAsia="Arial Unicode MS"/>
-                <w:b/>
-                <w:bCs/>
-                <w:sz w:val="22"/>
+                <w:rFonts w:eastAsia="Arial Unicode MS" w:ascii="Arial" w:hAnsi="Arial"/>
+                <w:b/>
+                <w:bCs/>
+                <w:sz w:val="19"/>
                 <w:lang w:eastAsia="es-CO"/>
               </w:rPr>
               <w:t>Tipo:</w:t>
@@ -8154,7 +9109,14 @@
             <w:vAlign w:val="center"/>
           </w:tcPr>
           <w:p>
-            <w:r>
+            <w:pPr>
+              <w:spacing w:line="276" w:lineRule="auto" w:before="40" w:after="40"/>
+            </w:pPr>
+            <w:r>
+              <w:rPr>
+                <w:rFonts w:ascii="Arial" w:hAnsi="Arial"/>
+                <w:sz w:val="19"/>
+              </w:rPr>
               <w:t>Funcional</w:t>
             </w:r>
           </w:p>
@@ -8172,6 +9134,7 @@
           </w:tcPr>
           <w:p>
             <w:pPr>
+              <w:spacing w:line="276" w:lineRule="auto" w:before="40" w:after="40"/>
               <w:rPr>
                 <w:rFonts w:eastAsia="Arial Unicode MS"/>
                 <w:b/>
@@ -8183,10 +9146,10 @@
             <w:proofErr w:type="spellStart"/>
             <w:r>
               <w:rPr>
-                <w:rFonts w:eastAsia="Arial Unicode MS"/>
-                <w:b/>
-                <w:bCs/>
-                <w:sz w:val="22"/>
+                <w:rFonts w:eastAsia="Arial Unicode MS" w:ascii="Arial" w:hAnsi="Arial"/>
+                <w:b/>
+                <w:bCs/>
+                <w:sz w:val="19"/>
                 <w:lang w:eastAsia="es-CO"/>
               </w:rPr>
               <w:t>Stakeholder</w:t>
@@ -8194,10 +9157,10 @@
             <w:proofErr w:type="spellEnd"/>
             <w:r>
               <w:rPr>
-                <w:rFonts w:eastAsia="Arial Unicode MS"/>
-                <w:b/>
-                <w:bCs/>
-                <w:sz w:val="22"/>
+                <w:rFonts w:eastAsia="Arial Unicode MS" w:ascii="Arial" w:hAnsi="Arial"/>
+                <w:b/>
+                <w:bCs/>
+                <w:sz w:val="19"/>
                 <w:lang w:eastAsia="es-CO"/>
               </w:rPr>
               <w:t>:</w:t>
@@ -8211,7 +9174,14 @@
             <w:vAlign w:val="center"/>
           </w:tcPr>
           <w:p>
-            <w:r>
+            <w:pPr>
+              <w:spacing w:line="276" w:lineRule="auto" w:before="40" w:after="40"/>
+            </w:pPr>
+            <w:r>
+              <w:rPr>
+                <w:rFonts w:ascii="Arial" w:hAnsi="Arial"/>
+                <w:sz w:val="19"/>
+              </w:rPr>
               <w:t>Danilo Ortiz</w:t>
             </w:r>
           </w:p>
@@ -8224,6 +9194,7 @@
           </w:tcPr>
           <w:p>
             <w:pPr>
+              <w:spacing w:line="276" w:lineRule="auto" w:before="40" w:after="40"/>
               <w:rPr>
                 <w:rFonts w:eastAsia="Arial Unicode MS"/>
                 <w:sz w:val="22"/>
@@ -8232,30 +9203,30 @@
             </w:pPr>
             <w:r>
               <w:rPr>
-                <w:rFonts w:eastAsia="Arial Unicode MS"/>
-                <w:b/>
-                <w:bCs/>
-                <w:sz w:val="22"/>
+                <w:rFonts w:eastAsia="Arial Unicode MS" w:ascii="Arial" w:hAnsi="Arial"/>
+                <w:b/>
+                <w:bCs/>
+                <w:sz w:val="19"/>
                 <w:lang w:eastAsia="es-CO"/>
               </w:rPr>
               <w:t xml:space="preserve">Id. </w:t>
             </w:r>
             <w:r>
               <w:rPr>
-                <w:rFonts w:eastAsia="Arial Unicode MS"/>
-                <w:b/>
-                <w:bCs/>
-                <w:sz w:val="22"/>
+                <w:rFonts w:eastAsia="Arial Unicode MS" w:ascii="Arial" w:hAnsi="Arial"/>
+                <w:b/>
+                <w:bCs/>
+                <w:sz w:val="19"/>
                 <w:lang w:eastAsia="es-CO"/>
               </w:rPr>
               <w:t>Necesidad</w:t>
             </w:r>
             <w:r>
               <w:rPr>
-                <w:rFonts w:eastAsia="Arial Unicode MS"/>
-                <w:b/>
-                <w:bCs/>
-                <w:sz w:val="22"/>
+                <w:rFonts w:eastAsia="Arial Unicode MS" w:ascii="Arial" w:hAnsi="Arial"/>
+                <w:b/>
+                <w:bCs/>
+                <w:sz w:val="19"/>
                 <w:lang w:eastAsia="es-CO"/>
               </w:rPr>
               <w:t>:</w:t>
@@ -8269,7 +9240,14 @@
             <w:vAlign w:val="center"/>
           </w:tcPr>
           <w:p>
-            <w:r>
+            <w:pPr>
+              <w:spacing w:line="276" w:lineRule="auto" w:before="40" w:after="40"/>
+            </w:pPr>
+            <w:r>
+              <w:rPr>
+                <w:rFonts w:ascii="Arial" w:hAnsi="Arial"/>
+                <w:sz w:val="19"/>
+              </w:rPr>
               <w:t>N7</w:t>
             </w:r>
           </w:p>
@@ -8287,6 +9265,7 @@
           </w:tcPr>
           <w:p>
             <w:pPr>
+              <w:spacing w:line="276" w:lineRule="auto" w:before="40" w:after="40"/>
               <w:rPr>
                 <w:rFonts w:eastAsia="Arial Unicode MS"/>
                 <w:b/>
@@ -8297,10 +9276,10 @@
             </w:pPr>
             <w:r>
               <w:rPr>
-                <w:rFonts w:eastAsia="Arial Unicode MS"/>
-                <w:b/>
-                <w:bCs/>
-                <w:sz w:val="22"/>
+                <w:rFonts w:eastAsia="Arial Unicode MS" w:ascii="Arial" w:hAnsi="Arial"/>
+                <w:b/>
+                <w:bCs/>
+                <w:sz w:val="19"/>
                 <w:lang w:eastAsia="es-CO"/>
               </w:rPr>
               <w:t>Responsable:</w:t>
@@ -8314,7 +9293,14 @@
             <w:vAlign w:val="center"/>
           </w:tcPr>
           <w:p>
-            <w:r>
+            <w:pPr>
+              <w:spacing w:line="276" w:lineRule="auto" w:before="40" w:after="40"/>
+            </w:pPr>
+            <w:r>
+              <w:rPr>
+                <w:rFonts w:ascii="Arial" w:hAnsi="Arial"/>
+                <w:sz w:val="19"/>
+              </w:rPr>
               <w:t>Equipo de Desarrollo de Software</w:t>
             </w:r>
           </w:p>
@@ -8332,6 +9318,7 @@
           </w:tcPr>
           <w:p>
             <w:pPr>
+              <w:spacing w:line="276" w:lineRule="auto" w:before="40" w:after="40"/>
               <w:rPr>
                 <w:rFonts w:eastAsia="Arial Unicode MS"/>
                 <w:b/>
@@ -8342,10 +9329,10 @@
             </w:pPr>
             <w:r>
               <w:rPr>
-                <w:rFonts w:eastAsia="Arial Unicode MS"/>
-                <w:b/>
-                <w:bCs/>
-                <w:sz w:val="22"/>
+                <w:rFonts w:eastAsia="Arial Unicode MS" w:ascii="Arial" w:hAnsi="Arial"/>
+                <w:b/>
+                <w:bCs/>
+                <w:sz w:val="19"/>
                 <w:lang w:eastAsia="es-CO"/>
               </w:rPr>
               <w:t>Prioridad:</w:t>
@@ -8359,7 +9346,14 @@
             <w:vAlign w:val="center"/>
           </w:tcPr>
           <w:p>
-            <w:r>
+            <w:pPr>
+              <w:spacing w:line="276" w:lineRule="auto" w:before="40" w:after="40"/>
+            </w:pPr>
+            <w:r>
+              <w:rPr>
+                <w:rFonts w:ascii="Arial" w:hAnsi="Arial"/>
+                <w:sz w:val="19"/>
+              </w:rPr>
               <w:t>Alta</w:t>
             </w:r>
           </w:p>
@@ -8378,6 +9372,7 @@
           </w:tcPr>
           <w:p>
             <w:pPr>
+              <w:spacing w:line="276" w:lineRule="auto" w:before="40" w:after="40"/>
               <w:jc w:val="center"/>
               <w:rPr>
                 <w:rFonts w:eastAsia="Arial Unicode MS"/>
@@ -8389,10 +9384,10 @@
             </w:pPr>
             <w:r>
               <w:rPr>
-                <w:rFonts w:eastAsia="Arial Unicode MS"/>
-                <w:b/>
-                <w:bCs/>
-                <w:sz w:val="22"/>
+                <w:rFonts w:eastAsia="Arial Unicode MS" w:ascii="Arial" w:hAnsi="Arial"/>
+                <w:b/>
+                <w:bCs/>
+                <w:sz w:val="19"/>
                 <w:lang w:eastAsia="es-CO"/>
               </w:rPr>
               <w:t>Descripción del requisito</w:t>
@@ -8411,7 +9406,14 @@
             <w:vAlign w:val="center"/>
           </w:tcPr>
           <w:p>
-            <w:r>
+            <w:pPr>
+              <w:spacing w:line="276" w:lineRule="auto" w:before="40" w:after="40"/>
+            </w:pPr>
+            <w:r>
+              <w:rPr>
+                <w:rFonts w:ascii="Arial" w:hAnsi="Arial"/>
+                <w:sz w:val="19"/>
+              </w:rPr>
               <w:t>El Centro de Control escucha de forma reactiva los cambios de Firestore mediante WebSockets (onSnapshot). Muestra tarjetas KPI en vivo (Lotes registrados, tasa de efectividad, clientes configurados) y una tabla reactiva con el estado de cada lote (PENDIENTE, PROCESANDO, EXITOSO, FALLIDO), con filtros por cliente y buscador por ID de lote.</w:t>
             </w:r>
           </w:p>
@@ -8448,6 +9450,7 @@
           </w:tcPr>
           <w:p>
             <w:pPr>
+              <w:spacing w:line="276" w:lineRule="auto" w:before="40" w:after="40"/>
               <w:jc w:val="center"/>
               <w:rPr>
                 <w:rFonts w:eastAsia="Arial Unicode MS"/>
@@ -8459,10 +9462,10 @@
             </w:pPr>
             <w:r>
               <w:rPr>
-                <w:rFonts w:eastAsia="Arial Unicode MS"/>
-                <w:b/>
-                <w:bCs/>
-                <w:sz w:val="22"/>
+                <w:rFonts w:eastAsia="Arial Unicode MS" w:ascii="Arial" w:hAnsi="Arial"/>
+                <w:b/>
+                <w:bCs/>
+                <w:sz w:val="19"/>
                 <w:lang w:eastAsia="es-CO"/>
               </w:rPr>
               <w:t>FO-ERS-Especificación del requisito de software</w:t>
@@ -8482,6 +9485,7 @@
           </w:tcPr>
           <w:p>
             <w:pPr>
+              <w:spacing w:line="276" w:lineRule="auto" w:before="40" w:after="40"/>
               <w:rPr>
                 <w:rFonts w:eastAsia="Arial Unicode MS"/>
                 <w:b/>
@@ -8492,10 +9496,10 @@
             </w:pPr>
             <w:r>
               <w:rPr>
-                <w:rFonts w:eastAsia="Arial Unicode MS"/>
-                <w:b/>
-                <w:bCs/>
-                <w:sz w:val="22"/>
+                <w:rFonts w:eastAsia="Arial Unicode MS" w:ascii="Arial" w:hAnsi="Arial"/>
+                <w:b/>
+                <w:bCs/>
+                <w:sz w:val="19"/>
                 <w:lang w:eastAsia="es-CO"/>
               </w:rPr>
               <w:t>Código:</w:t>
@@ -8508,7 +9512,14 @@
             <w:vAlign w:val="center"/>
           </w:tcPr>
           <w:p>
-            <w:r>
+            <w:pPr>
+              <w:spacing w:line="276" w:lineRule="auto" w:before="40" w:after="40"/>
+            </w:pPr>
+            <w:r>
+              <w:rPr>
+                <w:rFonts w:ascii="Arial" w:hAnsi="Arial"/>
+                <w:sz w:val="19"/>
+              </w:rPr>
               <w:t>RF-07</w:t>
             </w:r>
           </w:p>
@@ -8521,6 +9532,7 @@
           </w:tcPr>
           <w:p>
             <w:pPr>
+              <w:spacing w:line="276" w:lineRule="auto" w:before="40" w:after="40"/>
               <w:rPr>
                 <w:rFonts w:eastAsia="Arial Unicode MS"/>
                 <w:b/>
@@ -8531,10 +9543,10 @@
             </w:pPr>
             <w:r>
               <w:rPr>
-                <w:rFonts w:eastAsia="Arial Unicode MS"/>
-                <w:b/>
-                <w:bCs/>
-                <w:sz w:val="22"/>
+                <w:rFonts w:eastAsia="Arial Unicode MS" w:ascii="Arial" w:hAnsi="Arial"/>
+                <w:b/>
+                <w:bCs/>
+                <w:sz w:val="19"/>
                 <w:lang w:eastAsia="es-CO"/>
               </w:rPr>
               <w:t>Nombre:</w:t>
@@ -8548,7 +9560,14 @@
             <w:vAlign w:val="center"/>
           </w:tcPr>
           <w:p>
-            <w:r>
+            <w:pPr>
+              <w:spacing w:line="276" w:lineRule="auto" w:before="40" w:after="40"/>
+            </w:pPr>
+            <w:r>
+              <w:rPr>
+                <w:rFonts w:ascii="Arial" w:hAnsi="Arial"/>
+                <w:sz w:val="19"/>
+              </w:rPr>
               <w:t>Endpoints de Backend API REST en Node.js</w:t>
             </w:r>
           </w:p>
@@ -8561,6 +9580,7 @@
           </w:tcPr>
           <w:p>
             <w:pPr>
+              <w:spacing w:line="276" w:lineRule="auto" w:before="40" w:after="40"/>
               <w:rPr>
                 <w:rFonts w:eastAsia="Arial Unicode MS"/>
                 <w:b/>
@@ -8571,10 +9591,10 @@
             </w:pPr>
             <w:r>
               <w:rPr>
-                <w:rFonts w:eastAsia="Arial Unicode MS"/>
-                <w:b/>
-                <w:bCs/>
-                <w:sz w:val="22"/>
+                <w:rFonts w:eastAsia="Arial Unicode MS" w:ascii="Arial" w:hAnsi="Arial"/>
+                <w:b/>
+                <w:bCs/>
+                <w:sz w:val="19"/>
                 <w:lang w:eastAsia="es-CO"/>
               </w:rPr>
               <w:t>Tipo:</w:t>
@@ -8587,7 +9607,14 @@
             <w:vAlign w:val="center"/>
           </w:tcPr>
           <w:p>
-            <w:r>
+            <w:pPr>
+              <w:spacing w:line="276" w:lineRule="auto" w:before="40" w:after="40"/>
+            </w:pPr>
+            <w:r>
+              <w:rPr>
+                <w:rFonts w:ascii="Arial" w:hAnsi="Arial"/>
+                <w:sz w:val="19"/>
+              </w:rPr>
               <w:t>Funcional</w:t>
             </w:r>
           </w:p>
@@ -8605,6 +9632,7 @@
           </w:tcPr>
           <w:p>
             <w:pPr>
+              <w:spacing w:line="276" w:lineRule="auto" w:before="40" w:after="40"/>
               <w:rPr>
                 <w:rFonts w:eastAsia="Arial Unicode MS"/>
                 <w:b/>
@@ -8616,10 +9644,10 @@
             <w:proofErr w:type="spellStart"/>
             <w:r>
               <w:rPr>
-                <w:rFonts w:eastAsia="Arial Unicode MS"/>
-                <w:b/>
-                <w:bCs/>
-                <w:sz w:val="22"/>
+                <w:rFonts w:eastAsia="Arial Unicode MS" w:ascii="Arial" w:hAnsi="Arial"/>
+                <w:b/>
+                <w:bCs/>
+                <w:sz w:val="19"/>
                 <w:lang w:eastAsia="es-CO"/>
               </w:rPr>
               <w:t>Stakeholder</w:t>
@@ -8627,10 +9655,10 @@
             <w:proofErr w:type="spellEnd"/>
             <w:r>
               <w:rPr>
-                <w:rFonts w:eastAsia="Arial Unicode MS"/>
-                <w:b/>
-                <w:bCs/>
-                <w:sz w:val="22"/>
+                <w:rFonts w:eastAsia="Arial Unicode MS" w:ascii="Arial" w:hAnsi="Arial"/>
+                <w:b/>
+                <w:bCs/>
+                <w:sz w:val="19"/>
                 <w:lang w:eastAsia="es-CO"/>
               </w:rPr>
               <w:t>:</w:t>
@@ -8644,7 +9672,14 @@
             <w:vAlign w:val="center"/>
           </w:tcPr>
           <w:p>
-            <w:r>
+            <w:pPr>
+              <w:spacing w:line="276" w:lineRule="auto" w:before="40" w:after="40"/>
+            </w:pPr>
+            <w:r>
+              <w:rPr>
+                <w:rFonts w:ascii="Arial" w:hAnsi="Arial"/>
+                <w:sz w:val="19"/>
+              </w:rPr>
               <w:t>Wilmer Vega</w:t>
             </w:r>
           </w:p>
@@ -8657,6 +9692,7 @@
           </w:tcPr>
           <w:p>
             <w:pPr>
+              <w:spacing w:line="276" w:lineRule="auto" w:before="40" w:after="40"/>
               <w:rPr>
                 <w:rFonts w:eastAsia="Arial Unicode MS"/>
                 <w:sz w:val="22"/>
@@ -8665,30 +9701,30 @@
             </w:pPr>
             <w:r>
               <w:rPr>
-                <w:rFonts w:eastAsia="Arial Unicode MS"/>
-                <w:b/>
-                <w:bCs/>
-                <w:sz w:val="22"/>
+                <w:rFonts w:eastAsia="Arial Unicode MS" w:ascii="Arial" w:hAnsi="Arial"/>
+                <w:b/>
+                <w:bCs/>
+                <w:sz w:val="19"/>
                 <w:lang w:eastAsia="es-CO"/>
               </w:rPr>
               <w:t xml:space="preserve">Id. </w:t>
             </w:r>
             <w:r>
               <w:rPr>
-                <w:rFonts w:eastAsia="Arial Unicode MS"/>
-                <w:b/>
-                <w:bCs/>
-                <w:sz w:val="22"/>
+                <w:rFonts w:eastAsia="Arial Unicode MS" w:ascii="Arial" w:hAnsi="Arial"/>
+                <w:b/>
+                <w:bCs/>
+                <w:sz w:val="19"/>
                 <w:lang w:eastAsia="es-CO"/>
               </w:rPr>
               <w:t>Necesidad</w:t>
             </w:r>
             <w:r>
               <w:rPr>
-                <w:rFonts w:eastAsia="Arial Unicode MS"/>
-                <w:b/>
-                <w:bCs/>
-                <w:sz w:val="22"/>
+                <w:rFonts w:eastAsia="Arial Unicode MS" w:ascii="Arial" w:hAnsi="Arial"/>
+                <w:b/>
+                <w:bCs/>
+                <w:sz w:val="19"/>
                 <w:lang w:eastAsia="es-CO"/>
               </w:rPr>
               <w:t>:</w:t>
@@ -8702,7 +9738,14 @@
             <w:vAlign w:val="center"/>
           </w:tcPr>
           <w:p>
-            <w:r>
+            <w:pPr>
+              <w:spacing w:line="276" w:lineRule="auto" w:before="40" w:after="40"/>
+            </w:pPr>
+            <w:r>
+              <w:rPr>
+                <w:rFonts w:ascii="Arial" w:hAnsi="Arial"/>
+                <w:sz w:val="19"/>
+              </w:rPr>
               <w:t>N9</w:t>
             </w:r>
           </w:p>
@@ -8720,6 +9763,7 @@
           </w:tcPr>
           <w:p>
             <w:pPr>
+              <w:spacing w:line="276" w:lineRule="auto" w:before="40" w:after="40"/>
               <w:rPr>
                 <w:rFonts w:eastAsia="Arial Unicode MS"/>
                 <w:b/>
@@ -8730,10 +9774,10 @@
             </w:pPr>
             <w:r>
               <w:rPr>
-                <w:rFonts w:eastAsia="Arial Unicode MS"/>
-                <w:b/>
-                <w:bCs/>
-                <w:sz w:val="22"/>
+                <w:rFonts w:eastAsia="Arial Unicode MS" w:ascii="Arial" w:hAnsi="Arial"/>
+                <w:b/>
+                <w:bCs/>
+                <w:sz w:val="19"/>
                 <w:lang w:eastAsia="es-CO"/>
               </w:rPr>
               <w:t>Responsable:</w:t>
@@ -8747,7 +9791,14 @@
             <w:vAlign w:val="center"/>
           </w:tcPr>
           <w:p>
-            <w:r>
+            <w:pPr>
+              <w:spacing w:line="276" w:lineRule="auto" w:before="40" w:after="40"/>
+            </w:pPr>
+            <w:r>
+              <w:rPr>
+                <w:rFonts w:ascii="Arial" w:hAnsi="Arial"/>
+                <w:sz w:val="19"/>
+              </w:rPr>
               <w:t>Equipo de Desarrollo de Software</w:t>
             </w:r>
           </w:p>
@@ -8765,6 +9816,7 @@
           </w:tcPr>
           <w:p>
             <w:pPr>
+              <w:spacing w:line="276" w:lineRule="auto" w:before="40" w:after="40"/>
               <w:rPr>
                 <w:rFonts w:eastAsia="Arial Unicode MS"/>
                 <w:b/>
@@ -8775,10 +9827,10 @@
             </w:pPr>
             <w:r>
               <w:rPr>
-                <w:rFonts w:eastAsia="Arial Unicode MS"/>
-                <w:b/>
-                <w:bCs/>
-                <w:sz w:val="22"/>
+                <w:rFonts w:eastAsia="Arial Unicode MS" w:ascii="Arial" w:hAnsi="Arial"/>
+                <w:b/>
+                <w:bCs/>
+                <w:sz w:val="19"/>
                 <w:lang w:eastAsia="es-CO"/>
               </w:rPr>
               <w:t>Prioridad:</w:t>
@@ -8792,7 +9844,14 @@
             <w:vAlign w:val="center"/>
           </w:tcPr>
           <w:p>
-            <w:r>
+            <w:pPr>
+              <w:spacing w:line="276" w:lineRule="auto" w:before="40" w:after="40"/>
+            </w:pPr>
+            <w:r>
+              <w:rPr>
+                <w:rFonts w:ascii="Arial" w:hAnsi="Arial"/>
+                <w:sz w:val="19"/>
+              </w:rPr>
               <w:t>Media</w:t>
             </w:r>
           </w:p>
@@ -8811,6 +9870,7 @@
           </w:tcPr>
           <w:p>
             <w:pPr>
+              <w:spacing w:line="276" w:lineRule="auto" w:before="40" w:after="40"/>
               <w:jc w:val="center"/>
               <w:rPr>
                 <w:rFonts w:eastAsia="Arial Unicode MS"/>
@@ -8822,10 +9882,10 @@
             </w:pPr>
             <w:r>
               <w:rPr>
-                <w:rFonts w:eastAsia="Arial Unicode MS"/>
-                <w:b/>
-                <w:bCs/>
-                <w:sz w:val="22"/>
+                <w:rFonts w:eastAsia="Arial Unicode MS" w:ascii="Arial" w:hAnsi="Arial"/>
+                <w:b/>
+                <w:bCs/>
+                <w:sz w:val="19"/>
                 <w:lang w:eastAsia="es-CO"/>
               </w:rPr>
               <w:t>Descripción del requisito</w:t>
@@ -8844,7 +9904,14 @@
             <w:vAlign w:val="center"/>
           </w:tcPr>
           <w:p>
-            <w:r>
+            <w:pPr>
+              <w:spacing w:line="276" w:lineRule="auto" w:before="40" w:after="40"/>
+            </w:pPr>
+            <w:r>
+              <w:rPr>
+                <w:rFonts w:ascii="Arial" w:hAnsi="Arial"/>
+                <w:sz w:val="19"/>
+              </w:rPr>
               <w:t>El servidor Node.js integrado en Next.js App Router expone endpoints REST estructurados: GET /api/health (estado del servicio y runtime), GET &amp; POST /api/empresas (gestión de aliados y reglas), GET &amp; POST /api/pagos (asentamiento de pagos únicos) y POST /api/nomina/procesar (procesamiento programático de planillas vía JSON).</w:t>
             </w:r>
           </w:p>
@@ -8956,6 +10023,7 @@
           </w:tcPr>
           <w:p>
             <w:pPr>
+              <w:spacing w:line="276" w:lineRule="auto" w:before="40" w:after="40"/>
               <w:jc w:val="center"/>
               <w:rPr>
                 <w:rFonts w:eastAsia="Arial Unicode MS"/>
@@ -8967,10 +10035,10 @@
             </w:pPr>
             <w:r>
               <w:rPr>
-                <w:rFonts w:eastAsia="Arial Unicode MS"/>
-                <w:b/>
-                <w:bCs/>
-                <w:sz w:val="22"/>
+                <w:rFonts w:eastAsia="Arial Unicode MS" w:ascii="Arial" w:hAnsi="Arial"/>
+                <w:b/>
+                <w:bCs/>
+                <w:sz w:val="19"/>
                 <w:lang w:eastAsia="es-CO"/>
               </w:rPr>
               <w:t>FO-ERS-Especificación del requisito de software</w:t>
@@ -8990,6 +10058,7 @@
           </w:tcPr>
           <w:p>
             <w:pPr>
+              <w:spacing w:line="276" w:lineRule="auto" w:before="40" w:after="40"/>
               <w:rPr>
                 <w:rFonts w:eastAsia="Arial Unicode MS"/>
                 <w:b/>
@@ -9000,10 +10069,10 @@
             </w:pPr>
             <w:r>
               <w:rPr>
-                <w:rFonts w:eastAsia="Arial Unicode MS"/>
-                <w:b/>
-                <w:bCs/>
-                <w:sz w:val="22"/>
+                <w:rFonts w:eastAsia="Arial Unicode MS" w:ascii="Arial" w:hAnsi="Arial"/>
+                <w:b/>
+                <w:bCs/>
+                <w:sz w:val="19"/>
                 <w:lang w:eastAsia="es-CO"/>
               </w:rPr>
               <w:t>Código:</w:t>
@@ -9016,7 +10085,14 @@
             <w:vAlign w:val="center"/>
           </w:tcPr>
           <w:p>
-            <w:r>
+            <w:pPr>
+              <w:spacing w:line="276" w:lineRule="auto" w:before="40" w:after="40"/>
+            </w:pPr>
+            <w:r>
+              <w:rPr>
+                <w:rFonts w:ascii="Arial" w:hAnsi="Arial"/>
+                <w:sz w:val="19"/>
+              </w:rPr>
               <w:t>RNF-01</w:t>
             </w:r>
           </w:p>
@@ -9029,6 +10105,7 @@
           </w:tcPr>
           <w:p>
             <w:pPr>
+              <w:spacing w:line="276" w:lineRule="auto" w:before="40" w:after="40"/>
               <w:rPr>
                 <w:rFonts w:eastAsia="Arial Unicode MS"/>
                 <w:b/>
@@ -9039,10 +10116,10 @@
             </w:pPr>
             <w:r>
               <w:rPr>
-                <w:rFonts w:eastAsia="Arial Unicode MS"/>
-                <w:b/>
-                <w:bCs/>
-                <w:sz w:val="22"/>
+                <w:rFonts w:eastAsia="Arial Unicode MS" w:ascii="Arial" w:hAnsi="Arial"/>
+                <w:b/>
+                <w:bCs/>
+                <w:sz w:val="19"/>
                 <w:lang w:eastAsia="es-CO"/>
               </w:rPr>
               <w:t>Nombre:</w:t>
@@ -9056,7 +10133,14 @@
             <w:vAlign w:val="center"/>
           </w:tcPr>
           <w:p>
-            <w:r>
+            <w:pPr>
+              <w:spacing w:line="276" w:lineRule="auto" w:before="40" w:after="40"/>
+            </w:pPr>
+            <w:r>
+              <w:rPr>
+                <w:rFonts w:ascii="Arial" w:hAnsi="Arial"/>
+                <w:sz w:val="19"/>
+              </w:rPr>
               <w:t>Arquitectura Fullstack Next.js 14 y Eliminación de Python</w:t>
             </w:r>
           </w:p>
@@ -9069,6 +10153,7 @@
           </w:tcPr>
           <w:p>
             <w:pPr>
+              <w:spacing w:line="276" w:lineRule="auto" w:before="40" w:after="40"/>
               <w:rPr>
                 <w:rFonts w:eastAsia="Arial Unicode MS"/>
                 <w:b/>
@@ -9079,10 +10164,10 @@
             </w:pPr>
             <w:r>
               <w:rPr>
-                <w:rFonts w:eastAsia="Arial Unicode MS"/>
-                <w:b/>
-                <w:bCs/>
-                <w:sz w:val="22"/>
+                <w:rFonts w:eastAsia="Arial Unicode MS" w:ascii="Arial" w:hAnsi="Arial"/>
+                <w:b/>
+                <w:bCs/>
+                <w:sz w:val="19"/>
                 <w:lang w:eastAsia="es-CO"/>
               </w:rPr>
               <w:t>Tipo:</w:t>
@@ -9095,7 +10180,14 @@
             <w:vAlign w:val="center"/>
           </w:tcPr>
           <w:p>
-            <w:r>
+            <w:pPr>
+              <w:spacing w:line="276" w:lineRule="auto" w:before="40" w:after="40"/>
+            </w:pPr>
+            <w:r>
+              <w:rPr>
+                <w:rFonts w:ascii="Arial" w:hAnsi="Arial"/>
+                <w:sz w:val="19"/>
+              </w:rPr>
               <w:t>No Funcional</w:t>
             </w:r>
           </w:p>
@@ -9113,6 +10205,7 @@
           </w:tcPr>
           <w:p>
             <w:pPr>
+              <w:spacing w:line="276" w:lineRule="auto" w:before="40" w:after="40"/>
               <w:rPr>
                 <w:rFonts w:eastAsia="Arial Unicode MS"/>
                 <w:b/>
@@ -9124,10 +10217,10 @@
             <w:proofErr w:type="spellStart"/>
             <w:r>
               <w:rPr>
-                <w:rFonts w:eastAsia="Arial Unicode MS"/>
-                <w:b/>
-                <w:bCs/>
-                <w:sz w:val="22"/>
+                <w:rFonts w:eastAsia="Arial Unicode MS" w:ascii="Arial" w:hAnsi="Arial"/>
+                <w:b/>
+                <w:bCs/>
+                <w:sz w:val="19"/>
                 <w:lang w:eastAsia="es-CO"/>
               </w:rPr>
               <w:t>Stakeholder</w:t>
@@ -9135,10 +10228,10 @@
             <w:proofErr w:type="spellEnd"/>
             <w:r>
               <w:rPr>
-                <w:rFonts w:eastAsia="Arial Unicode MS"/>
-                <w:b/>
-                <w:bCs/>
-                <w:sz w:val="22"/>
+                <w:rFonts w:eastAsia="Arial Unicode MS" w:ascii="Arial" w:hAnsi="Arial"/>
+                <w:b/>
+                <w:bCs/>
+                <w:sz w:val="19"/>
                 <w:lang w:eastAsia="es-CO"/>
               </w:rPr>
               <w:t>:</w:t>
@@ -9152,7 +10245,14 @@
             <w:vAlign w:val="center"/>
           </w:tcPr>
           <w:p>
-            <w:r>
+            <w:pPr>
+              <w:spacing w:line="276" w:lineRule="auto" w:before="40" w:after="40"/>
+            </w:pPr>
+            <w:r>
+              <w:rPr>
+                <w:rFonts w:ascii="Arial" w:hAnsi="Arial"/>
+                <w:sz w:val="19"/>
+              </w:rPr>
               <w:t>Wilmer Vega</w:t>
             </w:r>
           </w:p>
@@ -9165,6 +10265,7 @@
           </w:tcPr>
           <w:p>
             <w:pPr>
+              <w:spacing w:line="276" w:lineRule="auto" w:before="40" w:after="40"/>
               <w:rPr>
                 <w:rFonts w:eastAsia="Arial Unicode MS"/>
                 <w:sz w:val="22"/>
@@ -9173,30 +10274,30 @@
             </w:pPr>
             <w:r>
               <w:rPr>
-                <w:rFonts w:eastAsia="Arial Unicode MS"/>
-                <w:b/>
-                <w:bCs/>
-                <w:sz w:val="22"/>
+                <w:rFonts w:eastAsia="Arial Unicode MS" w:ascii="Arial" w:hAnsi="Arial"/>
+                <w:b/>
+                <w:bCs/>
+                <w:sz w:val="19"/>
                 <w:lang w:eastAsia="es-CO"/>
               </w:rPr>
               <w:t xml:space="preserve">Id. </w:t>
             </w:r>
             <w:r>
               <w:rPr>
-                <w:rFonts w:eastAsia="Arial Unicode MS"/>
-                <w:b/>
-                <w:bCs/>
-                <w:sz w:val="22"/>
+                <w:rFonts w:eastAsia="Arial Unicode MS" w:ascii="Arial" w:hAnsi="Arial"/>
+                <w:b/>
+                <w:bCs/>
+                <w:sz w:val="19"/>
                 <w:lang w:eastAsia="es-CO"/>
               </w:rPr>
               <w:t>Necesidad</w:t>
             </w:r>
             <w:r>
               <w:rPr>
-                <w:rFonts w:eastAsia="Arial Unicode MS"/>
-                <w:b/>
-                <w:bCs/>
-                <w:sz w:val="22"/>
+                <w:rFonts w:eastAsia="Arial Unicode MS" w:ascii="Arial" w:hAnsi="Arial"/>
+                <w:b/>
+                <w:bCs/>
+                <w:sz w:val="19"/>
                 <w:lang w:eastAsia="es-CO"/>
               </w:rPr>
               <w:t>:</w:t>
@@ -9210,7 +10311,14 @@
             <w:vAlign w:val="center"/>
           </w:tcPr>
           <w:p>
-            <w:r>
+            <w:pPr>
+              <w:spacing w:line="276" w:lineRule="auto" w:before="40" w:after="40"/>
+            </w:pPr>
+            <w:r>
+              <w:rPr>
+                <w:rFonts w:ascii="Arial" w:hAnsi="Arial"/>
+                <w:sz w:val="19"/>
+              </w:rPr>
               <w:t>N1</w:t>
             </w:r>
           </w:p>
@@ -9228,6 +10336,7 @@
           </w:tcPr>
           <w:p>
             <w:pPr>
+              <w:spacing w:line="276" w:lineRule="auto" w:before="40" w:after="40"/>
               <w:rPr>
                 <w:rFonts w:eastAsia="Arial Unicode MS"/>
                 <w:b/>
@@ -9238,10 +10347,10 @@
             </w:pPr>
             <w:r>
               <w:rPr>
-                <w:rFonts w:eastAsia="Arial Unicode MS"/>
-                <w:b/>
-                <w:bCs/>
-                <w:sz w:val="22"/>
+                <w:rFonts w:eastAsia="Arial Unicode MS" w:ascii="Arial" w:hAnsi="Arial"/>
+                <w:b/>
+                <w:bCs/>
+                <w:sz w:val="19"/>
                 <w:lang w:eastAsia="es-CO"/>
               </w:rPr>
               <w:t>Responsable:</w:t>
@@ -9255,7 +10364,14 @@
             <w:vAlign w:val="center"/>
           </w:tcPr>
           <w:p>
-            <w:r>
+            <w:pPr>
+              <w:spacing w:line="276" w:lineRule="auto" w:before="40" w:after="40"/>
+            </w:pPr>
+            <w:r>
+              <w:rPr>
+                <w:rFonts w:ascii="Arial" w:hAnsi="Arial"/>
+                <w:sz w:val="19"/>
+              </w:rPr>
               <w:t>Equipo de Desarrollo de Software</w:t>
             </w:r>
           </w:p>
@@ -9273,6 +10389,7 @@
           </w:tcPr>
           <w:p>
             <w:pPr>
+              <w:spacing w:line="276" w:lineRule="auto" w:before="40" w:after="40"/>
               <w:rPr>
                 <w:rFonts w:eastAsia="Arial Unicode MS"/>
                 <w:b/>
@@ -9283,10 +10400,10 @@
             </w:pPr>
             <w:r>
               <w:rPr>
-                <w:rFonts w:eastAsia="Arial Unicode MS"/>
-                <w:b/>
-                <w:bCs/>
-                <w:sz w:val="22"/>
+                <w:rFonts w:eastAsia="Arial Unicode MS" w:ascii="Arial" w:hAnsi="Arial"/>
+                <w:b/>
+                <w:bCs/>
+                <w:sz w:val="19"/>
                 <w:lang w:eastAsia="es-CO"/>
               </w:rPr>
               <w:t>Prioridad:</w:t>
@@ -9300,7 +10417,14 @@
             <w:vAlign w:val="center"/>
           </w:tcPr>
           <w:p>
-            <w:r>
+            <w:pPr>
+              <w:spacing w:line="276" w:lineRule="auto" w:before="40" w:after="40"/>
+            </w:pPr>
+            <w:r>
+              <w:rPr>
+                <w:rFonts w:ascii="Arial" w:hAnsi="Arial"/>
+                <w:sz w:val="19"/>
+              </w:rPr>
               <w:t>Alta</w:t>
             </w:r>
           </w:p>
@@ -9319,6 +10443,7 @@
           </w:tcPr>
           <w:p>
             <w:pPr>
+              <w:spacing w:line="276" w:lineRule="auto" w:before="40" w:after="40"/>
               <w:jc w:val="center"/>
               <w:rPr>
                 <w:rFonts w:eastAsia="Arial Unicode MS"/>
@@ -9330,10 +10455,10 @@
             </w:pPr>
             <w:r>
               <w:rPr>
-                <w:rFonts w:eastAsia="Arial Unicode MS"/>
-                <w:b/>
-                <w:bCs/>
-                <w:sz w:val="22"/>
+                <w:rFonts w:eastAsia="Arial Unicode MS" w:ascii="Arial" w:hAnsi="Arial"/>
+                <w:b/>
+                <w:bCs/>
+                <w:sz w:val="19"/>
                 <w:lang w:eastAsia="es-CO"/>
               </w:rPr>
               <w:t>Descripción del requisito</w:t>
@@ -9352,7 +10477,14 @@
             <w:vAlign w:val="center"/>
           </w:tcPr>
           <w:p>
-            <w:r>
+            <w:pPr>
+              <w:spacing w:line="276" w:lineRule="auto" w:before="40" w:after="40"/>
+            </w:pPr>
+            <w:r>
+              <w:rPr>
+                <w:rFonts w:ascii="Arial" w:hAnsi="Arial"/>
+                <w:sz w:val="19"/>
+              </w:rPr>
               <w:t>La totalidad del sistema (Frontend, Lógica de Dominio y Endpoints de Backend) debe estar construida en TypeScript y ejecutarse sobre Node.js con Next.js 14 App Router, suprimiendo cualquier dependencia en servidores o entornos virtuales de Python.</w:t>
             </w:r>
           </w:p>
@@ -9389,6 +10521,7 @@
           </w:tcPr>
           <w:p>
             <w:pPr>
+              <w:spacing w:line="276" w:lineRule="auto" w:before="40" w:after="40"/>
               <w:jc w:val="center"/>
               <w:rPr>
                 <w:rFonts w:eastAsia="Arial Unicode MS"/>
@@ -9400,10 +10533,10 @@
             </w:pPr>
             <w:r>
               <w:rPr>
-                <w:rFonts w:eastAsia="Arial Unicode MS"/>
-                <w:b/>
-                <w:bCs/>
-                <w:sz w:val="22"/>
+                <w:rFonts w:eastAsia="Arial Unicode MS" w:ascii="Arial" w:hAnsi="Arial"/>
+                <w:b/>
+                <w:bCs/>
+                <w:sz w:val="19"/>
                 <w:lang w:eastAsia="es-CO"/>
               </w:rPr>
               <w:t>FO-ERS-Especificación del requisito de software</w:t>
@@ -9423,6 +10556,7 @@
           </w:tcPr>
           <w:p>
             <w:pPr>
+              <w:spacing w:line="276" w:lineRule="auto" w:before="40" w:after="40"/>
               <w:rPr>
                 <w:rFonts w:eastAsia="Arial Unicode MS"/>
                 <w:b/>
@@ -9433,10 +10567,10 @@
             </w:pPr>
             <w:r>
               <w:rPr>
-                <w:rFonts w:eastAsia="Arial Unicode MS"/>
-                <w:b/>
-                <w:bCs/>
-                <w:sz w:val="22"/>
+                <w:rFonts w:eastAsia="Arial Unicode MS" w:ascii="Arial" w:hAnsi="Arial"/>
+                <w:b/>
+                <w:bCs/>
+                <w:sz w:val="19"/>
                 <w:lang w:eastAsia="es-CO"/>
               </w:rPr>
               <w:t>Código:</w:t>
@@ -9449,7 +10583,14 @@
             <w:vAlign w:val="center"/>
           </w:tcPr>
           <w:p>
-            <w:r>
+            <w:pPr>
+              <w:spacing w:line="276" w:lineRule="auto" w:before="40" w:after="40"/>
+            </w:pPr>
+            <w:r>
+              <w:rPr>
+                <w:rFonts w:ascii="Arial" w:hAnsi="Arial"/>
+                <w:sz w:val="19"/>
+              </w:rPr>
               <w:t>RNF-02</w:t>
             </w:r>
           </w:p>
@@ -9462,6 +10603,7 @@
           </w:tcPr>
           <w:p>
             <w:pPr>
+              <w:spacing w:line="276" w:lineRule="auto" w:before="40" w:after="40"/>
               <w:rPr>
                 <w:rFonts w:eastAsia="Arial Unicode MS"/>
                 <w:b/>
@@ -9472,10 +10614,10 @@
             </w:pPr>
             <w:r>
               <w:rPr>
-                <w:rFonts w:eastAsia="Arial Unicode MS"/>
-                <w:b/>
-                <w:bCs/>
-                <w:sz w:val="22"/>
+                <w:rFonts w:eastAsia="Arial Unicode MS" w:ascii="Arial" w:hAnsi="Arial"/>
+                <w:b/>
+                <w:bCs/>
+                <w:sz w:val="19"/>
                 <w:lang w:eastAsia="es-CO"/>
               </w:rPr>
               <w:t>Nombre:</w:t>
@@ -9489,7 +10631,14 @@
             <w:vAlign w:val="center"/>
           </w:tcPr>
           <w:p>
-            <w:r>
+            <w:pPr>
+              <w:spacing w:line="276" w:lineRule="auto" w:before="40" w:after="40"/>
+            </w:pPr>
+            <w:r>
+              <w:rPr>
+                <w:rFonts w:ascii="Arial" w:hAnsi="Arial"/>
+                <w:sz w:val="19"/>
+              </w:rPr>
               <w:t>Rendimiento y Procesamiento Client-Side Sub-Segundo</w:t>
             </w:r>
           </w:p>
@@ -9502,6 +10651,7 @@
           </w:tcPr>
           <w:p>
             <w:pPr>
+              <w:spacing w:line="276" w:lineRule="auto" w:before="40" w:after="40"/>
               <w:rPr>
                 <w:rFonts w:eastAsia="Arial Unicode MS"/>
                 <w:b/>
@@ -9512,10 +10662,10 @@
             </w:pPr>
             <w:r>
               <w:rPr>
-                <w:rFonts w:eastAsia="Arial Unicode MS"/>
-                <w:b/>
-                <w:bCs/>
-                <w:sz w:val="22"/>
+                <w:rFonts w:eastAsia="Arial Unicode MS" w:ascii="Arial" w:hAnsi="Arial"/>
+                <w:b/>
+                <w:bCs/>
+                <w:sz w:val="19"/>
                 <w:lang w:eastAsia="es-CO"/>
               </w:rPr>
               <w:t>Tipo:</w:t>
@@ -9528,7 +10678,14 @@
             <w:vAlign w:val="center"/>
           </w:tcPr>
           <w:p>
-            <w:r>
+            <w:pPr>
+              <w:spacing w:line="276" w:lineRule="auto" w:before="40" w:after="40"/>
+            </w:pPr>
+            <w:r>
+              <w:rPr>
+                <w:rFonts w:ascii="Arial" w:hAnsi="Arial"/>
+                <w:sz w:val="19"/>
+              </w:rPr>
               <w:t>No Funcional</w:t>
             </w:r>
           </w:p>
@@ -9546,6 +10703,7 @@
           </w:tcPr>
           <w:p>
             <w:pPr>
+              <w:spacing w:line="276" w:lineRule="auto" w:before="40" w:after="40"/>
               <w:rPr>
                 <w:rFonts w:eastAsia="Arial Unicode MS"/>
                 <w:b/>
@@ -9557,10 +10715,10 @@
             <w:proofErr w:type="spellStart"/>
             <w:r>
               <w:rPr>
-                <w:rFonts w:eastAsia="Arial Unicode MS"/>
-                <w:b/>
-                <w:bCs/>
-                <w:sz w:val="22"/>
+                <w:rFonts w:eastAsia="Arial Unicode MS" w:ascii="Arial" w:hAnsi="Arial"/>
+                <w:b/>
+                <w:bCs/>
+                <w:sz w:val="19"/>
                 <w:lang w:eastAsia="es-CO"/>
               </w:rPr>
               <w:t>Stakeholder</w:t>
@@ -9568,10 +10726,10 @@
             <w:proofErr w:type="spellEnd"/>
             <w:r>
               <w:rPr>
-                <w:rFonts w:eastAsia="Arial Unicode MS"/>
-                <w:b/>
-                <w:bCs/>
-                <w:sz w:val="22"/>
+                <w:rFonts w:eastAsia="Arial Unicode MS" w:ascii="Arial" w:hAnsi="Arial"/>
+                <w:b/>
+                <w:bCs/>
+                <w:sz w:val="19"/>
                 <w:lang w:eastAsia="es-CO"/>
               </w:rPr>
               <w:t>:</w:t>
@@ -9585,7 +10743,14 @@
             <w:vAlign w:val="center"/>
           </w:tcPr>
           <w:p>
-            <w:r>
+            <w:pPr>
+              <w:spacing w:line="276" w:lineRule="auto" w:before="40" w:after="40"/>
+            </w:pPr>
+            <w:r>
+              <w:rPr>
+                <w:rFonts w:ascii="Arial" w:hAnsi="Arial"/>
+                <w:sz w:val="19"/>
+              </w:rPr>
               <w:t>Juan Santana</w:t>
             </w:r>
           </w:p>
@@ -9598,6 +10763,7 @@
           </w:tcPr>
           <w:p>
             <w:pPr>
+              <w:spacing w:line="276" w:lineRule="auto" w:before="40" w:after="40"/>
               <w:rPr>
                 <w:rFonts w:eastAsia="Arial Unicode MS"/>
                 <w:sz w:val="22"/>
@@ -9606,30 +10772,30 @@
             </w:pPr>
             <w:r>
               <w:rPr>
-                <w:rFonts w:eastAsia="Arial Unicode MS"/>
-                <w:b/>
-                <w:bCs/>
-                <w:sz w:val="22"/>
+                <w:rFonts w:eastAsia="Arial Unicode MS" w:ascii="Arial" w:hAnsi="Arial"/>
+                <w:b/>
+                <w:bCs/>
+                <w:sz w:val="19"/>
                 <w:lang w:eastAsia="es-CO"/>
               </w:rPr>
               <w:t xml:space="preserve">Id. </w:t>
             </w:r>
             <w:r>
               <w:rPr>
-                <w:rFonts w:eastAsia="Arial Unicode MS"/>
-                <w:b/>
-                <w:bCs/>
-                <w:sz w:val="22"/>
+                <w:rFonts w:eastAsia="Arial Unicode MS" w:ascii="Arial" w:hAnsi="Arial"/>
+                <w:b/>
+                <w:bCs/>
+                <w:sz w:val="19"/>
                 <w:lang w:eastAsia="es-CO"/>
               </w:rPr>
               <w:t>Necesidad</w:t>
             </w:r>
             <w:r>
               <w:rPr>
-                <w:rFonts w:eastAsia="Arial Unicode MS"/>
-                <w:b/>
-                <w:bCs/>
-                <w:sz w:val="22"/>
+                <w:rFonts w:eastAsia="Arial Unicode MS" w:ascii="Arial" w:hAnsi="Arial"/>
+                <w:b/>
+                <w:bCs/>
+                <w:sz w:val="19"/>
                 <w:lang w:eastAsia="es-CO"/>
               </w:rPr>
               <w:t>:</w:t>
@@ -9643,7 +10809,14 @@
             <w:vAlign w:val="center"/>
           </w:tcPr>
           <w:p>
-            <w:r>
+            <w:pPr>
+              <w:spacing w:line="276" w:lineRule="auto" w:before="40" w:after="40"/>
+            </w:pPr>
+            <w:r>
+              <w:rPr>
+                <w:rFonts w:ascii="Arial" w:hAnsi="Arial"/>
+                <w:sz w:val="19"/>
+              </w:rPr>
               <w:t>N3</w:t>
             </w:r>
           </w:p>
@@ -9661,6 +10834,7 @@
           </w:tcPr>
           <w:p>
             <w:pPr>
+              <w:spacing w:line="276" w:lineRule="auto" w:before="40" w:after="40"/>
               <w:rPr>
                 <w:rFonts w:eastAsia="Arial Unicode MS"/>
                 <w:b/>
@@ -9671,10 +10845,10 @@
             </w:pPr>
             <w:r>
               <w:rPr>
-                <w:rFonts w:eastAsia="Arial Unicode MS"/>
-                <w:b/>
-                <w:bCs/>
-                <w:sz w:val="22"/>
+                <w:rFonts w:eastAsia="Arial Unicode MS" w:ascii="Arial" w:hAnsi="Arial"/>
+                <w:b/>
+                <w:bCs/>
+                <w:sz w:val="19"/>
                 <w:lang w:eastAsia="es-CO"/>
               </w:rPr>
               <w:t>Responsable:</w:t>
@@ -9688,7 +10862,14 @@
             <w:vAlign w:val="center"/>
           </w:tcPr>
           <w:p>
-            <w:r>
+            <w:pPr>
+              <w:spacing w:line="276" w:lineRule="auto" w:before="40" w:after="40"/>
+            </w:pPr>
+            <w:r>
+              <w:rPr>
+                <w:rFonts w:ascii="Arial" w:hAnsi="Arial"/>
+                <w:sz w:val="19"/>
+              </w:rPr>
               <w:t>Equipo de Desarrollo de Software</w:t>
             </w:r>
           </w:p>
@@ -9706,6 +10887,7 @@
           </w:tcPr>
           <w:p>
             <w:pPr>
+              <w:spacing w:line="276" w:lineRule="auto" w:before="40" w:after="40"/>
               <w:rPr>
                 <w:rFonts w:eastAsia="Arial Unicode MS"/>
                 <w:b/>
@@ -9716,10 +10898,10 @@
             </w:pPr>
             <w:r>
               <w:rPr>
-                <w:rFonts w:eastAsia="Arial Unicode MS"/>
-                <w:b/>
-                <w:bCs/>
-                <w:sz w:val="22"/>
+                <w:rFonts w:eastAsia="Arial Unicode MS" w:ascii="Arial" w:hAnsi="Arial"/>
+                <w:b/>
+                <w:bCs/>
+                <w:sz w:val="19"/>
                 <w:lang w:eastAsia="es-CO"/>
               </w:rPr>
               <w:t>Prioridad:</w:t>
@@ -9733,7 +10915,14 @@
             <w:vAlign w:val="center"/>
           </w:tcPr>
           <w:p>
-            <w:r>
+            <w:pPr>
+              <w:spacing w:line="276" w:lineRule="auto" w:before="40" w:after="40"/>
+            </w:pPr>
+            <w:r>
+              <w:rPr>
+                <w:rFonts w:ascii="Arial" w:hAnsi="Arial"/>
+                <w:sz w:val="19"/>
+              </w:rPr>
               <w:t>Alta</w:t>
             </w:r>
           </w:p>
@@ -9752,6 +10941,7 @@
           </w:tcPr>
           <w:p>
             <w:pPr>
+              <w:spacing w:line="276" w:lineRule="auto" w:before="40" w:after="40"/>
               <w:jc w:val="center"/>
               <w:rPr>
                 <w:rFonts w:eastAsia="Arial Unicode MS"/>
@@ -9763,10 +10953,10 @@
             </w:pPr>
             <w:r>
               <w:rPr>
-                <w:rFonts w:eastAsia="Arial Unicode MS"/>
-                <w:b/>
-                <w:bCs/>
-                <w:sz w:val="22"/>
+                <w:rFonts w:eastAsia="Arial Unicode MS" w:ascii="Arial" w:hAnsi="Arial"/>
+                <w:b/>
+                <w:bCs/>
+                <w:sz w:val="19"/>
                 <w:lang w:eastAsia="es-CO"/>
               </w:rPr>
               <w:t>Descripción del requisito</w:t>
@@ -9785,7 +10975,14 @@
             <w:vAlign w:val="center"/>
           </w:tcPr>
           <w:p>
-            <w:r>
+            <w:pPr>
+              <w:spacing w:line="276" w:lineRule="auto" w:before="40" w:after="40"/>
+            </w:pPr>
+            <w:r>
+              <w:rPr>
+                <w:rFonts w:ascii="Arial" w:hAnsi="Arial"/>
+                <w:sz w:val="19"/>
+              </w:rPr>
               <w:t>El procesamiento, validación y cálculo de planillas de nómina de hasta 5.000 filas debe ejecutarse en el navegador del usuario en un tiempo inferior a 2 segundos mediante algoritmos vectoriales optimizados con SheetJS.</w:t>
             </w:r>
           </w:p>
@@ -9822,6 +11019,7 @@
           </w:tcPr>
           <w:p>
             <w:pPr>
+              <w:spacing w:line="276" w:lineRule="auto" w:before="40" w:after="40"/>
               <w:jc w:val="center"/>
               <w:rPr>
                 <w:rFonts w:eastAsia="Arial Unicode MS"/>
@@ -9833,10 +11031,10 @@
             </w:pPr>
             <w:r>
               <w:rPr>
-                <w:rFonts w:eastAsia="Arial Unicode MS"/>
-                <w:b/>
-                <w:bCs/>
-                <w:sz w:val="22"/>
+                <w:rFonts w:eastAsia="Arial Unicode MS" w:ascii="Arial" w:hAnsi="Arial"/>
+                <w:b/>
+                <w:bCs/>
+                <w:sz w:val="19"/>
                 <w:lang w:eastAsia="es-CO"/>
               </w:rPr>
               <w:t>FO-ERS-Especificación del requisito de software</w:t>
@@ -9856,6 +11054,7 @@
           </w:tcPr>
           <w:p>
             <w:pPr>
+              <w:spacing w:line="276" w:lineRule="auto" w:before="40" w:after="40"/>
               <w:rPr>
                 <w:rFonts w:eastAsia="Arial Unicode MS"/>
                 <w:b/>
@@ -9866,10 +11065,10 @@
             </w:pPr>
             <w:r>
               <w:rPr>
-                <w:rFonts w:eastAsia="Arial Unicode MS"/>
-                <w:b/>
-                <w:bCs/>
-                <w:sz w:val="22"/>
+                <w:rFonts w:eastAsia="Arial Unicode MS" w:ascii="Arial" w:hAnsi="Arial"/>
+                <w:b/>
+                <w:bCs/>
+                <w:sz w:val="19"/>
                 <w:lang w:eastAsia="es-CO"/>
               </w:rPr>
               <w:t>Código:</w:t>
@@ -9882,7 +11081,14 @@
             <w:vAlign w:val="center"/>
           </w:tcPr>
           <w:p>
-            <w:r>
+            <w:pPr>
+              <w:spacing w:line="276" w:lineRule="auto" w:before="40" w:after="40"/>
+            </w:pPr>
+            <w:r>
+              <w:rPr>
+                <w:rFonts w:ascii="Arial" w:hAnsi="Arial"/>
+                <w:sz w:val="19"/>
+              </w:rPr>
               <w:t>RNF-03</w:t>
             </w:r>
           </w:p>
@@ -9895,6 +11101,7 @@
           </w:tcPr>
           <w:p>
             <w:pPr>
+              <w:spacing w:line="276" w:lineRule="auto" w:before="40" w:after="40"/>
               <w:rPr>
                 <w:rFonts w:eastAsia="Arial Unicode MS"/>
                 <w:b/>
@@ -9905,10 +11112,10 @@
             </w:pPr>
             <w:r>
               <w:rPr>
-                <w:rFonts w:eastAsia="Arial Unicode MS"/>
-                <w:b/>
-                <w:bCs/>
-                <w:sz w:val="22"/>
+                <w:rFonts w:eastAsia="Arial Unicode MS" w:ascii="Arial" w:hAnsi="Arial"/>
+                <w:b/>
+                <w:bCs/>
+                <w:sz w:val="19"/>
                 <w:lang w:eastAsia="es-CO"/>
               </w:rPr>
               <w:t>Nombre:</w:t>
@@ -9922,7 +11129,14 @@
             <w:vAlign w:val="center"/>
           </w:tcPr>
           <w:p>
-            <w:r>
+            <w:pPr>
+              <w:spacing w:line="276" w:lineRule="auto" w:before="40" w:after="40"/>
+            </w:pPr>
+            <w:r>
+              <w:rPr>
+                <w:rFonts w:ascii="Arial" w:hAnsi="Arial"/>
+                <w:sz w:val="19"/>
+              </w:rPr>
               <w:t>Seguridad, Cifrado TLS 1.3 y Resguardo de Datos</w:t>
             </w:r>
           </w:p>
@@ -9935,6 +11149,7 @@
           </w:tcPr>
           <w:p>
             <w:pPr>
+              <w:spacing w:line="276" w:lineRule="auto" w:before="40" w:after="40"/>
               <w:rPr>
                 <w:rFonts w:eastAsia="Arial Unicode MS"/>
                 <w:b/>
@@ -9945,10 +11160,10 @@
             </w:pPr>
             <w:r>
               <w:rPr>
-                <w:rFonts w:eastAsia="Arial Unicode MS"/>
-                <w:b/>
-                <w:bCs/>
-                <w:sz w:val="22"/>
+                <w:rFonts w:eastAsia="Arial Unicode MS" w:ascii="Arial" w:hAnsi="Arial"/>
+                <w:b/>
+                <w:bCs/>
+                <w:sz w:val="19"/>
                 <w:lang w:eastAsia="es-CO"/>
               </w:rPr>
               <w:t>Tipo:</w:t>
@@ -9961,7 +11176,14 @@
             <w:vAlign w:val="center"/>
           </w:tcPr>
           <w:p>
-            <w:r>
+            <w:pPr>
+              <w:spacing w:line="276" w:lineRule="auto" w:before="40" w:after="40"/>
+            </w:pPr>
+            <w:r>
+              <w:rPr>
+                <w:rFonts w:ascii="Arial" w:hAnsi="Arial"/>
+                <w:sz w:val="19"/>
+              </w:rPr>
               <w:t>No Funcional</w:t>
             </w:r>
           </w:p>
@@ -9979,6 +11201,7 @@
           </w:tcPr>
           <w:p>
             <w:pPr>
+              <w:spacing w:line="276" w:lineRule="auto" w:before="40" w:after="40"/>
               <w:rPr>
                 <w:rFonts w:eastAsia="Arial Unicode MS"/>
                 <w:b/>
@@ -9990,10 +11213,10 @@
             <w:proofErr w:type="spellStart"/>
             <w:r>
               <w:rPr>
-                <w:rFonts w:eastAsia="Arial Unicode MS"/>
-                <w:b/>
-                <w:bCs/>
-                <w:sz w:val="22"/>
+                <w:rFonts w:eastAsia="Arial Unicode MS" w:ascii="Arial" w:hAnsi="Arial"/>
+                <w:b/>
+                <w:bCs/>
+                <w:sz w:val="19"/>
                 <w:lang w:eastAsia="es-CO"/>
               </w:rPr>
               <w:t>Stakeholder</w:t>
@@ -10001,10 +11224,10 @@
             <w:proofErr w:type="spellEnd"/>
             <w:r>
               <w:rPr>
-                <w:rFonts w:eastAsia="Arial Unicode MS"/>
-                <w:b/>
-                <w:bCs/>
-                <w:sz w:val="22"/>
+                <w:rFonts w:eastAsia="Arial Unicode MS" w:ascii="Arial" w:hAnsi="Arial"/>
+                <w:b/>
+                <w:bCs/>
+                <w:sz w:val="19"/>
                 <w:lang w:eastAsia="es-CO"/>
               </w:rPr>
               <w:t>:</w:t>
@@ -10018,7 +11241,14 @@
             <w:vAlign w:val="center"/>
           </w:tcPr>
           <w:p>
-            <w:r>
+            <w:pPr>
+              <w:spacing w:line="276" w:lineRule="auto" w:before="40" w:after="40"/>
+            </w:pPr>
+            <w:r>
+              <w:rPr>
+                <w:rFonts w:ascii="Arial" w:hAnsi="Arial"/>
+                <w:sz w:val="19"/>
+              </w:rPr>
               <w:t>Danilo Ortiz</w:t>
             </w:r>
           </w:p>
@@ -10031,6 +11261,7 @@
           </w:tcPr>
           <w:p>
             <w:pPr>
+              <w:spacing w:line="276" w:lineRule="auto" w:before="40" w:after="40"/>
               <w:rPr>
                 <w:rFonts w:eastAsia="Arial Unicode MS"/>
                 <w:sz w:val="22"/>
@@ -10039,30 +11270,30 @@
             </w:pPr>
             <w:r>
               <w:rPr>
-                <w:rFonts w:eastAsia="Arial Unicode MS"/>
-                <w:b/>
-                <w:bCs/>
-                <w:sz w:val="22"/>
+                <w:rFonts w:eastAsia="Arial Unicode MS" w:ascii="Arial" w:hAnsi="Arial"/>
+                <w:b/>
+                <w:bCs/>
+                <w:sz w:val="19"/>
                 <w:lang w:eastAsia="es-CO"/>
               </w:rPr>
               <w:t xml:space="preserve">Id. </w:t>
             </w:r>
             <w:r>
               <w:rPr>
-                <w:rFonts w:eastAsia="Arial Unicode MS"/>
-                <w:b/>
-                <w:bCs/>
-                <w:sz w:val="22"/>
+                <w:rFonts w:eastAsia="Arial Unicode MS" w:ascii="Arial" w:hAnsi="Arial"/>
+                <w:b/>
+                <w:bCs/>
+                <w:sz w:val="19"/>
                 <w:lang w:eastAsia="es-CO"/>
               </w:rPr>
               <w:t>Necesidad</w:t>
             </w:r>
             <w:r>
               <w:rPr>
-                <w:rFonts w:eastAsia="Arial Unicode MS"/>
-                <w:b/>
-                <w:bCs/>
-                <w:sz w:val="22"/>
+                <w:rFonts w:eastAsia="Arial Unicode MS" w:ascii="Arial" w:hAnsi="Arial"/>
+                <w:b/>
+                <w:bCs/>
+                <w:sz w:val="19"/>
                 <w:lang w:eastAsia="es-CO"/>
               </w:rPr>
               <w:t>:</w:t>
@@ -10076,7 +11307,14 @@
             <w:vAlign w:val="center"/>
           </w:tcPr>
           <w:p>
-            <w:r>
+            <w:pPr>
+              <w:spacing w:line="276" w:lineRule="auto" w:before="40" w:after="40"/>
+            </w:pPr>
+            <w:r>
+              <w:rPr>
+                <w:rFonts w:ascii="Arial" w:hAnsi="Arial"/>
+                <w:sz w:val="19"/>
+              </w:rPr>
               <w:t>N2</w:t>
             </w:r>
           </w:p>
@@ -10094,6 +11332,7 @@
           </w:tcPr>
           <w:p>
             <w:pPr>
+              <w:spacing w:line="276" w:lineRule="auto" w:before="40" w:after="40"/>
               <w:rPr>
                 <w:rFonts w:eastAsia="Arial Unicode MS"/>
                 <w:b/>
@@ -10104,10 +11343,10 @@
             </w:pPr>
             <w:r>
               <w:rPr>
-                <w:rFonts w:eastAsia="Arial Unicode MS"/>
-                <w:b/>
-                <w:bCs/>
-                <w:sz w:val="22"/>
+                <w:rFonts w:eastAsia="Arial Unicode MS" w:ascii="Arial" w:hAnsi="Arial"/>
+                <w:b/>
+                <w:bCs/>
+                <w:sz w:val="19"/>
                 <w:lang w:eastAsia="es-CO"/>
               </w:rPr>
               <w:t>Responsable:</w:t>
@@ -10121,7 +11360,14 @@
             <w:vAlign w:val="center"/>
           </w:tcPr>
           <w:p>
-            <w:r>
+            <w:pPr>
+              <w:spacing w:line="276" w:lineRule="auto" w:before="40" w:after="40"/>
+            </w:pPr>
+            <w:r>
+              <w:rPr>
+                <w:rFonts w:ascii="Arial" w:hAnsi="Arial"/>
+                <w:sz w:val="19"/>
+              </w:rPr>
               <w:t>Equipo de Desarrollo de Software</w:t>
             </w:r>
           </w:p>
@@ -10139,6 +11385,7 @@
           </w:tcPr>
           <w:p>
             <w:pPr>
+              <w:spacing w:line="276" w:lineRule="auto" w:before="40" w:after="40"/>
               <w:rPr>
                 <w:rFonts w:eastAsia="Arial Unicode MS"/>
                 <w:b/>
@@ -10149,10 +11396,10 @@
             </w:pPr>
             <w:r>
               <w:rPr>
-                <w:rFonts w:eastAsia="Arial Unicode MS"/>
-                <w:b/>
-                <w:bCs/>
-                <w:sz w:val="22"/>
+                <w:rFonts w:eastAsia="Arial Unicode MS" w:ascii="Arial" w:hAnsi="Arial"/>
+                <w:b/>
+                <w:bCs/>
+                <w:sz w:val="19"/>
                 <w:lang w:eastAsia="es-CO"/>
               </w:rPr>
               <w:t>Prioridad:</w:t>
@@ -10166,7 +11413,14 @@
             <w:vAlign w:val="center"/>
           </w:tcPr>
           <w:p>
-            <w:r>
+            <w:pPr>
+              <w:spacing w:line="276" w:lineRule="auto" w:before="40" w:after="40"/>
+            </w:pPr>
+            <w:r>
+              <w:rPr>
+                <w:rFonts w:ascii="Arial" w:hAnsi="Arial"/>
+                <w:sz w:val="19"/>
+              </w:rPr>
               <w:t>Alta</w:t>
             </w:r>
           </w:p>
@@ -10185,6 +11439,7 @@
           </w:tcPr>
           <w:p>
             <w:pPr>
+              <w:spacing w:line="276" w:lineRule="auto" w:before="40" w:after="40"/>
               <w:jc w:val="center"/>
               <w:rPr>
                 <w:rFonts w:eastAsia="Arial Unicode MS"/>
@@ -10196,10 +11451,10 @@
             </w:pPr>
             <w:r>
               <w:rPr>
-                <w:rFonts w:eastAsia="Arial Unicode MS"/>
-                <w:b/>
-                <w:bCs/>
-                <w:sz w:val="22"/>
+                <w:rFonts w:eastAsia="Arial Unicode MS" w:ascii="Arial" w:hAnsi="Arial"/>
+                <w:b/>
+                <w:bCs/>
+                <w:sz w:val="19"/>
                 <w:lang w:eastAsia="es-CO"/>
               </w:rPr>
               <w:t>Descripción del requisito</w:t>
@@ -10218,7 +11473,14 @@
             <w:vAlign w:val="center"/>
           </w:tcPr>
           <w:p>
-            <w:r>
+            <w:pPr>
+              <w:spacing w:line="276" w:lineRule="auto" w:before="40" w:after="40"/>
+            </w:pPr>
+            <w:r>
+              <w:rPr>
+                <w:rFonts w:ascii="Arial" w:hAnsi="Arial"/>
+                <w:sz w:val="19"/>
+              </w:rPr>
               <w:t>Todas las comunicaciones entre clientes y servicios en la nube deben protegerse bajo cifrado TLS 1.3 vía HTTPS. Los accesos a las colecciones de Firestore se restringen mediante reglas de seguridad de Firebase basadas en tokens de autenticación.</w:t>
             </w:r>
           </w:p>
@@ -10255,6 +11517,7 @@
           </w:tcPr>
           <w:p>
             <w:pPr>
+              <w:spacing w:line="276" w:lineRule="auto" w:before="40" w:after="40"/>
               <w:jc w:val="center"/>
               <w:rPr>
                 <w:rFonts w:eastAsia="Arial Unicode MS"/>
@@ -10266,10 +11529,10 @@
             </w:pPr>
             <w:r>
               <w:rPr>
-                <w:rFonts w:eastAsia="Arial Unicode MS"/>
-                <w:b/>
-                <w:bCs/>
-                <w:sz w:val="22"/>
+                <w:rFonts w:eastAsia="Arial Unicode MS" w:ascii="Arial" w:hAnsi="Arial"/>
+                <w:b/>
+                <w:bCs/>
+                <w:sz w:val="19"/>
                 <w:lang w:eastAsia="es-CO"/>
               </w:rPr>
               <w:t>FO-ERS-Especificación del requisito de software</w:t>
@@ -10289,6 +11552,7 @@
           </w:tcPr>
           <w:p>
             <w:pPr>
+              <w:spacing w:line="276" w:lineRule="auto" w:before="40" w:after="40"/>
               <w:rPr>
                 <w:rFonts w:eastAsia="Arial Unicode MS"/>
                 <w:b/>
@@ -10299,10 +11563,10 @@
             </w:pPr>
             <w:r>
               <w:rPr>
-                <w:rFonts w:eastAsia="Arial Unicode MS"/>
-                <w:b/>
-                <w:bCs/>
-                <w:sz w:val="22"/>
+                <w:rFonts w:eastAsia="Arial Unicode MS" w:ascii="Arial" w:hAnsi="Arial"/>
+                <w:b/>
+                <w:bCs/>
+                <w:sz w:val="19"/>
                 <w:lang w:eastAsia="es-CO"/>
               </w:rPr>
               <w:t>Código:</w:t>
@@ -10315,7 +11579,14 @@
             <w:vAlign w:val="center"/>
           </w:tcPr>
           <w:p>
-            <w:r>
+            <w:pPr>
+              <w:spacing w:line="276" w:lineRule="auto" w:before="40" w:after="40"/>
+            </w:pPr>
+            <w:r>
+              <w:rPr>
+                <w:rFonts w:ascii="Arial" w:hAnsi="Arial"/>
+                <w:sz w:val="19"/>
+              </w:rPr>
               <w:t>RNF-04</w:t>
             </w:r>
           </w:p>
@@ -10328,6 +11599,7 @@
           </w:tcPr>
           <w:p>
             <w:pPr>
+              <w:spacing w:line="276" w:lineRule="auto" w:before="40" w:after="40"/>
               <w:rPr>
                 <w:rFonts w:eastAsia="Arial Unicode MS"/>
                 <w:b/>
@@ -10338,10 +11610,10 @@
             </w:pPr>
             <w:r>
               <w:rPr>
-                <w:rFonts w:eastAsia="Arial Unicode MS"/>
-                <w:b/>
-                <w:bCs/>
-                <w:sz w:val="22"/>
+                <w:rFonts w:eastAsia="Arial Unicode MS" w:ascii="Arial" w:hAnsi="Arial"/>
+                <w:b/>
+                <w:bCs/>
+                <w:sz w:val="19"/>
                 <w:lang w:eastAsia="es-CO"/>
               </w:rPr>
               <w:t>Nombre:</w:t>
@@ -10355,7 +11627,14 @@
             <w:vAlign w:val="center"/>
           </w:tcPr>
           <w:p>
-            <w:r>
+            <w:pPr>
+              <w:spacing w:line="276" w:lineRule="auto" w:before="40" w:after="40"/>
+            </w:pPr>
+            <w:r>
+              <w:rPr>
+                <w:rFonts w:ascii="Arial" w:hAnsi="Arial"/>
+                <w:sz w:val="19"/>
+              </w:rPr>
               <w:t>Tolerancia a Fallos y Modo Demostración Local</w:t>
             </w:r>
           </w:p>
@@ -10368,6 +11647,7 @@
           </w:tcPr>
           <w:p>
             <w:pPr>
+              <w:spacing w:line="276" w:lineRule="auto" w:before="40" w:after="40"/>
               <w:rPr>
                 <w:rFonts w:eastAsia="Arial Unicode MS"/>
                 <w:b/>
@@ -10378,10 +11658,10 @@
             </w:pPr>
             <w:r>
               <w:rPr>
-                <w:rFonts w:eastAsia="Arial Unicode MS"/>
-                <w:b/>
-                <w:bCs/>
-                <w:sz w:val="22"/>
+                <w:rFonts w:eastAsia="Arial Unicode MS" w:ascii="Arial" w:hAnsi="Arial"/>
+                <w:b/>
+                <w:bCs/>
+                <w:sz w:val="19"/>
                 <w:lang w:eastAsia="es-CO"/>
               </w:rPr>
               <w:t>Tipo:</w:t>
@@ -10394,7 +11674,14 @@
             <w:vAlign w:val="center"/>
           </w:tcPr>
           <w:p>
-            <w:r>
+            <w:pPr>
+              <w:spacing w:line="276" w:lineRule="auto" w:before="40" w:after="40"/>
+            </w:pPr>
+            <w:r>
+              <w:rPr>
+                <w:rFonts w:ascii="Arial" w:hAnsi="Arial"/>
+                <w:sz w:val="19"/>
+              </w:rPr>
               <w:t>No Funcional</w:t>
             </w:r>
           </w:p>
@@ -10412,6 +11699,7 @@
           </w:tcPr>
           <w:p>
             <w:pPr>
+              <w:spacing w:line="276" w:lineRule="auto" w:before="40" w:after="40"/>
               <w:rPr>
                 <w:rFonts w:eastAsia="Arial Unicode MS"/>
                 <w:b/>
@@ -10423,10 +11711,10 @@
             <w:proofErr w:type="spellStart"/>
             <w:r>
               <w:rPr>
-                <w:rFonts w:eastAsia="Arial Unicode MS"/>
-                <w:b/>
-                <w:bCs/>
-                <w:sz w:val="22"/>
+                <w:rFonts w:eastAsia="Arial Unicode MS" w:ascii="Arial" w:hAnsi="Arial"/>
+                <w:b/>
+                <w:bCs/>
+                <w:sz w:val="19"/>
                 <w:lang w:eastAsia="es-CO"/>
               </w:rPr>
               <w:t>Stakeholder</w:t>
@@ -10434,10 +11722,10 @@
             <w:proofErr w:type="spellEnd"/>
             <w:r>
               <w:rPr>
-                <w:rFonts w:eastAsia="Arial Unicode MS"/>
-                <w:b/>
-                <w:bCs/>
-                <w:sz w:val="22"/>
+                <w:rFonts w:eastAsia="Arial Unicode MS" w:ascii="Arial" w:hAnsi="Arial"/>
+                <w:b/>
+                <w:bCs/>
+                <w:sz w:val="19"/>
                 <w:lang w:eastAsia="es-CO"/>
               </w:rPr>
               <w:t>:</w:t>
@@ -10451,7 +11739,14 @@
             <w:vAlign w:val="center"/>
           </w:tcPr>
           <w:p>
-            <w:r>
+            <w:pPr>
+              <w:spacing w:line="276" w:lineRule="auto" w:before="40" w:after="40"/>
+            </w:pPr>
+            <w:r>
+              <w:rPr>
+                <w:rFonts w:ascii="Arial" w:hAnsi="Arial"/>
+                <w:sz w:val="19"/>
+              </w:rPr>
               <w:t>Wilmer Vega</w:t>
             </w:r>
           </w:p>
@@ -10464,6 +11759,7 @@
           </w:tcPr>
           <w:p>
             <w:pPr>
+              <w:spacing w:line="276" w:lineRule="auto" w:before="40" w:after="40"/>
               <w:rPr>
                 <w:rFonts w:eastAsia="Arial Unicode MS"/>
                 <w:sz w:val="22"/>
@@ -10472,30 +11768,30 @@
             </w:pPr>
             <w:r>
               <w:rPr>
-                <w:rFonts w:eastAsia="Arial Unicode MS"/>
-                <w:b/>
-                <w:bCs/>
-                <w:sz w:val="22"/>
+                <w:rFonts w:eastAsia="Arial Unicode MS" w:ascii="Arial" w:hAnsi="Arial"/>
+                <w:b/>
+                <w:bCs/>
+                <w:sz w:val="19"/>
                 <w:lang w:eastAsia="es-CO"/>
               </w:rPr>
               <w:t xml:space="preserve">Id. </w:t>
             </w:r>
             <w:r>
               <w:rPr>
-                <w:rFonts w:eastAsia="Arial Unicode MS"/>
-                <w:b/>
-                <w:bCs/>
-                <w:sz w:val="22"/>
+                <w:rFonts w:eastAsia="Arial Unicode MS" w:ascii="Arial" w:hAnsi="Arial"/>
+                <w:b/>
+                <w:bCs/>
+                <w:sz w:val="19"/>
                 <w:lang w:eastAsia="es-CO"/>
               </w:rPr>
               <w:t>Necesidad</w:t>
             </w:r>
             <w:r>
               <w:rPr>
-                <w:rFonts w:eastAsia="Arial Unicode MS"/>
-                <w:b/>
-                <w:bCs/>
-                <w:sz w:val="22"/>
+                <w:rFonts w:eastAsia="Arial Unicode MS" w:ascii="Arial" w:hAnsi="Arial"/>
+                <w:b/>
+                <w:bCs/>
+                <w:sz w:val="19"/>
                 <w:lang w:eastAsia="es-CO"/>
               </w:rPr>
               <w:t>:</w:t>
@@ -10509,7 +11805,14 @@
             <w:vAlign w:val="center"/>
           </w:tcPr>
           <w:p>
-            <w:r>
+            <w:pPr>
+              <w:spacing w:line="276" w:lineRule="auto" w:before="40" w:after="40"/>
+            </w:pPr>
+            <w:r>
+              <w:rPr>
+                <w:rFonts w:ascii="Arial" w:hAnsi="Arial"/>
+                <w:sz w:val="19"/>
+              </w:rPr>
               <w:t>N10</w:t>
             </w:r>
           </w:p>
@@ -10527,6 +11830,7 @@
           </w:tcPr>
           <w:p>
             <w:pPr>
+              <w:spacing w:line="276" w:lineRule="auto" w:before="40" w:after="40"/>
               <w:rPr>
                 <w:rFonts w:eastAsia="Arial Unicode MS"/>
                 <w:b/>
@@ -10537,10 +11841,10 @@
             </w:pPr>
             <w:r>
               <w:rPr>
-                <w:rFonts w:eastAsia="Arial Unicode MS"/>
-                <w:b/>
-                <w:bCs/>
-                <w:sz w:val="22"/>
+                <w:rFonts w:eastAsia="Arial Unicode MS" w:ascii="Arial" w:hAnsi="Arial"/>
+                <w:b/>
+                <w:bCs/>
+                <w:sz w:val="19"/>
                 <w:lang w:eastAsia="es-CO"/>
               </w:rPr>
               <w:t>Responsable:</w:t>
@@ -10554,7 +11858,14 @@
             <w:vAlign w:val="center"/>
           </w:tcPr>
           <w:p>
-            <w:r>
+            <w:pPr>
+              <w:spacing w:line="276" w:lineRule="auto" w:before="40" w:after="40"/>
+            </w:pPr>
+            <w:r>
+              <w:rPr>
+                <w:rFonts w:ascii="Arial" w:hAnsi="Arial"/>
+                <w:sz w:val="19"/>
+              </w:rPr>
               <w:t>Equipo de Desarrollo de Software</w:t>
             </w:r>
           </w:p>
@@ -10572,6 +11883,7 @@
           </w:tcPr>
           <w:p>
             <w:pPr>
+              <w:spacing w:line="276" w:lineRule="auto" w:before="40" w:after="40"/>
               <w:rPr>
                 <w:rFonts w:eastAsia="Arial Unicode MS"/>
                 <w:b/>
@@ -10582,10 +11894,10 @@
             </w:pPr>
             <w:r>
               <w:rPr>
-                <w:rFonts w:eastAsia="Arial Unicode MS"/>
-                <w:b/>
-                <w:bCs/>
-                <w:sz w:val="22"/>
+                <w:rFonts w:eastAsia="Arial Unicode MS" w:ascii="Arial" w:hAnsi="Arial"/>
+                <w:b/>
+                <w:bCs/>
+                <w:sz w:val="19"/>
                 <w:lang w:eastAsia="es-CO"/>
               </w:rPr>
               <w:t>Prioridad:</w:t>
@@ -10599,7 +11911,14 @@
             <w:vAlign w:val="center"/>
           </w:tcPr>
           <w:p>
-            <w:r>
+            <w:pPr>
+              <w:spacing w:line="276" w:lineRule="auto" w:before="40" w:after="40"/>
+            </w:pPr>
+            <w:r>
+              <w:rPr>
+                <w:rFonts w:ascii="Arial" w:hAnsi="Arial"/>
+                <w:sz w:val="19"/>
+              </w:rPr>
               <w:t>Alta</w:t>
             </w:r>
           </w:p>
@@ -10618,6 +11937,7 @@
           </w:tcPr>
           <w:p>
             <w:pPr>
+              <w:spacing w:line="276" w:lineRule="auto" w:before="40" w:after="40"/>
               <w:jc w:val="center"/>
               <w:rPr>
                 <w:rFonts w:eastAsia="Arial Unicode MS"/>
@@ -10629,10 +11949,10 @@
             </w:pPr>
             <w:r>
               <w:rPr>
-                <w:rFonts w:eastAsia="Arial Unicode MS"/>
-                <w:b/>
-                <w:bCs/>
-                <w:sz w:val="22"/>
+                <w:rFonts w:eastAsia="Arial Unicode MS" w:ascii="Arial" w:hAnsi="Arial"/>
+                <w:b/>
+                <w:bCs/>
+                <w:sz w:val="19"/>
                 <w:lang w:eastAsia="es-CO"/>
               </w:rPr>
               <w:t>Descripción del requisito</w:t>
@@ -10651,7 +11971,14 @@
             <w:vAlign w:val="center"/>
           </w:tcPr>
           <w:p>
-            <w:r>
+            <w:pPr>
+              <w:spacing w:line="276" w:lineRule="auto" w:before="40" w:after="40"/>
+            </w:pPr>
+            <w:r>
+              <w:rPr>
+                <w:rFonts w:ascii="Arial" w:hAnsi="Arial"/>
+                <w:sz w:val="19"/>
+              </w:rPr>
               <w:t>El sistema debe incorporar mecanismos de contingencia (fallbacks en memoria) y un 'Modo Demostración' activable que garantice el 100% de la funcionalidad (carga masiva, cálculo y exportación) durante sustentaciones o entornos sin acceso a internet.</w:t>
             </w:r>
           </w:p>
@@ -10688,6 +12015,7 @@
           </w:tcPr>
           <w:p>
             <w:pPr>
+              <w:spacing w:line="276" w:lineRule="auto" w:before="40" w:after="40"/>
               <w:jc w:val="center"/>
               <w:rPr>
                 <w:rFonts w:eastAsia="Arial Unicode MS"/>
@@ -10699,10 +12027,10 @@
             </w:pPr>
             <w:r>
               <w:rPr>
-                <w:rFonts w:eastAsia="Arial Unicode MS"/>
-                <w:b/>
-                <w:bCs/>
-                <w:sz w:val="22"/>
+                <w:rFonts w:eastAsia="Arial Unicode MS" w:ascii="Arial" w:hAnsi="Arial"/>
+                <w:b/>
+                <w:bCs/>
+                <w:sz w:val="19"/>
                 <w:lang w:eastAsia="es-CO"/>
               </w:rPr>
               <w:t>FO-ERS-Especificación del requisito de software</w:t>
@@ -10722,6 +12050,7 @@
           </w:tcPr>
           <w:p>
             <w:pPr>
+              <w:spacing w:line="276" w:lineRule="auto" w:before="40" w:after="40"/>
               <w:rPr>
                 <w:rFonts w:eastAsia="Arial Unicode MS"/>
                 <w:b/>
@@ -10732,10 +12061,10 @@
             </w:pPr>
             <w:r>
               <w:rPr>
-                <w:rFonts w:eastAsia="Arial Unicode MS"/>
-                <w:b/>
-                <w:bCs/>
-                <w:sz w:val="22"/>
+                <w:rFonts w:eastAsia="Arial Unicode MS" w:ascii="Arial" w:hAnsi="Arial"/>
+                <w:b/>
+                <w:bCs/>
+                <w:sz w:val="19"/>
                 <w:lang w:eastAsia="es-CO"/>
               </w:rPr>
               <w:t>Código:</w:t>
@@ -10748,7 +12077,14 @@
             <w:vAlign w:val="center"/>
           </w:tcPr>
           <w:p>
-            <w:r>
+            <w:pPr>
+              <w:spacing w:line="276" w:lineRule="auto" w:before="40" w:after="40"/>
+            </w:pPr>
+            <w:r>
+              <w:rPr>
+                <w:rFonts w:ascii="Arial" w:hAnsi="Arial"/>
+                <w:sz w:val="19"/>
+              </w:rPr>
               <w:t>RNF-05</w:t>
             </w:r>
           </w:p>
@@ -10761,6 +12097,7 @@
           </w:tcPr>
           <w:p>
             <w:pPr>
+              <w:spacing w:line="276" w:lineRule="auto" w:before="40" w:after="40"/>
               <w:rPr>
                 <w:rFonts w:eastAsia="Arial Unicode MS"/>
                 <w:b/>
@@ -10771,10 +12108,10 @@
             </w:pPr>
             <w:r>
               <w:rPr>
-                <w:rFonts w:eastAsia="Arial Unicode MS"/>
-                <w:b/>
-                <w:bCs/>
-                <w:sz w:val="22"/>
+                <w:rFonts w:eastAsia="Arial Unicode MS" w:ascii="Arial" w:hAnsi="Arial"/>
+                <w:b/>
+                <w:bCs/>
+                <w:sz w:val="19"/>
                 <w:lang w:eastAsia="es-CO"/>
               </w:rPr>
               <w:t>Nombre:</w:t>
@@ -10788,7 +12125,14 @@
             <w:vAlign w:val="center"/>
           </w:tcPr>
           <w:p>
-            <w:r>
+            <w:pPr>
+              <w:spacing w:line="276" w:lineRule="auto" w:before="40" w:after="40"/>
+            </w:pPr>
+            <w:r>
+              <w:rPr>
+                <w:rFonts w:ascii="Arial" w:hAnsi="Arial"/>
+                <w:sz w:val="19"/>
+              </w:rPr>
               <w:t>Usabilidad, Ergonomía y Diseño Responsivo WCAG 2.1</w:t>
             </w:r>
           </w:p>
@@ -10801,6 +12145,7 @@
           </w:tcPr>
           <w:p>
             <w:pPr>
+              <w:spacing w:line="276" w:lineRule="auto" w:before="40" w:after="40"/>
               <w:rPr>
                 <w:rFonts w:eastAsia="Arial Unicode MS"/>
                 <w:b/>
@@ -10811,10 +12156,10 @@
             </w:pPr>
             <w:r>
               <w:rPr>
-                <w:rFonts w:eastAsia="Arial Unicode MS"/>
-                <w:b/>
-                <w:bCs/>
-                <w:sz w:val="22"/>
+                <w:rFonts w:eastAsia="Arial Unicode MS" w:ascii="Arial" w:hAnsi="Arial"/>
+                <w:b/>
+                <w:bCs/>
+                <w:sz w:val="19"/>
                 <w:lang w:eastAsia="es-CO"/>
               </w:rPr>
               <w:t>Tipo:</w:t>
@@ -10827,7 +12172,14 @@
             <w:vAlign w:val="center"/>
           </w:tcPr>
           <w:p>
-            <w:r>
+            <w:pPr>
+              <w:spacing w:line="276" w:lineRule="auto" w:before="40" w:after="40"/>
+            </w:pPr>
+            <w:r>
+              <w:rPr>
+                <w:rFonts w:ascii="Arial" w:hAnsi="Arial"/>
+                <w:sz w:val="19"/>
+              </w:rPr>
               <w:t>No Funcional</w:t>
             </w:r>
           </w:p>
@@ -10845,6 +12197,7 @@
           </w:tcPr>
           <w:p>
             <w:pPr>
+              <w:spacing w:line="276" w:lineRule="auto" w:before="40" w:after="40"/>
               <w:rPr>
                 <w:rFonts w:eastAsia="Arial Unicode MS"/>
                 <w:b/>
@@ -10856,10 +12209,10 @@
             <w:proofErr w:type="spellStart"/>
             <w:r>
               <w:rPr>
-                <w:rFonts w:eastAsia="Arial Unicode MS"/>
-                <w:b/>
-                <w:bCs/>
-                <w:sz w:val="22"/>
+                <w:rFonts w:eastAsia="Arial Unicode MS" w:ascii="Arial" w:hAnsi="Arial"/>
+                <w:b/>
+                <w:bCs/>
+                <w:sz w:val="19"/>
                 <w:lang w:eastAsia="es-CO"/>
               </w:rPr>
               <w:t>Stakeholder</w:t>
@@ -10867,10 +12220,10 @@
             <w:proofErr w:type="spellEnd"/>
             <w:r>
               <w:rPr>
-                <w:rFonts w:eastAsia="Arial Unicode MS"/>
-                <w:b/>
-                <w:bCs/>
-                <w:sz w:val="22"/>
+                <w:rFonts w:eastAsia="Arial Unicode MS" w:ascii="Arial" w:hAnsi="Arial"/>
+                <w:b/>
+                <w:bCs/>
+                <w:sz w:val="19"/>
                 <w:lang w:eastAsia="es-CO"/>
               </w:rPr>
               <w:t>:</w:t>
@@ -10884,7 +12237,14 @@
             <w:vAlign w:val="center"/>
           </w:tcPr>
           <w:p>
-            <w:r>
+            <w:pPr>
+              <w:spacing w:line="276" w:lineRule="auto" w:before="40" w:after="40"/>
+            </w:pPr>
+            <w:r>
+              <w:rPr>
+                <w:rFonts w:ascii="Arial" w:hAnsi="Arial"/>
+                <w:sz w:val="19"/>
+              </w:rPr>
               <w:t>Juan Santana</w:t>
             </w:r>
           </w:p>
@@ -10897,6 +12257,7 @@
           </w:tcPr>
           <w:p>
             <w:pPr>
+              <w:spacing w:line="276" w:lineRule="auto" w:before="40" w:after="40"/>
               <w:rPr>
                 <w:rFonts w:eastAsia="Arial Unicode MS"/>
                 <w:sz w:val="22"/>
@@ -10905,30 +12266,30 @@
             </w:pPr>
             <w:r>
               <w:rPr>
-                <w:rFonts w:eastAsia="Arial Unicode MS"/>
-                <w:b/>
-                <w:bCs/>
-                <w:sz w:val="22"/>
+                <w:rFonts w:eastAsia="Arial Unicode MS" w:ascii="Arial" w:hAnsi="Arial"/>
+                <w:b/>
+                <w:bCs/>
+                <w:sz w:val="19"/>
                 <w:lang w:eastAsia="es-CO"/>
               </w:rPr>
               <w:t xml:space="preserve">Id. </w:t>
             </w:r>
             <w:r>
               <w:rPr>
-                <w:rFonts w:eastAsia="Arial Unicode MS"/>
-                <w:b/>
-                <w:bCs/>
-                <w:sz w:val="22"/>
+                <w:rFonts w:eastAsia="Arial Unicode MS" w:ascii="Arial" w:hAnsi="Arial"/>
+                <w:b/>
+                <w:bCs/>
+                <w:sz w:val="19"/>
                 <w:lang w:eastAsia="es-CO"/>
               </w:rPr>
               <w:t>Necesidad</w:t>
             </w:r>
             <w:r>
               <w:rPr>
-                <w:rFonts w:eastAsia="Arial Unicode MS"/>
-                <w:b/>
-                <w:bCs/>
-                <w:sz w:val="22"/>
+                <w:rFonts w:eastAsia="Arial Unicode MS" w:ascii="Arial" w:hAnsi="Arial"/>
+                <w:b/>
+                <w:bCs/>
+                <w:sz w:val="19"/>
                 <w:lang w:eastAsia="es-CO"/>
               </w:rPr>
               <w:t>:</w:t>
@@ -10942,7 +12303,14 @@
             <w:vAlign w:val="center"/>
           </w:tcPr>
           <w:p>
-            <w:r>
+            <w:pPr>
+              <w:spacing w:line="276" w:lineRule="auto" w:before="40" w:after="40"/>
+            </w:pPr>
+            <w:r>
+              <w:rPr>
+                <w:rFonts w:ascii="Arial" w:hAnsi="Arial"/>
+                <w:sz w:val="19"/>
+              </w:rPr>
               <w:t>N1</w:t>
             </w:r>
           </w:p>
@@ -10960,6 +12328,7 @@
           </w:tcPr>
           <w:p>
             <w:pPr>
+              <w:spacing w:line="276" w:lineRule="auto" w:before="40" w:after="40"/>
               <w:rPr>
                 <w:rFonts w:eastAsia="Arial Unicode MS"/>
                 <w:b/>
@@ -10970,10 +12339,10 @@
             </w:pPr>
             <w:r>
               <w:rPr>
-                <w:rFonts w:eastAsia="Arial Unicode MS"/>
-                <w:b/>
-                <w:bCs/>
-                <w:sz w:val="22"/>
+                <w:rFonts w:eastAsia="Arial Unicode MS" w:ascii="Arial" w:hAnsi="Arial"/>
+                <w:b/>
+                <w:bCs/>
+                <w:sz w:val="19"/>
                 <w:lang w:eastAsia="es-CO"/>
               </w:rPr>
               <w:t>Responsable:</w:t>
@@ -10987,7 +12356,14 @@
             <w:vAlign w:val="center"/>
           </w:tcPr>
           <w:p>
-            <w:r>
+            <w:pPr>
+              <w:spacing w:line="276" w:lineRule="auto" w:before="40" w:after="40"/>
+            </w:pPr>
+            <w:r>
+              <w:rPr>
+                <w:rFonts w:ascii="Arial" w:hAnsi="Arial"/>
+                <w:sz w:val="19"/>
+              </w:rPr>
               <w:t>Equipo de Desarrollo de Software</w:t>
             </w:r>
           </w:p>
@@ -11005,6 +12381,7 @@
           </w:tcPr>
           <w:p>
             <w:pPr>
+              <w:spacing w:line="276" w:lineRule="auto" w:before="40" w:after="40"/>
               <w:rPr>
                 <w:rFonts w:eastAsia="Arial Unicode MS"/>
                 <w:b/>
@@ -11015,10 +12392,10 @@
             </w:pPr>
             <w:r>
               <w:rPr>
-                <w:rFonts w:eastAsia="Arial Unicode MS"/>
-                <w:b/>
-                <w:bCs/>
-                <w:sz w:val="22"/>
+                <w:rFonts w:eastAsia="Arial Unicode MS" w:ascii="Arial" w:hAnsi="Arial"/>
+                <w:b/>
+                <w:bCs/>
+                <w:sz w:val="19"/>
                 <w:lang w:eastAsia="es-CO"/>
               </w:rPr>
               <w:t>Prioridad:</w:t>
@@ -11032,7 +12409,14 @@
             <w:vAlign w:val="center"/>
           </w:tcPr>
           <w:p>
-            <w:r>
+            <w:pPr>
+              <w:spacing w:line="276" w:lineRule="auto" w:before="40" w:after="40"/>
+            </w:pPr>
+            <w:r>
+              <w:rPr>
+                <w:rFonts w:ascii="Arial" w:hAnsi="Arial"/>
+                <w:sz w:val="19"/>
+              </w:rPr>
               <w:t>Media</w:t>
             </w:r>
           </w:p>
@@ -11051,6 +12435,7 @@
           </w:tcPr>
           <w:p>
             <w:pPr>
+              <w:spacing w:line="276" w:lineRule="auto" w:before="40" w:after="40"/>
               <w:jc w:val="center"/>
               <w:rPr>
                 <w:rFonts w:eastAsia="Arial Unicode MS"/>
@@ -11062,10 +12447,10 @@
             </w:pPr>
             <w:r>
               <w:rPr>
-                <w:rFonts w:eastAsia="Arial Unicode MS"/>
-                <w:b/>
-                <w:bCs/>
-                <w:sz w:val="22"/>
+                <w:rFonts w:eastAsia="Arial Unicode MS" w:ascii="Arial" w:hAnsi="Arial"/>
+                <w:b/>
+                <w:bCs/>
+                <w:sz w:val="19"/>
                 <w:lang w:eastAsia="es-CO"/>
               </w:rPr>
               <w:t>Descripción del requisito</w:t>
@@ -11084,7 +12469,14 @@
             <w:vAlign w:val="center"/>
           </w:tcPr>
           <w:p>
-            <w:r>
+            <w:pPr>
+              <w:spacing w:line="276" w:lineRule="auto" w:before="40" w:after="40"/>
+            </w:pPr>
+            <w:r>
+              <w:rPr>
+                <w:rFonts w:ascii="Arial" w:hAnsi="Arial"/>
+                <w:sz w:val="19"/>
+              </w:rPr>
               <w:t>La interfaz de usuario debe estar diseñada con Tailwind CSS, adaptándose con fluidez a resoluciones de escritorio, tablets y dispositivos móviles, cumpliendo con los estándares de contraste y accesibilidad visual WCAG 2.1 nivel AA.</w:t>
             </w:r>
           </w:p>
@@ -11211,9 +12603,9 @@
     <w:p>
       <w:pPr>
         <w:pStyle w:val="Textbody"/>
-        <w:spacing w:line="360" w:lineRule="auto" w:after="80" w:before="240"/>
+        <w:spacing w:line="360" w:lineRule="auto" w:after="120" w:before="0"/>
         <w:ind w:firstLine="0"/>
-        <w:jc w:val="center"/>
+        <w:jc w:val="both"/>
         <w:rPr>
           <w:rFonts w:hint="eastAsia"/>
         </w:rPr>
@@ -11239,6 +12631,13 @@
         <w:br/>
         <w:t>• Concurrencia Multiusuario: Al ejecutarse el cómputo intensivo en el navegador de cada usuario y delegar la persistencia a Google Cloud Firestore (diseñado para escalar elásticamente a miles de escrituras por segundo), el sistema opera sin bloqueos de locks a nivel de base de datos relacional, garantizando que decenas de analistas puedan procesar planillas en paralelo de manera independiente.</w:t>
       </w:r>
+    </w:p>
+    <w:p>
+      <w:pPr>
+        <w:spacing w:before="280" w:after="40" w:line="240" w:lineRule="auto"/>
+        <w:ind w:firstLine="0"/>
+        <w:jc w:val="left"/>
+      </w:pPr>
       <w:r>
         <w:rPr>
           <w:rFonts w:ascii="Arial" w:hAnsi="Arial"/>
@@ -11246,10 +12645,15 @@
           <w:color w:val="141414"/>
           <w:sz w:val="21"/>
         </w:rPr>
-        <w:br/>
         <w:t>Figura 3.1</w:t>
-        <w:br/>
-      </w:r>
+      </w:r>
+    </w:p>
+    <w:p>
+      <w:pPr>
+        <w:spacing w:before="0" w:after="120" w:line="240" w:lineRule="auto"/>
+        <w:ind w:firstLine="0"/>
+        <w:jc w:val="left"/>
+      </w:pPr>
       <w:r>
         <w:rPr>
           <w:rFonts w:ascii="Arial" w:hAnsi="Arial"/>
@@ -11258,12 +12662,18 @@
           <w:sz w:val="20"/>
         </w:rPr>
         <w:t>Diagrama de Secuencia UML 2.5 para la Orquestación de Nómina, Tiempos de Iteración y Concurrencia.</w:t>
-        <w:br/>
-      </w:r>
+      </w:r>
+    </w:p>
+    <w:p>
+      <w:pPr>
+        <w:spacing w:before="80" w:after="120"/>
+        <w:ind w:firstLine="0"/>
+        <w:jc w:val="center"/>
+      </w:pPr>
       <w:r>
         <w:drawing>
           <wp:inline xmlns:a="http://schemas.openxmlformats.org/drawingml/2006/main" xmlns:pic="http://schemas.openxmlformats.org/drawingml/2006/picture">
-            <wp:extent cx="5669280" cy="3504646"/>
+            <wp:extent cx="5486400" cy="3391593"/>
             <wp:docPr id="1" name="Picture 1"/>
             <wp:cNvGraphicFramePr>
               <a:graphicFrameLocks noChangeAspect="1"/>
@@ -11284,7 +12694,7 @@
                   <pic:spPr>
                     <a:xfrm>
                       <a:off x="0" y="0"/>
-                      <a:ext cx="5669280" cy="3504646"/>
+                      <a:ext cx="5486400" cy="3391593"/>
                     </a:xfrm>
                     <a:prstGeom prst="rect"/>
                   </pic:spPr>
@@ -11294,6 +12704,13 @@
           </wp:inline>
         </w:drawing>
       </w:r>
+    </w:p>
+    <w:p>
+      <w:pPr>
+        <w:spacing w:before="40" w:after="280" w:line="276" w:lineRule="auto"/>
+        <w:ind w:firstLine="0"/>
+        <w:jc w:val="left"/>
+      </w:pPr>
       <w:r>
         <w:rPr>
           <w:rFonts w:ascii="Arial" w:hAnsi="Arial"/>
@@ -11301,7 +12718,6 @@
           <w:color w:val="3C3C3C"/>
           <w:sz w:val="19"/>
         </w:rPr>
-        <w:br/>
         <w:t xml:space="preserve">Nota. </w:t>
       </w:r>
       <w:r>
@@ -11382,9 +12798,9 @@
     <w:p>
       <w:pPr>
         <w:pStyle w:val="Textbody"/>
-        <w:spacing w:line="360" w:lineRule="auto" w:after="80" w:before="240"/>
+        <w:spacing w:line="360" w:lineRule="auto" w:after="120" w:before="0"/>
         <w:ind w:firstLine="0"/>
-        <w:jc w:val="center"/>
+        <w:jc w:val="both"/>
         <w:rPr>
           <w:rFonts w:hint="eastAsia"/>
         </w:rPr>
@@ -11406,6 +12822,13 @@
         <w:br/>
         <w:t>A continuación, se ilustra la Figura 3.2 y la especificación detallada de los casos de uso críticos en la plantilla institucional:</w:t>
       </w:r>
+    </w:p>
+    <w:p>
+      <w:pPr>
+        <w:spacing w:before="280" w:after="40" w:line="240" w:lineRule="auto"/>
+        <w:ind w:firstLine="0"/>
+        <w:jc w:val="left"/>
+      </w:pPr>
       <w:r>
         <w:rPr>
           <w:rFonts w:ascii="Arial" w:hAnsi="Arial"/>
@@ -11413,10 +12836,15 @@
           <w:color w:val="141414"/>
           <w:sz w:val="21"/>
         </w:rPr>
-        <w:br/>
         <w:t>Figura 3.2</w:t>
-        <w:br/>
-      </w:r>
+      </w:r>
+    </w:p>
+    <w:p>
+      <w:pPr>
+        <w:spacing w:before="0" w:after="120" w:line="240" w:lineRule="auto"/>
+        <w:ind w:firstLine="0"/>
+        <w:jc w:val="left"/>
+      </w:pPr>
       <w:r>
         <w:rPr>
           <w:rFonts w:ascii="Arial" w:hAnsi="Arial"/>
@@ -11425,12 +12853,18 @@
           <w:sz w:val="20"/>
         </w:rPr>
         <w:t>Diagrama de Casos de Uso del Sistema Web RPA LAD-6819.</w:t>
-        <w:br/>
-      </w:r>
+      </w:r>
+    </w:p>
+    <w:p>
+      <w:pPr>
+        <w:spacing w:before="80" w:after="120"/>
+        <w:ind w:firstLine="0"/>
+        <w:jc w:val="center"/>
+      </w:pPr>
       <w:r>
         <w:drawing>
           <wp:inline xmlns:a="http://schemas.openxmlformats.org/drawingml/2006/main" xmlns:pic="http://schemas.openxmlformats.org/drawingml/2006/picture">
-            <wp:extent cx="5669280" cy="3453107"/>
+            <wp:extent cx="5486400" cy="3341716"/>
             <wp:docPr id="2" name="Picture 2"/>
             <wp:cNvGraphicFramePr>
               <a:graphicFrameLocks noChangeAspect="1"/>
@@ -11451,7 +12885,7 @@
                   <pic:spPr>
                     <a:xfrm>
                       <a:off x="0" y="0"/>
-                      <a:ext cx="5669280" cy="3453107"/>
+                      <a:ext cx="5486400" cy="3341716"/>
                     </a:xfrm>
                     <a:prstGeom prst="rect"/>
                   </pic:spPr>
@@ -11461,6 +12895,13 @@
           </wp:inline>
         </w:drawing>
       </w:r>
+    </w:p>
+    <w:p>
+      <w:pPr>
+        <w:spacing w:before="40" w:after="280" w:line="276" w:lineRule="auto"/>
+        <w:ind w:firstLine="0"/>
+        <w:jc w:val="left"/>
+      </w:pPr>
       <w:r>
         <w:rPr>
           <w:rFonts w:ascii="Arial" w:hAnsi="Arial"/>
@@ -11468,7 +12909,6 @@
           <w:color w:val="3C3C3C"/>
           <w:sz w:val="19"/>
         </w:rPr>
-        <w:br/>
         <w:t xml:space="preserve">Nota. </w:t>
       </w:r>
       <w:r>
@@ -11522,6 +12962,7 @@
           </w:tcPr>
           <w:p>
             <w:pPr>
+              <w:spacing w:line="276" w:lineRule="auto" w:before="40" w:after="40"/>
               <w:rPr>
                 <w:b/>
                 <w:lang w:val="es-MX"/>
@@ -11529,7 +12970,9 @@
             </w:pPr>
             <w:r>
               <w:rPr>
-                <w:b/>
+                <w:rFonts w:ascii="Arial" w:hAnsi="Arial"/>
+                <w:b/>
+                <w:sz w:val="19"/>
                 <w:lang w:val="es-MX"/>
               </w:rPr>
               <w:t>ID del caso de uso</w:t>
@@ -11542,7 +12985,14 @@
             <w:gridSpan w:val="2"/>
           </w:tcPr>
           <w:p>
-            <w:r>
+            <w:pPr>
+              <w:spacing w:line="276" w:lineRule="auto" w:before="40" w:after="40"/>
+            </w:pPr>
+            <w:r>
+              <w:rPr>
+                <w:rFonts w:ascii="Arial" w:hAnsi="Arial"/>
+                <w:sz w:val="19"/>
+              </w:rPr>
               <w:t>CU-02</w:t>
             </w:r>
           </w:p>
@@ -11554,7 +13004,7 @@
           </w:tcPr>
           <w:p>
             <w:pPr>
-              <w:spacing w:before="60" w:after="60"/>
+              <w:spacing w:before="40" w:after="40" w:line="276" w:lineRule="auto"/>
               <w:rPr>
                 <w:rFonts w:cs="Arial"/>
                 <w:b/>
@@ -11564,7 +13014,7 @@
             </w:pPr>
             <w:r>
               <w:rPr>
-                <w:rFonts w:cs="Arial"/>
+                <w:rFonts w:cs="Arial" w:ascii="Arial" w:hAnsi="Arial"/>
                 <w:b/>
                 <w:sz w:val="20"/>
                 <w:szCs w:val="20"/>
@@ -11578,7 +13028,14 @@
             <w:tcW w:w="2051" w:type="dxa"/>
           </w:tcPr>
           <w:p>
-            <w:r>
+            <w:pPr>
+              <w:spacing w:line="276" w:lineRule="auto" w:before="40" w:after="40"/>
+            </w:pPr>
+            <w:r>
+              <w:rPr>
+                <w:rFonts w:ascii="Arial" w:hAnsi="Arial"/>
+                <w:sz w:val="19"/>
+              </w:rPr>
               <w:t>RF-02, RF-03, RF-05</w:t>
             </w:r>
           </w:p>
@@ -11592,6 +13049,7 @@
           </w:tcPr>
           <w:p>
             <w:pPr>
+              <w:spacing w:line="276" w:lineRule="auto" w:before="40" w:after="40"/>
               <w:rPr>
                 <w:b/>
                 <w:lang w:val="es-MX"/>
@@ -11599,7 +13057,9 @@
             </w:pPr>
             <w:r>
               <w:rPr>
-                <w:b/>
+                <w:rFonts w:ascii="Arial" w:hAnsi="Arial"/>
+                <w:b/>
+                <w:sz w:val="19"/>
                 <w:lang w:val="es-MX"/>
               </w:rPr>
               <w:t>Nombre del caso de uso</w:t>
@@ -11612,7 +13072,14 @@
             <w:gridSpan w:val="4"/>
           </w:tcPr>
           <w:p>
-            <w:r>
+            <w:pPr>
+              <w:spacing w:line="276" w:lineRule="auto" w:before="40" w:after="40"/>
+            </w:pPr>
+            <w:r>
+              <w:rPr>
+                <w:rFonts w:ascii="Arial" w:hAnsi="Arial"/>
+                <w:sz w:val="19"/>
+              </w:rPr>
               <w:t>Carga Masiva y Liquidación de Planilla de Nómina</w:t>
             </w:r>
           </w:p>
@@ -11626,6 +13093,7 @@
           </w:tcPr>
           <w:p>
             <w:pPr>
+              <w:spacing w:line="276" w:lineRule="auto" w:before="40" w:after="40"/>
               <w:rPr>
                 <w:b/>
                 <w:lang w:val="es-MX"/>
@@ -11633,7 +13101,9 @@
             </w:pPr>
             <w:r>
               <w:rPr>
-                <w:b/>
+                <w:rFonts w:ascii="Arial" w:hAnsi="Arial"/>
+                <w:b/>
+                <w:sz w:val="19"/>
                 <w:lang w:val="es-MX"/>
               </w:rPr>
               <w:t>Iniciador</w:t>
@@ -11646,7 +13116,14 @@
             <w:gridSpan w:val="4"/>
           </w:tcPr>
           <w:p>
-            <w:r>
+            <w:pPr>
+              <w:spacing w:line="276" w:lineRule="auto" w:before="40" w:after="40"/>
+            </w:pPr>
+            <w:r>
+              <w:rPr>
+                <w:rFonts w:ascii="Arial" w:hAnsi="Arial"/>
+                <w:sz w:val="19"/>
+              </w:rPr>
               <w:t>Analista de Nómina / Administrador</w:t>
             </w:r>
           </w:p>
@@ -11660,6 +13137,7 @@
           </w:tcPr>
           <w:p>
             <w:pPr>
+              <w:spacing w:line="276" w:lineRule="auto" w:before="40" w:after="40"/>
               <w:rPr>
                 <w:b/>
                 <w:lang w:val="es-MX"/>
@@ -11667,7 +13145,9 @@
             </w:pPr>
             <w:r>
               <w:rPr>
-                <w:b/>
+                <w:rFonts w:ascii="Arial" w:hAnsi="Arial"/>
+                <w:b/>
+                <w:sz w:val="19"/>
                 <w:lang w:val="es-MX"/>
               </w:rPr>
               <w:t>Otros actores</w:t>
@@ -11680,7 +13160,14 @@
             <w:gridSpan w:val="4"/>
           </w:tcPr>
           <w:p>
-            <w:r>
+            <w:pPr>
+              <w:spacing w:line="276" w:lineRule="auto" w:before="40" w:after="40"/>
+            </w:pPr>
+            <w:r>
+              <w:rPr>
+                <w:rFonts w:ascii="Arial" w:hAnsi="Arial"/>
+                <w:sz w:val="19"/>
+              </w:rPr>
               <w:t>Supervisor de Calidad (auditoría reactiva)</w:t>
             </w:r>
           </w:p>
@@ -11694,6 +13181,7 @@
           </w:tcPr>
           <w:p>
             <w:pPr>
+              <w:spacing w:line="276" w:lineRule="auto" w:before="40" w:after="40"/>
               <w:rPr>
                 <w:b/>
                 <w:lang w:val="es-MX"/>
@@ -11701,7 +13189,9 @@
             </w:pPr>
             <w:r>
               <w:rPr>
-                <w:b/>
+                <w:rFonts w:ascii="Arial" w:hAnsi="Arial"/>
+                <w:b/>
+                <w:sz w:val="19"/>
                 <w:lang w:val="es-MX"/>
               </w:rPr>
               <w:t>Precondición</w:t>
@@ -11714,7 +13204,14 @@
             <w:gridSpan w:val="4"/>
           </w:tcPr>
           <w:p>
-            <w:r>
+            <w:pPr>
+              <w:spacing w:line="276" w:lineRule="auto" w:before="40" w:after="40"/>
+            </w:pPr>
+            <w:r>
+              <w:rPr>
+                <w:rFonts w:ascii="Arial" w:hAnsi="Arial"/>
+                <w:sz w:val="19"/>
+              </w:rPr>
               <w:t>Usuario autenticado con rol ANALISTA o ADMIN; empresa aliada seleccionada con reglas vigentes.</w:t>
             </w:r>
           </w:p>
@@ -11729,6 +13226,7 @@
           </w:tcPr>
           <w:p>
             <w:pPr>
+              <w:spacing w:line="276" w:lineRule="auto" w:before="40" w:after="40"/>
               <w:jc w:val="center"/>
               <w:rPr>
                 <w:lang w:val="es-MX"/>
@@ -11736,7 +13234,9 @@
             </w:pPr>
             <w:r>
               <w:rPr>
-                <w:b/>
+                <w:rFonts w:ascii="Arial" w:hAnsi="Arial"/>
+                <w:b/>
+                <w:sz w:val="19"/>
                 <w:lang w:val="es-MX"/>
               </w:rPr>
               <w:t>Flujo básico</w:t>
@@ -11753,6 +13253,7 @@
           </w:tcPr>
           <w:p>
             <w:pPr>
+              <w:spacing w:line="276" w:lineRule="auto" w:before="40" w:after="40"/>
               <w:jc w:val="center"/>
               <w:rPr>
                 <w:b/>
@@ -11761,7 +13262,9 @@
             </w:pPr>
             <w:r>
               <w:rPr>
-                <w:b/>
+                <w:rFonts w:ascii="Arial" w:hAnsi="Arial"/>
+                <w:b/>
+                <w:sz w:val="19"/>
                 <w:lang w:val="es-MX"/>
               </w:rPr>
               <w:t>Actor</w:t>
@@ -11776,6 +13279,7 @@
           </w:tcPr>
           <w:p>
             <w:pPr>
+              <w:spacing w:line="276" w:lineRule="auto" w:before="40" w:after="40"/>
               <w:jc w:val="center"/>
               <w:rPr>
                 <w:b/>
@@ -11784,7 +13288,9 @@
             </w:pPr>
             <w:r>
               <w:rPr>
-                <w:b/>
+                <w:rFonts w:ascii="Arial" w:hAnsi="Arial"/>
+                <w:b/>
+                <w:sz w:val="19"/>
                 <w:lang w:val="es-MX"/>
               </w:rPr>
               <w:t>Sistema</w:t>
@@ -11800,7 +13306,14 @@
             <w:shd w:val="clear" w:color="auto" w:fill="auto"/>
           </w:tcPr>
           <w:p>
-            <w:r>
+            <w:pPr>
+              <w:spacing w:line="276" w:lineRule="auto" w:before="40" w:after="40"/>
+            </w:pPr>
+            <w:r>
+              <w:rPr>
+                <w:rFonts w:ascii="Arial" w:hAnsi="Arial"/>
+                <w:sz w:val="19"/>
+              </w:rPr>
               <w:t>1. El analista selecciona la empresa cliente y arrastra el archivo Excel (.xlsx) o CSV al área de carga.</w:t>
             </w:r>
           </w:p>
@@ -11812,7 +13325,15 @@
             <w:shd w:val="clear" w:color="auto" w:fill="auto"/>
           </w:tcPr>
           <w:p>
-            <w:r/>
+            <w:pPr>
+              <w:spacing w:line="276" w:lineRule="auto" w:before="40" w:after="40"/>
+            </w:pPr>
+            <w:r>
+              <w:rPr>
+                <w:rFonts w:ascii="Arial" w:hAnsi="Arial"/>
+                <w:sz w:val="19"/>
+              </w:rPr>
+            </w:r>
           </w:p>
         </w:tc>
       </w:tr>
@@ -11824,7 +13345,15 @@
             <w:shd w:val="clear" w:color="auto" w:fill="auto"/>
           </w:tcPr>
           <w:p>
-            <w:r/>
+            <w:pPr>
+              <w:spacing w:line="276" w:lineRule="auto" w:before="40" w:after="40"/>
+            </w:pPr>
+            <w:r>
+              <w:rPr>
+                <w:rFonts w:ascii="Arial" w:hAnsi="Arial"/>
+                <w:sz w:val="19"/>
+              </w:rPr>
+            </w:r>
           </w:p>
         </w:tc>
         <w:tc>
@@ -11834,7 +13363,14 @@
             <w:shd w:val="clear" w:color="auto" w:fill="auto"/>
           </w:tcPr>
           <w:p>
-            <w:r>
+            <w:pPr>
+              <w:spacing w:line="276" w:lineRule="auto" w:before="40" w:after="40"/>
+            </w:pPr>
+            <w:r>
+              <w:rPr>
+                <w:rFonts w:ascii="Arial" w:hAnsi="Arial"/>
+                <w:sz w:val="19"/>
+              </w:rPr>
               <w:t>2. El motor TypeScript lee la primera hoja con SheetJS y valida las columnas obligatorias.</w:t>
             </w:r>
           </w:p>
@@ -11848,7 +13384,14 @@
             <w:shd w:val="clear" w:color="auto" w:fill="auto"/>
           </w:tcPr>
           <w:p>
-            <w:r>
+            <w:pPr>
+              <w:spacing w:line="276" w:lineRule="auto" w:before="40" w:after="40"/>
+            </w:pPr>
+            <w:r>
+              <w:rPr>
+                <w:rFonts w:ascii="Arial" w:hAnsi="Arial"/>
+                <w:sz w:val="19"/>
+              </w:rPr>
               <w:t>3. El analista visualiza la previsualización de datos, métricas KPI y semáforos de advertencia.</w:t>
             </w:r>
           </w:p>
@@ -11860,7 +13403,15 @@
             <w:shd w:val="clear" w:color="auto" w:fill="auto"/>
           </w:tcPr>
           <w:p>
-            <w:r/>
+            <w:pPr>
+              <w:spacing w:line="276" w:lineRule="auto" w:before="40" w:after="40"/>
+            </w:pPr>
+            <w:r>
+              <w:rPr>
+                <w:rFonts w:ascii="Arial" w:hAnsi="Arial"/>
+                <w:sz w:val="19"/>
+              </w:rPr>
+            </w:r>
           </w:p>
         </w:tc>
       </w:tr>
@@ -11872,7 +13423,15 @@
             <w:shd w:val="clear" w:color="auto" w:fill="auto"/>
           </w:tcPr>
           <w:p>
-            <w:r/>
+            <w:pPr>
+              <w:spacing w:line="276" w:lineRule="auto" w:before="40" w:after="40"/>
+            </w:pPr>
+            <w:r>
+              <w:rPr>
+                <w:rFonts w:ascii="Arial" w:hAnsi="Arial"/>
+                <w:sz w:val="19"/>
+              </w:rPr>
+            </w:r>
           </w:p>
         </w:tc>
         <w:tc>
@@ -11882,7 +13441,14 @@
             <w:shd w:val="clear" w:color="auto" w:fill="auto"/>
           </w:tcPr>
           <w:p>
-            <w:r>
+            <w:pPr>
+              <w:spacing w:line="276" w:lineRule="auto" w:before="40" w:after="40"/>
+            </w:pPr>
+            <w:r>
+              <w:rPr>
+                <w:rFonts w:ascii="Arial" w:hAnsi="Arial"/>
+                <w:sz w:val="19"/>
+              </w:rPr>
               <w:t>4. El sistema calcula descuentos de Vida, GMM, Costos y trunca al tope máximo configurado.</w:t>
             </w:r>
           </w:p>
@@ -11896,7 +13462,14 @@
             <w:shd w:val="clear" w:color="auto" w:fill="auto"/>
           </w:tcPr>
           <w:p>
-            <w:r>
+            <w:pPr>
+              <w:spacing w:line="276" w:lineRule="auto" w:before="40" w:after="40"/>
+            </w:pPr>
+            <w:r>
+              <w:rPr>
+                <w:rFonts w:ascii="Arial" w:hAnsi="Arial"/>
+                <w:sz w:val="19"/>
+              </w:rPr>
               <w:t>5. El analista pulsa 'Exportar Planilla Excel' y confirma el despacho del lote.</w:t>
             </w:r>
           </w:p>
@@ -11908,7 +13481,15 @@
             <w:shd w:val="clear" w:color="auto" w:fill="auto"/>
           </w:tcPr>
           <w:p>
-            <w:r/>
+            <w:pPr>
+              <w:spacing w:line="276" w:lineRule="auto" w:before="40" w:after="40"/>
+            </w:pPr>
+            <w:r>
+              <w:rPr>
+                <w:rFonts w:ascii="Arial" w:hAnsi="Arial"/>
+                <w:sz w:val="19"/>
+              </w:rPr>
+            </w:r>
           </w:p>
         </w:tc>
       </w:tr>
@@ -11920,7 +13501,15 @@
             <w:shd w:val="clear" w:color="auto" w:fill="auto"/>
           </w:tcPr>
           <w:p>
-            <w:r/>
+            <w:pPr>
+              <w:spacing w:line="276" w:lineRule="auto" w:before="40" w:after="40"/>
+            </w:pPr>
+            <w:r>
+              <w:rPr>
+                <w:rFonts w:ascii="Arial" w:hAnsi="Arial"/>
+                <w:sz w:val="19"/>
+              </w:rPr>
+            </w:r>
           </w:p>
         </w:tc>
         <w:tc>
@@ -11930,7 +13519,14 @@
             <w:shd w:val="clear" w:color="auto" w:fill="auto"/>
           </w:tcPr>
           <w:p>
-            <w:r>
+            <w:pPr>
+              <w:spacing w:line="276" w:lineRule="auto" w:before="40" w:after="40"/>
+            </w:pPr>
+            <w:r>
+              <w:rPr>
+                <w:rFonts w:ascii="Arial" w:hAnsi="Arial"/>
+                <w:sz w:val="19"/>
+              </w:rPr>
               <w:t>6. El sistema genera el libro Excel descargable y persiste el registro en Firestore ('jobs').</w:t>
             </w:r>
           </w:p>
@@ -11947,6 +13543,7 @@
           </w:tcPr>
           <w:p>
             <w:pPr>
+              <w:spacing w:line="276" w:lineRule="auto" w:before="40" w:after="40"/>
               <w:rPr>
                 <w:b/>
                 <w:lang w:val="es-MX"/>
@@ -11954,7 +13551,9 @@
             </w:pPr>
             <w:r>
               <w:rPr>
-                <w:b/>
+                <w:rFonts w:ascii="Arial" w:hAnsi="Arial"/>
+                <w:b/>
+                <w:sz w:val="19"/>
                 <w:lang w:val="es-MX"/>
               </w:rPr>
               <w:t>Camino alternativo 1</w:t>
@@ -11967,7 +13566,14 @@
             <w:gridSpan w:val="4"/>
           </w:tcPr>
           <w:p>
-            <w:r>
+            <w:pPr>
+              <w:spacing w:line="276" w:lineRule="auto" w:before="40" w:after="40"/>
+            </w:pPr>
+            <w:r>
+              <w:rPr>
+                <w:rFonts w:ascii="Arial" w:hAnsi="Arial"/>
+                <w:sz w:val="19"/>
+              </w:rPr>
               <w:t>A1: Faltan columnas obligatorias -&gt; El sistema marca los campos ausentes en rojo y deshabilita la liquidación.</w:t>
             </w:r>
           </w:p>
@@ -11984,6 +13590,7 @@
           </w:tcPr>
           <w:p>
             <w:pPr>
+              <w:spacing w:line="276" w:lineRule="auto" w:before="40" w:after="40"/>
               <w:rPr>
                 <w:b/>
                 <w:lang w:val="es-MX"/>
@@ -11991,7 +13598,9 @@
             </w:pPr>
             <w:r>
               <w:rPr>
-                <w:b/>
+                <w:rFonts w:ascii="Arial" w:hAnsi="Arial"/>
+                <w:b/>
+                <w:sz w:val="19"/>
                 <w:lang w:val="es-MX"/>
               </w:rPr>
               <w:t>Camino alternativo 2</w:t>
@@ -12004,7 +13613,14 @@
             <w:gridSpan w:val="4"/>
           </w:tcPr>
           <w:p>
-            <w:r>
+            <w:pPr>
+              <w:spacing w:line="276" w:lineRule="auto" w:before="40" w:after="40"/>
+            </w:pPr>
+            <w:r>
+              <w:rPr>
+                <w:rFonts w:ascii="Arial" w:hAnsi="Arial"/>
+                <w:sz w:val="19"/>
+              </w:rPr>
               <w:t>A2: Empleado con salario base inválido -&gt; Se resalta en amarillo, se clasifica como inconsistente y se excluye de la suma.</w:t>
             </w:r>
           </w:p>
@@ -12021,6 +13637,7 @@
           </w:tcPr>
           <w:p>
             <w:pPr>
+              <w:spacing w:line="276" w:lineRule="auto" w:before="40" w:after="40"/>
               <w:rPr>
                 <w:b/>
                 <w:lang w:val="es-MX"/>
@@ -12028,7 +13645,9 @@
             </w:pPr>
             <w:r>
               <w:rPr>
-                <w:b/>
+                <w:rFonts w:ascii="Arial" w:hAnsi="Arial"/>
+                <w:b/>
+                <w:sz w:val="19"/>
               </w:rPr>
               <w:t>Puntos de extensión</w:t>
             </w:r>
@@ -12040,7 +13659,14 @@
             <w:gridSpan w:val="4"/>
           </w:tcPr>
           <w:p>
-            <w:r>
+            <w:pPr>
+              <w:spacing w:line="276" w:lineRule="auto" w:before="40" w:after="40"/>
+            </w:pPr>
+            <w:r>
+              <w:rPr>
+                <w:rFonts w:ascii="Arial" w:hAnsi="Arial"/>
+                <w:sz w:val="19"/>
+              </w:rPr>
               <w:t>Extiende a CU-05 (Supervisión y KPIs en vivo para el rol Supervisor).</w:t>
             </w:r>
           </w:p>
@@ -12054,6 +13680,7 @@
           </w:tcPr>
           <w:p>
             <w:pPr>
+              <w:spacing w:line="276" w:lineRule="auto" w:before="40" w:after="40"/>
               <w:rPr>
                 <w:b/>
                 <w:lang w:val="es-MX"/>
@@ -12061,7 +13688,9 @@
             </w:pPr>
             <w:r>
               <w:rPr>
-                <w:b/>
+                <w:rFonts w:ascii="Arial" w:hAnsi="Arial"/>
+                <w:b/>
+                <w:sz w:val="19"/>
                 <w:lang w:val="es-MX"/>
               </w:rPr>
               <w:t>Postcondición</w:t>
@@ -12074,7 +13703,14 @@
             <w:gridSpan w:val="4"/>
           </w:tcPr>
           <w:p>
-            <w:r>
+            <w:pPr>
+              <w:spacing w:line="276" w:lineRule="auto" w:before="40" w:after="40"/>
+            </w:pPr>
+            <w:r>
+              <w:rPr>
+                <w:rFonts w:ascii="Arial" w:hAnsi="Arial"/>
+                <w:sz w:val="19"/>
+              </w:rPr>
               <w:t>Archivo Excel descargado con resumen y detalle; Lote registrado con estado EXITOSO y visible en el Centro de Control.</w:t>
             </w:r>
           </w:p>
@@ -12115,6 +13751,7 @@
           </w:tcPr>
           <w:p>
             <w:pPr>
+              <w:spacing w:line="276" w:lineRule="auto" w:before="40" w:after="40"/>
               <w:rPr>
                 <w:b/>
                 <w:lang w:val="es-MX"/>
@@ -12122,7 +13759,9 @@
             </w:pPr>
             <w:r>
               <w:rPr>
-                <w:b/>
+                <w:rFonts w:ascii="Arial" w:hAnsi="Arial"/>
+                <w:b/>
+                <w:sz w:val="19"/>
                 <w:lang w:val="es-MX"/>
               </w:rPr>
               <w:t>ID del caso de uso</w:t>
@@ -12135,7 +13774,14 @@
             <w:gridSpan w:val="2"/>
           </w:tcPr>
           <w:p>
-            <w:r>
+            <w:pPr>
+              <w:spacing w:line="276" w:lineRule="auto" w:before="40" w:after="40"/>
+            </w:pPr>
+            <w:r>
+              <w:rPr>
+                <w:rFonts w:ascii="Arial" w:hAnsi="Arial"/>
+                <w:sz w:val="19"/>
+              </w:rPr>
               <w:t>CU-04</w:t>
             </w:r>
           </w:p>
@@ -12147,7 +13793,7 @@
           </w:tcPr>
           <w:p>
             <w:pPr>
-              <w:spacing w:before="60" w:after="60"/>
+              <w:spacing w:before="40" w:after="40" w:line="276" w:lineRule="auto"/>
               <w:rPr>
                 <w:rFonts w:cs="Arial"/>
                 <w:b/>
@@ -12157,7 +13803,7 @@
             </w:pPr>
             <w:r>
               <w:rPr>
-                <w:rFonts w:cs="Arial"/>
+                <w:rFonts w:cs="Arial" w:ascii="Arial" w:hAnsi="Arial"/>
                 <w:b/>
                 <w:sz w:val="20"/>
                 <w:szCs w:val="20"/>
@@ -12171,7 +13817,14 @@
             <w:tcW w:w="2051" w:type="dxa"/>
           </w:tcPr>
           <w:p>
-            <w:r>
+            <w:pPr>
+              <w:spacing w:line="276" w:lineRule="auto" w:before="40" w:after="40"/>
+            </w:pPr>
+            <w:r>
+              <w:rPr>
+                <w:rFonts w:ascii="Arial" w:hAnsi="Arial"/>
+                <w:sz w:val="19"/>
+              </w:rPr>
               <w:t>RF-02</w:t>
             </w:r>
           </w:p>
@@ -12185,6 +13838,7 @@
           </w:tcPr>
           <w:p>
             <w:pPr>
+              <w:spacing w:line="276" w:lineRule="auto" w:before="40" w:after="40"/>
               <w:rPr>
                 <w:b/>
                 <w:lang w:val="es-MX"/>
@@ -12192,7 +13846,9 @@
             </w:pPr>
             <w:r>
               <w:rPr>
-                <w:b/>
+                <w:rFonts w:ascii="Arial" w:hAnsi="Arial"/>
+                <w:b/>
+                <w:sz w:val="19"/>
                 <w:lang w:val="es-MX"/>
               </w:rPr>
               <w:t>Nombre del caso de uso</w:t>
@@ -12205,7 +13861,14 @@
             <w:gridSpan w:val="4"/>
           </w:tcPr>
           <w:p>
-            <w:r>
+            <w:pPr>
+              <w:spacing w:line="276" w:lineRule="auto" w:before="40" w:after="40"/>
+            </w:pPr>
+            <w:r>
+              <w:rPr>
+                <w:rFonts w:ascii="Arial" w:hAnsi="Arial"/>
+                <w:sz w:val="19"/>
+              </w:rPr>
               <w:t>Registrar y Parametrizar Reglas de Negocio de Empresa</w:t>
             </w:r>
           </w:p>
@@ -12219,6 +13882,7 @@
           </w:tcPr>
           <w:p>
             <w:pPr>
+              <w:spacing w:line="276" w:lineRule="auto" w:before="40" w:after="40"/>
               <w:rPr>
                 <w:b/>
                 <w:lang w:val="es-MX"/>
@@ -12226,7 +13890,9 @@
             </w:pPr>
             <w:r>
               <w:rPr>
-                <w:b/>
+                <w:rFonts w:ascii="Arial" w:hAnsi="Arial"/>
+                <w:b/>
+                <w:sz w:val="19"/>
                 <w:lang w:val="es-MX"/>
               </w:rPr>
               <w:t>Iniciador</w:t>
@@ -12239,7 +13905,14 @@
             <w:gridSpan w:val="4"/>
           </w:tcPr>
           <w:p>
-            <w:r>
+            <w:pPr>
+              <w:spacing w:line="276" w:lineRule="auto" w:before="40" w:after="40"/>
+            </w:pPr>
+            <w:r>
+              <w:rPr>
+                <w:rFonts w:ascii="Arial" w:hAnsi="Arial"/>
+                <w:sz w:val="19"/>
+              </w:rPr>
               <w:t>Administrador</w:t>
             </w:r>
           </w:p>
@@ -12253,6 +13926,7 @@
           </w:tcPr>
           <w:p>
             <w:pPr>
+              <w:spacing w:line="276" w:lineRule="auto" w:before="40" w:after="40"/>
               <w:rPr>
                 <w:b/>
                 <w:lang w:val="es-MX"/>
@@ -12260,7 +13934,9 @@
             </w:pPr>
             <w:r>
               <w:rPr>
-                <w:b/>
+                <w:rFonts w:ascii="Arial" w:hAnsi="Arial"/>
+                <w:b/>
+                <w:sz w:val="19"/>
                 <w:lang w:val="es-MX"/>
               </w:rPr>
               <w:t>Otros actores</w:t>
@@ -12273,7 +13949,14 @@
             <w:gridSpan w:val="4"/>
           </w:tcPr>
           <w:p>
-            <w:r>
+            <w:pPr>
+              <w:spacing w:line="276" w:lineRule="auto" w:before="40" w:after="40"/>
+            </w:pPr>
+            <w:r>
+              <w:rPr>
+                <w:rFonts w:ascii="Arial" w:hAnsi="Arial"/>
+                <w:sz w:val="19"/>
+              </w:rPr>
               <w:t>Ninguno</w:t>
             </w:r>
           </w:p>
@@ -12287,6 +13970,7 @@
           </w:tcPr>
           <w:p>
             <w:pPr>
+              <w:spacing w:line="276" w:lineRule="auto" w:before="40" w:after="40"/>
               <w:rPr>
                 <w:b/>
                 <w:lang w:val="es-MX"/>
@@ -12294,7 +13978,9 @@
             </w:pPr>
             <w:r>
               <w:rPr>
-                <w:b/>
+                <w:rFonts w:ascii="Arial" w:hAnsi="Arial"/>
+                <w:b/>
+                <w:sz w:val="19"/>
                 <w:lang w:val="es-MX"/>
               </w:rPr>
               <w:t>Precondición</w:t>
@@ -12307,7 +13993,14 @@
             <w:gridSpan w:val="4"/>
           </w:tcPr>
           <w:p>
-            <w:r>
+            <w:pPr>
+              <w:spacing w:line="276" w:lineRule="auto" w:before="40" w:after="40"/>
+            </w:pPr>
+            <w:r>
+              <w:rPr>
+                <w:rFonts w:ascii="Arial" w:hAnsi="Arial"/>
+                <w:sz w:val="19"/>
+              </w:rPr>
               <w:t>Usuario autenticado con rol ADMIN en el sistema.</w:t>
             </w:r>
           </w:p>
@@ -12322,6 +14015,7 @@
           </w:tcPr>
           <w:p>
             <w:pPr>
+              <w:spacing w:line="276" w:lineRule="auto" w:before="40" w:after="40"/>
               <w:jc w:val="center"/>
               <w:rPr>
                 <w:lang w:val="es-MX"/>
@@ -12329,7 +14023,9 @@
             </w:pPr>
             <w:r>
               <w:rPr>
-                <w:b/>
+                <w:rFonts w:ascii="Arial" w:hAnsi="Arial"/>
+                <w:b/>
+                <w:sz w:val="19"/>
                 <w:lang w:val="es-MX"/>
               </w:rPr>
               <w:t>Flujo básico</w:t>
@@ -12346,6 +14042,7 @@
           </w:tcPr>
           <w:p>
             <w:pPr>
+              <w:spacing w:line="276" w:lineRule="auto" w:before="40" w:after="40"/>
               <w:jc w:val="center"/>
               <w:rPr>
                 <w:b/>
@@ -12354,7 +14051,9 @@
             </w:pPr>
             <w:r>
               <w:rPr>
-                <w:b/>
+                <w:rFonts w:ascii="Arial" w:hAnsi="Arial"/>
+                <w:b/>
+                <w:sz w:val="19"/>
                 <w:lang w:val="es-MX"/>
               </w:rPr>
               <w:t>Actor</w:t>
@@ -12369,6 +14068,7 @@
           </w:tcPr>
           <w:p>
             <w:pPr>
+              <w:spacing w:line="276" w:lineRule="auto" w:before="40" w:after="40"/>
               <w:jc w:val="center"/>
               <w:rPr>
                 <w:b/>
@@ -12377,7 +14077,9 @@
             </w:pPr>
             <w:r>
               <w:rPr>
-                <w:b/>
+                <w:rFonts w:ascii="Arial" w:hAnsi="Arial"/>
+                <w:b/>
+                <w:sz w:val="19"/>
                 <w:lang w:val="es-MX"/>
               </w:rPr>
               <w:t>Sistema</w:t>
@@ -12393,7 +14095,14 @@
             <w:shd w:val="clear" w:color="auto" w:fill="auto"/>
           </w:tcPr>
           <w:p>
-            <w:r>
+            <w:pPr>
+              <w:spacing w:line="276" w:lineRule="auto" w:before="40" w:after="40"/>
+            </w:pPr>
+            <w:r>
+              <w:rPr>
+                <w:rFonts w:ascii="Arial" w:hAnsi="Arial"/>
+                <w:sz w:val="19"/>
+              </w:rPr>
               <w:t>1. El Administrador accede a la sección 'Empresas &amp; Reglas' del menú principal.</w:t>
             </w:r>
           </w:p>
@@ -12405,7 +14114,15 @@
             <w:shd w:val="clear" w:color="auto" w:fill="auto"/>
           </w:tcPr>
           <w:p>
-            <w:r/>
+            <w:pPr>
+              <w:spacing w:line="276" w:lineRule="auto" w:before="40" w:after="40"/>
+            </w:pPr>
+            <w:r>
+              <w:rPr>
+                <w:rFonts w:ascii="Arial" w:hAnsi="Arial"/>
+                <w:sz w:val="19"/>
+              </w:rPr>
+            </w:r>
           </w:p>
         </w:tc>
       </w:tr>
@@ -12417,7 +14134,15 @@
             <w:shd w:val="clear" w:color="auto" w:fill="auto"/>
           </w:tcPr>
           <w:p>
-            <w:r/>
+            <w:pPr>
+              <w:spacing w:line="276" w:lineRule="auto" w:before="40" w:after="40"/>
+            </w:pPr>
+            <w:r>
+              <w:rPr>
+                <w:rFonts w:ascii="Arial" w:hAnsi="Arial"/>
+                <w:sz w:val="19"/>
+              </w:rPr>
+            </w:r>
           </w:p>
         </w:tc>
         <w:tc>
@@ -12427,7 +14152,14 @@
             <w:shd w:val="clear" w:color="auto" w:fill="auto"/>
           </w:tcPr>
           <w:p>
-            <w:r>
+            <w:pPr>
+              <w:spacing w:line="276" w:lineRule="auto" w:before="40" w:after="40"/>
+            </w:pPr>
+            <w:r>
+              <w:rPr>
+                <w:rFonts w:ascii="Arial" w:hAnsi="Arial"/>
+                <w:sz w:val="19"/>
+              </w:rPr>
               <w:t>2. El sistema despliega el catálogo de empresas registradas y el formulario de parametrización.</w:t>
             </w:r>
           </w:p>
@@ -12441,7 +14173,14 @@
             <w:shd w:val="clear" w:color="auto" w:fill="auto"/>
           </w:tcPr>
           <w:p>
-            <w:r>
+            <w:pPr>
+              <w:spacing w:line="276" w:lineRule="auto" w:before="40" w:after="40"/>
+            </w:pPr>
+            <w:r>
+              <w:rPr>
+                <w:rFonts w:ascii="Arial" w:hAnsi="Arial"/>
+                <w:sz w:val="19"/>
+              </w:rPr>
               <w:t>3. El Administrador ingresa Razón Social, NIT, Código y ajusta los porcentajes (% Vida, % GMM, % Costos).</w:t>
             </w:r>
           </w:p>
@@ -12453,7 +14192,15 @@
             <w:shd w:val="clear" w:color="auto" w:fill="auto"/>
           </w:tcPr>
           <w:p>
-            <w:r/>
+            <w:pPr>
+              <w:spacing w:line="276" w:lineRule="auto" w:before="40" w:after="40"/>
+            </w:pPr>
+            <w:r>
+              <w:rPr>
+                <w:rFonts w:ascii="Arial" w:hAnsi="Arial"/>
+                <w:sz w:val="19"/>
+              </w:rPr>
+            </w:r>
           </w:p>
         </w:tc>
       </w:tr>
@@ -12465,7 +14212,15 @@
             <w:shd w:val="clear" w:color="auto" w:fill="auto"/>
           </w:tcPr>
           <w:p>
-            <w:r/>
+            <w:pPr>
+              <w:spacing w:line="276" w:lineRule="auto" w:before="40" w:after="40"/>
+            </w:pPr>
+            <w:r>
+              <w:rPr>
+                <w:rFonts w:ascii="Arial" w:hAnsi="Arial"/>
+                <w:sz w:val="19"/>
+              </w:rPr>
+            </w:r>
           </w:p>
         </w:tc>
         <w:tc>
@@ -12475,7 +14230,14 @@
             <w:shd w:val="clear" w:color="auto" w:fill="auto"/>
           </w:tcPr>
           <w:p>
-            <w:r>
+            <w:pPr>
+              <w:spacing w:line="276" w:lineRule="auto" w:before="40" w:after="40"/>
+            </w:pPr>
+            <w:r>
+              <w:rPr>
+                <w:rFonts w:ascii="Arial" w:hAnsi="Arial"/>
+                <w:sz w:val="19"/>
+              </w:rPr>
               <w:t>4. El sistema valida rangos porcentuales válidos (0% a 100%) y montos de tope mayores a cero.</w:t>
             </w:r>
           </w:p>
@@ -12489,7 +14251,14 @@
             <w:shd w:val="clear" w:color="auto" w:fill="auto"/>
           </w:tcPr>
           <w:p>
-            <w:r>
+            <w:pPr>
+              <w:spacing w:line="276" w:lineRule="auto" w:before="40" w:after="40"/>
+            </w:pPr>
+            <w:r>
+              <w:rPr>
+                <w:rFonts w:ascii="Arial" w:hAnsi="Arial"/>
+                <w:sz w:val="19"/>
+              </w:rPr>
               <w:t>5. El Administrador define si se permite sobregiro y presiona 'Guardar Empresa y Reglas'.</w:t>
             </w:r>
           </w:p>
@@ -12501,7 +14270,15 @@
             <w:shd w:val="clear" w:color="auto" w:fill="auto"/>
           </w:tcPr>
           <w:p>
-            <w:r/>
+            <w:pPr>
+              <w:spacing w:line="276" w:lineRule="auto" w:before="40" w:after="40"/>
+            </w:pPr>
+            <w:r>
+              <w:rPr>
+                <w:rFonts w:ascii="Arial" w:hAnsi="Arial"/>
+                <w:sz w:val="19"/>
+              </w:rPr>
+            </w:r>
           </w:p>
         </w:tc>
       </w:tr>
@@ -12513,7 +14290,15 @@
             <w:shd w:val="clear" w:color="auto" w:fill="auto"/>
           </w:tcPr>
           <w:p>
-            <w:r/>
+            <w:pPr>
+              <w:spacing w:line="276" w:lineRule="auto" w:before="40" w:after="40"/>
+            </w:pPr>
+            <w:r>
+              <w:rPr>
+                <w:rFonts w:ascii="Arial" w:hAnsi="Arial"/>
+                <w:sz w:val="19"/>
+              </w:rPr>
+            </w:r>
           </w:p>
         </w:tc>
         <w:tc>
@@ -12523,7 +14308,14 @@
             <w:shd w:val="clear" w:color="auto" w:fill="auto"/>
           </w:tcPr>
           <w:p>
-            <w:r>
+            <w:pPr>
+              <w:spacing w:line="276" w:lineRule="auto" w:before="40" w:after="40"/>
+            </w:pPr>
+            <w:r>
+              <w:rPr>
+                <w:rFonts w:ascii="Arial" w:hAnsi="Arial"/>
+                <w:sz w:val="19"/>
+              </w:rPr>
               <w:t>6. El sistema persiste el documento en la colección 'empresas' de Firestore y emite confirmación visual.</w:t>
             </w:r>
           </w:p>
@@ -12540,6 +14332,7 @@
           </w:tcPr>
           <w:p>
             <w:pPr>
+              <w:spacing w:line="276" w:lineRule="auto" w:before="40" w:after="40"/>
               <w:rPr>
                 <w:b/>
                 <w:lang w:val="es-MX"/>
@@ -12547,7 +14340,9 @@
             </w:pPr>
             <w:r>
               <w:rPr>
-                <w:b/>
+                <w:rFonts w:ascii="Arial" w:hAnsi="Arial"/>
+                <w:b/>
+                <w:sz w:val="19"/>
                 <w:lang w:val="es-MX"/>
               </w:rPr>
               <w:t>Camino alternativo 1</w:t>
@@ -12560,7 +14355,14 @@
             <w:gridSpan w:val="4"/>
           </w:tcPr>
           <w:p>
-            <w:r>
+            <w:pPr>
+              <w:spacing w:line="276" w:lineRule="auto" w:before="40" w:after="40"/>
+            </w:pPr>
+            <w:r>
+              <w:rPr>
+                <w:rFonts w:ascii="Arial" w:hAnsi="Arial"/>
+                <w:sz w:val="19"/>
+              </w:rPr>
               <w:t>A1: NIT o Código duplicado -&gt; El sistema emite notificación de error y solicita verificar los datos.</w:t>
             </w:r>
           </w:p>
@@ -12577,6 +14379,7 @@
           </w:tcPr>
           <w:p>
             <w:pPr>
+              <w:spacing w:line="276" w:lineRule="auto" w:before="40" w:after="40"/>
               <w:rPr>
                 <w:b/>
                 <w:lang w:val="es-MX"/>
@@ -12584,7 +14387,9 @@
             </w:pPr>
             <w:r>
               <w:rPr>
-                <w:b/>
+                <w:rFonts w:ascii="Arial" w:hAnsi="Arial"/>
+                <w:b/>
+                <w:sz w:val="19"/>
                 <w:lang w:val="es-MX"/>
               </w:rPr>
               <w:t>Camino alternativo 2</w:t>
@@ -12597,7 +14402,14 @@
             <w:gridSpan w:val="4"/>
           </w:tcPr>
           <w:p>
-            <w:r>
+            <w:pPr>
+              <w:spacing w:line="276" w:lineRule="auto" w:before="40" w:after="40"/>
+            </w:pPr>
+            <w:r>
+              <w:rPr>
+                <w:rFonts w:ascii="Arial" w:hAnsi="Arial"/>
+                <w:sz w:val="19"/>
+              </w:rPr>
               <w:t>A2: Porcentaje fuera de rango -&gt; Se bloquea el botón de guardado hasta corregir el valor.</w:t>
             </w:r>
           </w:p>
@@ -12614,6 +14426,7 @@
           </w:tcPr>
           <w:p>
             <w:pPr>
+              <w:spacing w:line="276" w:lineRule="auto" w:before="40" w:after="40"/>
               <w:rPr>
                 <w:b/>
                 <w:lang w:val="es-MX"/>
@@ -12621,7 +14434,9 @@
             </w:pPr>
             <w:r>
               <w:rPr>
-                <w:b/>
+                <w:rFonts w:ascii="Arial" w:hAnsi="Arial"/>
+                <w:b/>
+                <w:sz w:val="19"/>
               </w:rPr>
               <w:t>Puntos de extensión</w:t>
             </w:r>
@@ -12633,7 +14448,14 @@
             <w:gridSpan w:val="4"/>
           </w:tcPr>
           <w:p>
-            <w:r>
+            <w:pPr>
+              <w:spacing w:line="276" w:lineRule="auto" w:before="40" w:after="40"/>
+            </w:pPr>
+            <w:r>
+              <w:rPr>
+                <w:rFonts w:ascii="Arial" w:hAnsi="Arial"/>
+                <w:sz w:val="19"/>
+              </w:rPr>
               <w:t>Aplica a todos los cálculos masivos y unitarios que involucren dicha empresa.</w:t>
             </w:r>
           </w:p>
@@ -12647,6 +14469,7 @@
           </w:tcPr>
           <w:p>
             <w:pPr>
+              <w:spacing w:line="276" w:lineRule="auto" w:before="40" w:after="40"/>
               <w:rPr>
                 <w:b/>
                 <w:lang w:val="es-MX"/>
@@ -12654,7 +14477,9 @@
             </w:pPr>
             <w:r>
               <w:rPr>
-                <w:b/>
+                <w:rFonts w:ascii="Arial" w:hAnsi="Arial"/>
+                <w:b/>
+                <w:sz w:val="19"/>
                 <w:lang w:val="es-MX"/>
               </w:rPr>
               <w:t>Postcondición</w:t>
@@ -12667,7 +14492,14 @@
             <w:gridSpan w:val="4"/>
           </w:tcPr>
           <w:p>
-            <w:r>
+            <w:pPr>
+              <w:spacing w:line="276" w:lineRule="auto" w:before="40" w:after="40"/>
+            </w:pPr>
+            <w:r>
+              <w:rPr>
+                <w:rFonts w:ascii="Arial" w:hAnsi="Arial"/>
+                <w:sz w:val="19"/>
+              </w:rPr>
               <w:t>Reglas de negocio actualizadas de manera reactiva para las futuras liquidaciones de nómina.</w:t>
             </w:r>
           </w:p>
@@ -12886,9 +14718,9 @@
     <w:p>
       <w:pPr>
         <w:pStyle w:val="Textbody"/>
-        <w:spacing w:line="360" w:lineRule="auto" w:after="80" w:before="240"/>
+        <w:spacing w:line="360" w:lineRule="auto" w:after="120" w:before="0"/>
         <w:ind w:firstLine="0"/>
-        <w:jc w:val="center"/>
+        <w:jc w:val="both"/>
         <w:rPr>
           <w:rFonts w:ascii="Times New Roman" w:hAnsi="Times New Roman" w:cs="Times New Roman"/>
         </w:rPr>
@@ -12911,6 +14743,13 @@
         <w:br/>
         <w:t>A continuación, se ilustra la arquitectura técnica mediante la Figura 4.2:</w:t>
       </w:r>
+    </w:p>
+    <w:p>
+      <w:pPr>
+        <w:spacing w:before="280" w:after="40" w:line="240" w:lineRule="auto"/>
+        <w:ind w:firstLine="0"/>
+        <w:jc w:val="left"/>
+      </w:pPr>
       <w:r>
         <w:rPr>
           <w:rFonts w:ascii="Arial" w:hAnsi="Arial"/>
@@ -12918,10 +14757,15 @@
           <w:color w:val="141414"/>
           <w:sz w:val="21"/>
         </w:rPr>
-        <w:br/>
         <w:t>Figura 4.2</w:t>
-        <w:br/>
-      </w:r>
+      </w:r>
+    </w:p>
+    <w:p>
+      <w:pPr>
+        <w:spacing w:before="0" w:after="120" w:line="240" w:lineRule="auto"/>
+        <w:ind w:firstLine="0"/>
+        <w:jc w:val="left"/>
+      </w:pPr>
       <w:r>
         <w:rPr>
           <w:rFonts w:ascii="Arial" w:hAnsi="Arial"/>
@@ -12930,12 +14774,18 @@
           <w:sz w:val="20"/>
         </w:rPr>
         <w:t>Diagrama de Arquitectura de Componentes Fullstack Next.js + Firebase.</w:t>
-        <w:br/>
-      </w:r>
+      </w:r>
+    </w:p>
+    <w:p>
+      <w:pPr>
+        <w:spacing w:before="80" w:after="120"/>
+        <w:ind w:firstLine="0"/>
+        <w:jc w:val="center"/>
+      </w:pPr>
       <w:r>
         <w:drawing>
           <wp:inline xmlns:a="http://schemas.openxmlformats.org/drawingml/2006/main" xmlns:pic="http://schemas.openxmlformats.org/drawingml/2006/picture">
-            <wp:extent cx="5669280" cy="3401568"/>
+            <wp:extent cx="5486400" cy="3291840"/>
             <wp:docPr id="3" name="Picture 3"/>
             <wp:cNvGraphicFramePr>
               <a:graphicFrameLocks noChangeAspect="1"/>
@@ -12956,7 +14806,7 @@
                   <pic:spPr>
                     <a:xfrm>
                       <a:off x="0" y="0"/>
-                      <a:ext cx="5669280" cy="3401568"/>
+                      <a:ext cx="5486400" cy="3291840"/>
                     </a:xfrm>
                     <a:prstGeom prst="rect"/>
                   </pic:spPr>
@@ -12966,6 +14816,13 @@
           </wp:inline>
         </w:drawing>
       </w:r>
+    </w:p>
+    <w:p>
+      <w:pPr>
+        <w:spacing w:before="40" w:after="280" w:line="276" w:lineRule="auto"/>
+        <w:ind w:firstLine="0"/>
+        <w:jc w:val="left"/>
+      </w:pPr>
       <w:r>
         <w:rPr>
           <w:rFonts w:ascii="Arial" w:hAnsi="Arial"/>
@@ -12973,7 +14830,6 @@
           <w:color w:val="3C3C3C"/>
           <w:sz w:val="19"/>
         </w:rPr>
-        <w:br/>
         <w:t xml:space="preserve">Nota. </w:t>
       </w:r>
       <w:r>
@@ -13054,9 +14910,9 @@
     <w:p>
       <w:pPr>
         <w:pStyle w:val="Textbody"/>
-        <w:spacing w:line="360" w:lineRule="auto" w:after="80" w:before="240"/>
+        <w:spacing w:line="360" w:lineRule="auto" w:after="120" w:before="0"/>
         <w:ind w:firstLine="0"/>
-        <w:jc w:val="center"/>
+        <w:jc w:val="both"/>
         <w:rPr>
           <w:rFonts w:ascii="Times New Roman" w:hAnsi="Times New Roman" w:cs="Times New Roman"/>
         </w:rPr>
@@ -13078,6 +14934,13 @@
         <w:br/>
         <w:t>A continuación, se presenta la Figura 4.3:</w:t>
       </w:r>
+    </w:p>
+    <w:p>
+      <w:pPr>
+        <w:spacing w:before="280" w:after="40" w:line="240" w:lineRule="auto"/>
+        <w:ind w:firstLine="0"/>
+        <w:jc w:val="left"/>
+      </w:pPr>
       <w:r>
         <w:rPr>
           <w:rFonts w:ascii="Arial" w:hAnsi="Arial"/>
@@ -13085,10 +14948,15 @@
           <w:color w:val="141414"/>
           <w:sz w:val="21"/>
         </w:rPr>
-        <w:br/>
         <w:t>Figura 4.3</w:t>
-        <w:br/>
-      </w:r>
+      </w:r>
+    </w:p>
+    <w:p>
+      <w:pPr>
+        <w:spacing w:before="0" w:after="120" w:line="240" w:lineRule="auto"/>
+        <w:ind w:firstLine="0"/>
+        <w:jc w:val="left"/>
+      </w:pPr>
       <w:r>
         <w:rPr>
           <w:rFonts w:ascii="Arial" w:hAnsi="Arial"/>
@@ -13097,12 +14965,18 @@
           <w:sz w:val="20"/>
         </w:rPr>
         <w:t>Diagrama de Despliegue de Infraestructura Cloud y Edge.</w:t>
-        <w:br/>
-      </w:r>
+      </w:r>
+    </w:p>
+    <w:p>
+      <w:pPr>
+        <w:spacing w:before="80" w:after="120"/>
+        <w:ind w:firstLine="0"/>
+        <w:jc w:val="center"/>
+      </w:pPr>
       <w:r>
         <w:drawing>
           <wp:inline xmlns:a="http://schemas.openxmlformats.org/drawingml/2006/main" xmlns:pic="http://schemas.openxmlformats.org/drawingml/2006/picture">
-            <wp:extent cx="5669280" cy="3481137"/>
+            <wp:extent cx="5486400" cy="3368842"/>
             <wp:docPr id="4" name="Picture 4"/>
             <wp:cNvGraphicFramePr>
               <a:graphicFrameLocks noChangeAspect="1"/>
@@ -13123,7 +14997,7 @@
                   <pic:spPr>
                     <a:xfrm>
                       <a:off x="0" y="0"/>
-                      <a:ext cx="5669280" cy="3481137"/>
+                      <a:ext cx="5486400" cy="3368842"/>
                     </a:xfrm>
                     <a:prstGeom prst="rect"/>
                   </pic:spPr>
@@ -13133,6 +15007,13 @@
           </wp:inline>
         </w:drawing>
       </w:r>
+    </w:p>
+    <w:p>
+      <w:pPr>
+        <w:spacing w:before="40" w:after="280" w:line="276" w:lineRule="auto"/>
+        <w:ind w:firstLine="0"/>
+        <w:jc w:val="left"/>
+      </w:pPr>
       <w:r>
         <w:rPr>
           <w:rFonts w:ascii="Arial" w:hAnsi="Arial"/>
@@ -13140,7 +15021,6 @@
           <w:color w:val="3C3C3C"/>
           <w:sz w:val="19"/>
         </w:rPr>
-        <w:br/>
         <w:t xml:space="preserve">Nota. </w:t>
       </w:r>
       <w:r>
@@ -13221,9 +15101,9 @@
     <w:p>
       <w:pPr>
         <w:pStyle w:val="Textbody"/>
-        <w:spacing w:line="360" w:lineRule="auto" w:after="80" w:before="240"/>
+        <w:spacing w:line="360" w:lineRule="auto" w:after="120" w:before="0"/>
         <w:ind w:firstLine="0"/>
-        <w:jc w:val="center"/>
+        <w:jc w:val="both"/>
         <w:rPr>
           <w:rFonts w:ascii="Times New Roman" w:hAnsi="Times New Roman" w:cs="Times New Roman"/>
         </w:rPr>
@@ -13247,6 +15127,13 @@
         <w:br/>
         <w:t>A continuación, se ilustra la organización de paquetes mediante la Figura 4.4:</w:t>
       </w:r>
+    </w:p>
+    <w:p>
+      <w:pPr>
+        <w:spacing w:before="280" w:after="40" w:line="240" w:lineRule="auto"/>
+        <w:ind w:firstLine="0"/>
+        <w:jc w:val="left"/>
+      </w:pPr>
       <w:r>
         <w:rPr>
           <w:rFonts w:ascii="Arial" w:hAnsi="Arial"/>
@@ -13254,10 +15141,15 @@
           <w:color w:val="141414"/>
           <w:sz w:val="21"/>
         </w:rPr>
-        <w:br/>
         <w:t>Figura 4.4</w:t>
-        <w:br/>
-      </w:r>
+      </w:r>
+    </w:p>
+    <w:p>
+      <w:pPr>
+        <w:spacing w:before="0" w:after="120" w:line="240" w:lineRule="auto"/>
+        <w:ind w:firstLine="0"/>
+        <w:jc w:val="left"/>
+      </w:pPr>
       <w:r>
         <w:rPr>
           <w:rFonts w:ascii="Arial" w:hAnsi="Arial"/>
@@ -13266,12 +15158,18 @@
           <w:sz w:val="20"/>
         </w:rPr>
         <w:t>Diagrama de Paquetes de la Solución de Software.</w:t>
-        <w:br/>
-      </w:r>
+      </w:r>
+    </w:p>
+    <w:p>
+      <w:pPr>
+        <w:spacing w:before="80" w:after="120"/>
+        <w:ind w:firstLine="0"/>
+        <w:jc w:val="center"/>
+      </w:pPr>
       <w:r>
         <w:drawing>
           <wp:inline xmlns:a="http://schemas.openxmlformats.org/drawingml/2006/main" xmlns:pic="http://schemas.openxmlformats.org/drawingml/2006/picture">
-            <wp:extent cx="5669280" cy="3401568"/>
+            <wp:extent cx="5486400" cy="3291840"/>
             <wp:docPr id="5" name="Picture 5"/>
             <wp:cNvGraphicFramePr>
               <a:graphicFrameLocks noChangeAspect="1"/>
@@ -13292,7 +15190,7 @@
                   <pic:spPr>
                     <a:xfrm>
                       <a:off x="0" y="0"/>
-                      <a:ext cx="5669280" cy="3401568"/>
+                      <a:ext cx="5486400" cy="3291840"/>
                     </a:xfrm>
                     <a:prstGeom prst="rect"/>
                   </pic:spPr>
@@ -13302,6 +15200,13 @@
           </wp:inline>
         </w:drawing>
       </w:r>
+    </w:p>
+    <w:p>
+      <w:pPr>
+        <w:spacing w:before="40" w:after="280" w:line="276" w:lineRule="auto"/>
+        <w:ind w:firstLine="0"/>
+        <w:jc w:val="left"/>
+      </w:pPr>
       <w:r>
         <w:rPr>
           <w:rFonts w:ascii="Arial" w:hAnsi="Arial"/>
@@ -13309,7 +15214,6 @@
           <w:color w:val="3C3C3C"/>
           <w:sz w:val="19"/>
         </w:rPr>
-        <w:br/>
         <w:t xml:space="preserve">Nota. </w:t>
       </w:r>
       <w:r>
@@ -13390,9 +15294,9 @@
     <w:p>
       <w:pPr>
         <w:pStyle w:val="Textbody"/>
-        <w:spacing w:line="360" w:lineRule="auto" w:after="80" w:before="240"/>
+        <w:spacing w:line="360" w:lineRule="auto" w:after="120" w:before="0"/>
         <w:ind w:firstLine="0"/>
-        <w:jc w:val="center"/>
+        <w:jc w:val="both"/>
         <w:rPr>
           <w:rFonts w:ascii="Times New Roman" w:hAnsi="Times New Roman" w:cs="Times New Roman"/>
         </w:rPr>
@@ -13420,6 +15324,13 @@
         <w:br/>
         <w:t>A continuación, se presenta la Figura 4.5:</w:t>
       </w:r>
+    </w:p>
+    <w:p>
+      <w:pPr>
+        <w:spacing w:before="280" w:after="40" w:line="240" w:lineRule="auto"/>
+        <w:ind w:firstLine="0"/>
+        <w:jc w:val="left"/>
+      </w:pPr>
       <w:r>
         <w:rPr>
           <w:rFonts w:ascii="Arial" w:hAnsi="Arial"/>
@@ -13427,10 +15338,15 @@
           <w:color w:val="141414"/>
           <w:sz w:val="21"/>
         </w:rPr>
-        <w:br/>
         <w:t>Figura 4.5</w:t>
-        <w:br/>
-      </w:r>
+      </w:r>
+    </w:p>
+    <w:p>
+      <w:pPr>
+        <w:spacing w:before="0" w:after="120" w:line="240" w:lineRule="auto"/>
+        <w:ind w:firstLine="0"/>
+        <w:jc w:val="left"/>
+      </w:pPr>
       <w:r>
         <w:rPr>
           <w:rFonts w:ascii="Arial" w:hAnsi="Arial"/>
@@ -13439,12 +15355,18 @@
           <w:sz w:val="20"/>
         </w:rPr>
         <w:t>Diagrama de Clases del Dominio y Reglas de Negocio.</w:t>
-        <w:br/>
-      </w:r>
+      </w:r>
+    </w:p>
+    <w:p>
+      <w:pPr>
+        <w:spacing w:before="80" w:after="120"/>
+        <w:ind w:firstLine="0"/>
+        <w:jc w:val="center"/>
+      </w:pPr>
       <w:r>
         <w:drawing>
           <wp:inline xmlns:a="http://schemas.openxmlformats.org/drawingml/2006/main" xmlns:pic="http://schemas.openxmlformats.org/drawingml/2006/picture">
-            <wp:extent cx="5669280" cy="3556185"/>
+            <wp:extent cx="5486400" cy="3441469"/>
             <wp:docPr id="6" name="Picture 6"/>
             <wp:cNvGraphicFramePr>
               <a:graphicFrameLocks noChangeAspect="1"/>
@@ -13465,7 +15387,7 @@
                   <pic:spPr>
                     <a:xfrm>
                       <a:off x="0" y="0"/>
-                      <a:ext cx="5669280" cy="3556185"/>
+                      <a:ext cx="5486400" cy="3441469"/>
                     </a:xfrm>
                     <a:prstGeom prst="rect"/>
                   </pic:spPr>
@@ -13475,6 +15397,13 @@
           </wp:inline>
         </w:drawing>
       </w:r>
+    </w:p>
+    <w:p>
+      <w:pPr>
+        <w:spacing w:before="40" w:after="280" w:line="276" w:lineRule="auto"/>
+        <w:ind w:firstLine="0"/>
+        <w:jc w:val="left"/>
+      </w:pPr>
       <w:r>
         <w:rPr>
           <w:rFonts w:ascii="Arial" w:hAnsi="Arial"/>
@@ -13482,7 +15411,6 @@
           <w:color w:val="3C3C3C"/>
           <w:sz w:val="19"/>
         </w:rPr>
-        <w:br/>
         <w:t xml:space="preserve">Nota. </w:t>
       </w:r>
       <w:r>
@@ -13563,9 +15491,9 @@
     <w:p>
       <w:pPr>
         <w:pStyle w:val="Textbody"/>
-        <w:spacing w:line="360" w:lineRule="auto" w:after="80" w:before="240"/>
+        <w:spacing w:line="360" w:lineRule="auto" w:after="120" w:before="0"/>
         <w:ind w:firstLine="0"/>
-        <w:jc w:val="center"/>
+        <w:jc w:val="both"/>
         <w:rPr>
           <w:rFonts w:ascii="Times New Roman" w:hAnsi="Times New Roman" w:cs="Times New Roman"/>
         </w:rPr>
@@ -13594,6 +15522,13 @@
         <w:br/>
         <w:t>A continuación, se presentan las capturas oficiales de las interfaces de usuario del sistema web (Figuras 4.6.1 a 4.6.3):</w:t>
       </w:r>
+    </w:p>
+    <w:p>
+      <w:pPr>
+        <w:spacing w:before="280" w:after="40" w:line="240" w:lineRule="auto"/>
+        <w:ind w:firstLine="0"/>
+        <w:jc w:val="left"/>
+      </w:pPr>
       <w:r>
         <w:rPr>
           <w:rFonts w:ascii="Arial" w:hAnsi="Arial"/>
@@ -13601,10 +15536,15 @@
           <w:color w:val="141414"/>
           <w:sz w:val="21"/>
         </w:rPr>
-        <w:br/>
         <w:t>Figura 4.6.1</w:t>
-        <w:br/>
-      </w:r>
+      </w:r>
+    </w:p>
+    <w:p>
+      <w:pPr>
+        <w:spacing w:before="0" w:after="120" w:line="240" w:lineRule="auto"/>
+        <w:ind w:firstLine="0"/>
+        <w:jc w:val="left"/>
+      </w:pPr>
       <w:r>
         <w:rPr>
           <w:rFonts w:ascii="Arial" w:hAnsi="Arial"/>
@@ -13613,12 +15553,18 @@
           <w:sz w:val="20"/>
         </w:rPr>
         <w:t>Interfaz Principal del Centro de Control y Zona de Carga Masiva de Planillas de Nómina.</w:t>
-        <w:br/>
-      </w:r>
+      </w:r>
+    </w:p>
+    <w:p>
+      <w:pPr>
+        <w:spacing w:before="80" w:after="120"/>
+        <w:ind w:firstLine="0"/>
+        <w:jc w:val="center"/>
+      </w:pPr>
       <w:r>
         <w:drawing>
           <wp:inline xmlns:a="http://schemas.openxmlformats.org/drawingml/2006/main" xmlns:pic="http://schemas.openxmlformats.org/drawingml/2006/picture">
-            <wp:extent cx="5669280" cy="3194506"/>
+            <wp:extent cx="5486400" cy="3091458"/>
             <wp:docPr id="7" name="Picture 7"/>
             <wp:cNvGraphicFramePr>
               <a:graphicFrameLocks noChangeAspect="1"/>
@@ -13639,7 +15585,7 @@
                   <pic:spPr>
                     <a:xfrm>
                       <a:off x="0" y="0"/>
-                      <a:ext cx="5669280" cy="3194506"/>
+                      <a:ext cx="5486400" cy="3091458"/>
                     </a:xfrm>
                     <a:prstGeom prst="rect"/>
                   </pic:spPr>
@@ -13649,6 +15595,13 @@
           </wp:inline>
         </w:drawing>
       </w:r>
+    </w:p>
+    <w:p>
+      <w:pPr>
+        <w:spacing w:before="40" w:after="280" w:line="276" w:lineRule="auto"/>
+        <w:ind w:firstLine="0"/>
+        <w:jc w:val="left"/>
+      </w:pPr>
       <w:r>
         <w:rPr>
           <w:rFonts w:ascii="Arial" w:hAnsi="Arial"/>
@@ -13656,7 +15609,6 @@
           <w:color w:val="3C3C3C"/>
           <w:sz w:val="19"/>
         </w:rPr>
-        <w:br/>
         <w:t xml:space="preserve">Nota. </w:t>
       </w:r>
       <w:r>
@@ -13668,6 +15620,13 @@
         <w:t>Vista operativa en Next.js con carga Drag &amp; Drop, selección de aliados y tabla de monitoreo en tiempo real. Fuente: Elaboración propia (2026).</w:t>
         <w:br/>
       </w:r>
+    </w:p>
+    <w:p>
+      <w:pPr>
+        <w:spacing w:before="280" w:after="40" w:line="240" w:lineRule="auto"/>
+        <w:ind w:firstLine="0"/>
+        <w:jc w:val="left"/>
+      </w:pPr>
       <w:r>
         <w:rPr>
           <w:rFonts w:ascii="Arial" w:hAnsi="Arial"/>
@@ -13675,10 +15634,15 @@
           <w:color w:val="141414"/>
           <w:sz w:val="21"/>
         </w:rPr>
-        <w:br/>
         <w:t>Figura 4.6.2</w:t>
-        <w:br/>
-      </w:r>
+      </w:r>
+    </w:p>
+    <w:p>
+      <w:pPr>
+        <w:spacing w:before="0" w:after="120" w:line="240" w:lineRule="auto"/>
+        <w:ind w:firstLine="0"/>
+        <w:jc w:val="left"/>
+      </w:pPr>
       <w:r>
         <w:rPr>
           <w:rFonts w:ascii="Arial" w:hAnsi="Arial"/>
@@ -13687,12 +15651,18 @@
           <w:sz w:val="20"/>
         </w:rPr>
         <w:t>Tarjetas de Monitoreo KPI Gerencial y Selector de Clientes Corporativos.</w:t>
-        <w:br/>
-      </w:r>
+      </w:r>
+    </w:p>
+    <w:p>
+      <w:pPr>
+        <w:spacing w:before="80" w:after="120"/>
+        <w:ind w:firstLine="0"/>
+        <w:jc w:val="center"/>
+      </w:pPr>
       <w:r>
         <w:drawing>
           <wp:inline xmlns:a="http://schemas.openxmlformats.org/drawingml/2006/main" xmlns:pic="http://schemas.openxmlformats.org/drawingml/2006/picture">
-            <wp:extent cx="5669280" cy="2380655"/>
+            <wp:extent cx="5486400" cy="2303859"/>
             <wp:docPr id="8" name="Picture 8"/>
             <wp:cNvGraphicFramePr>
               <a:graphicFrameLocks noChangeAspect="1"/>
@@ -13713,7 +15683,7 @@
                   <pic:spPr>
                     <a:xfrm>
                       <a:off x="0" y="0"/>
-                      <a:ext cx="5669280" cy="2380655"/>
+                      <a:ext cx="5486400" cy="2303859"/>
                     </a:xfrm>
                     <a:prstGeom prst="rect"/>
                   </pic:spPr>
@@ -13723,6 +15693,13 @@
           </wp:inline>
         </w:drawing>
       </w:r>
+    </w:p>
+    <w:p>
+      <w:pPr>
+        <w:spacing w:before="40" w:after="280" w:line="276" w:lineRule="auto"/>
+        <w:ind w:firstLine="0"/>
+        <w:jc w:val="left"/>
+      </w:pPr>
       <w:r>
         <w:rPr>
           <w:rFonts w:ascii="Arial" w:hAnsi="Arial"/>
@@ -13730,7 +15707,6 @@
           <w:color w:val="3C3C3C"/>
           <w:sz w:val="19"/>
         </w:rPr>
-        <w:br/>
         <w:t xml:space="preserve">Nota. </w:t>
       </w:r>
       <w:r>
@@ -13742,6 +15718,13 @@
         <w:t>Indicadores de efectividad, resumen de lotes registrados y despacho manual segmentado por empresa. Fuente: Elaboración propia (2026).</w:t>
         <w:br/>
       </w:r>
+    </w:p>
+    <w:p>
+      <w:pPr>
+        <w:spacing w:before="280" w:after="40" w:line="240" w:lineRule="auto"/>
+        <w:ind w:firstLine="0"/>
+        <w:jc w:val="left"/>
+      </w:pPr>
       <w:r>
         <w:rPr>
           <w:rFonts w:ascii="Arial" w:hAnsi="Arial"/>
@@ -13749,10 +15732,15 @@
           <w:color w:val="141414"/>
           <w:sz w:val="21"/>
         </w:rPr>
-        <w:br/>
         <w:t>Figura 4.6.3</w:t>
-        <w:br/>
-      </w:r>
+      </w:r>
+    </w:p>
+    <w:p>
+      <w:pPr>
+        <w:spacing w:before="0" w:after="120" w:line="240" w:lineRule="auto"/>
+        <w:ind w:firstLine="0"/>
+        <w:jc w:val="left"/>
+      </w:pPr>
       <w:r>
         <w:rPr>
           <w:rFonts w:ascii="Arial" w:hAnsi="Arial"/>
@@ -13761,12 +15749,18 @@
           <w:sz w:val="20"/>
         </w:rPr>
         <w:t>Integración de Persistencia y Seguridad Cloud en Google Firebase.</w:t>
-        <w:br/>
-      </w:r>
+      </w:r>
+    </w:p>
+    <w:p>
+      <w:pPr>
+        <w:spacing w:before="80" w:after="120"/>
+        <w:ind w:firstLine="0"/>
+        <w:jc w:val="center"/>
+      </w:pPr>
       <w:r>
         <w:drawing>
           <wp:inline xmlns:a="http://schemas.openxmlformats.org/drawingml/2006/main" xmlns:pic="http://schemas.openxmlformats.org/drawingml/2006/picture">
-            <wp:extent cx="5669280" cy="3554372"/>
+            <wp:extent cx="5486400" cy="3439715"/>
             <wp:docPr id="9" name="Picture 9"/>
             <wp:cNvGraphicFramePr>
               <a:graphicFrameLocks noChangeAspect="1"/>
@@ -13787,7 +15781,7 @@
                   <pic:spPr>
                     <a:xfrm>
                       <a:off x="0" y="0"/>
-                      <a:ext cx="5669280" cy="3554372"/>
+                      <a:ext cx="5486400" cy="3439715"/>
                     </a:xfrm>
                     <a:prstGeom prst="rect"/>
                   </pic:spPr>
@@ -13797,6 +15791,13 @@
           </wp:inline>
         </w:drawing>
       </w:r>
+    </w:p>
+    <w:p>
+      <w:pPr>
+        <w:spacing w:before="40" w:after="280" w:line="276" w:lineRule="auto"/>
+        <w:ind w:firstLine="0"/>
+        <w:jc w:val="left"/>
+      </w:pPr>
       <w:r>
         <w:rPr>
           <w:rFonts w:ascii="Arial" w:hAnsi="Arial"/>
@@ -13804,7 +15805,6 @@
           <w:color w:val="3C3C3C"/>
           <w:sz w:val="19"/>
         </w:rPr>
-        <w:br/>
         <w:t xml:space="preserve">Nota. </w:t>
       </w:r>
       <w:r>

--- a/PPI_Cuarto_Semestre_RPA_LAD6819_FINAL.docx
+++ b/PPI_Cuarto_Semestre_RPA_LAD6819_FINAL.docx
@@ -14785,7 +14785,7 @@
       <w:r>
         <w:drawing>
           <wp:inline xmlns:a="http://schemas.openxmlformats.org/drawingml/2006/main" xmlns:pic="http://schemas.openxmlformats.org/drawingml/2006/picture">
-            <wp:extent cx="5486400" cy="3291840"/>
+            <wp:extent cx="5486400" cy="3441469"/>
             <wp:docPr id="3" name="Picture 3"/>
             <wp:cNvGraphicFramePr>
               <a:graphicFrameLocks noChangeAspect="1"/>
@@ -14806,7 +14806,7 @@
                   <pic:spPr>
                     <a:xfrm>
                       <a:off x="0" y="0"/>
-                      <a:ext cx="5486400" cy="3291840"/>
+                      <a:ext cx="5486400" cy="3441469"/>
                     </a:xfrm>
                     <a:prstGeom prst="rect"/>
                   </pic:spPr>
@@ -15169,7 +15169,7 @@
       <w:r>
         <w:drawing>
           <wp:inline xmlns:a="http://schemas.openxmlformats.org/drawingml/2006/main" xmlns:pic="http://schemas.openxmlformats.org/drawingml/2006/picture">
-            <wp:extent cx="5486400" cy="3291840"/>
+            <wp:extent cx="5486400" cy="3441469"/>
             <wp:docPr id="5" name="Picture 5"/>
             <wp:cNvGraphicFramePr>
               <a:graphicFrameLocks noChangeAspect="1"/>
@@ -15190,7 +15190,7 @@
                   <pic:spPr>
                     <a:xfrm>
                       <a:off x="0" y="0"/>
-                      <a:ext cx="5486400" cy="3291840"/>
+                      <a:ext cx="5486400" cy="3441469"/>
                     </a:xfrm>
                     <a:prstGeom prst="rect"/>
                   </pic:spPr>

--- a/PPI_Cuarto_Semestre_RPA_LAD6819_FINAL.docx
+++ b/PPI_Cuarto_Semestre_RPA_LAD6819_FINAL.docx
@@ -14641,7 +14641,7 @@
         <w:br/>
         <w:t>Requisitos Mínimos de Infraestructura:</w:t>
         <w:br/>
-        <w:t>• Entorno de Servidor: Node.js versión 18 LTS o superior; compatible con hosting serverless en Vercel Edge Network o ejecución local on-premises (puerto local 3001).</w:t>
+        <w:t>• Entorno de Servidor: Node.js versión 18 LTS o superior; desplegado y operativo en Vercel Edge Network (https://fronted-rpea.vercel.app) con soporte de ejecución local on-premises (puerto local 3001).</w:t>
         <w:br/>
         <w:t>• Almacenamiento: 80 MB de espacio en disco para el paquete compilado de la aplicación; persistencia elástica en Cloud Firestore.</w:t>
         <w:br/>
@@ -15504,7 +15504,7 @@
           <w:color w:val="1E1E1E"/>
           <w:sz w:val="22"/>
         </w:rPr>
-        <w:t>El prototipo del Sistema Web RPA LAD-6819 se encuentra totalmente desarrollado, operativo y verificado en entorno local (http://localhost:3001) y en la nube. A continuación, se detallan las interfaces de usuario que componen la solución:</w:t>
+        <w:t>El prototipo del Sistema Web RPA LAD-6819 se encuentra totalmente desarrollado, operativo y verificado en su despliegue en la nube en Vercel (https://fronted-rpea.vercel.app) y en el entorno local (http://localhost:3001). A continuación, se detallan las interfaces de usuario que componen la solución:</w:t>
         <w:br/>
         <w:br/>
         <w:t>1. Pantalla de Bienvenida y Selector de Roles RBAC: Permite ingresar con credenciales o alternar de forma interactiva entre los perfiles ADMINISTRADOR, SUPERVISOR y ANALISTA, adaptando dinámicamente las opciones del menú y los niveles de permiso.</w:t>
